--- a/4th Semester/04 Digital Logic Design/02 Final/Mid answer.docx
+++ b/4th Semester/04 Digital Logic Design/02 Final/Mid answer.docx
@@ -6093,29 +6093,7 @@
                 <w:sz w:val="22"/>
                 <w:szCs w:val="22"/>
               </w:rPr>
-              <w:t xml:space="preserve">The feedback path is present in </w:t>
-            </w:r>
-            <w:r>
-              <w:rPr>
-                <w:rStyle w:val="fontstyle01"/>
-                <w:rFonts w:asciiTheme="minorHAnsi" w:hAnsiTheme="minorHAnsi" w:cstheme="minorHAnsi"/>
-                <w:b/>
-                <w:bCs/>
-                <w:sz w:val="22"/>
-                <w:szCs w:val="22"/>
-              </w:rPr>
-              <w:t>the sequential</w:t>
-            </w:r>
-            <w:r>
-              <w:rPr>
-                <w:rStyle w:val="fontstyle01"/>
-                <w:rFonts w:asciiTheme="minorHAnsi" w:hAnsiTheme="minorHAnsi" w:cstheme="minorHAnsi"/>
-                <w:b/>
-                <w:bCs/>
-                <w:sz w:val="22"/>
-                <w:szCs w:val="22"/>
-              </w:rPr>
-              <w:t xml:space="preserve"> circuits</w:t>
+              <w:t>The feedback path is present in the sequential circuits</w:t>
             </w:r>
           </w:p>
         </w:tc>
@@ -6497,21 +6475,7 @@
           <w:rFonts w:cstheme="minorHAnsi"/>
           <w:color w:val="000000"/>
         </w:rPr>
-        <w:t>A clock signal is a periodic signal in which ON time and OFF time need not be the same.</w:t>
-      </w:r>
-      <w:r>
-        <w:rPr>
-          <w:rFonts w:cstheme="minorHAnsi"/>
-          <w:color w:val="000000"/>
-        </w:rPr>
-        <w:t xml:space="preserve"> </w:t>
-      </w:r>
-      <w:r>
-        <w:rPr>
-          <w:rFonts w:cstheme="minorHAnsi"/>
-          <w:color w:val="000000"/>
-        </w:rPr>
-        <w:t>When ON time and OFF time of the clock signal are the same, a square wave is used to represent the clock signal.</w:t>
+        <w:t>A clock signal is a periodic signal in which ON time and OFF time need not be the same. When ON time and OFF time of the clock signal are the same, a square wave is used to represent the clock signal.</w:t>
       </w:r>
     </w:p>
     <w:p>
@@ -6723,35 +6687,7 @@
           <w:rFonts w:cstheme="minorHAnsi"/>
           <w:color w:val="000000"/>
         </w:rPr>
-        <w:t>Latches are basic storage elements that operate with signal levels</w:t>
-      </w:r>
-      <w:r>
-        <w:rPr>
-          <w:rFonts w:cstheme="minorHAnsi"/>
-          <w:color w:val="000000"/>
-        </w:rPr>
-        <w:t xml:space="preserve">. </w:t>
-      </w:r>
-      <w:r>
-        <w:rPr>
-          <w:rFonts w:cstheme="minorHAnsi"/>
-          <w:color w:val="000000"/>
-        </w:rPr>
-        <w:t>Latches controlled by a clock transition are flip-flops</w:t>
-      </w:r>
-      <w:r>
-        <w:rPr>
-          <w:rFonts w:cstheme="minorHAnsi"/>
-          <w:color w:val="000000"/>
-        </w:rPr>
-        <w:t xml:space="preserve">. </w:t>
-      </w:r>
-      <w:r>
-        <w:rPr>
-          <w:rFonts w:cstheme="minorHAnsi"/>
-          <w:color w:val="000000"/>
-        </w:rPr>
-        <w:t>Latches are level-sensitive devices.</w:t>
+        <w:t>Latches are basic storage elements that operate with signal levels. Latches controlled by a clock transition are flip-flops. Latches are level-sensitive devices.</w:t>
       </w:r>
     </w:p>
     <w:p>
@@ -6772,32 +6708,14 @@
           <w:sz w:val="24"/>
           <w:szCs w:val="24"/>
         </w:rPr>
-        <w:t>SR (Set-Reset) Latch –</w:t>
-      </w:r>
-      <w:r>
-        <w:rPr>
-          <w:rFonts w:cstheme="minorHAnsi"/>
-          <w:b/>
-          <w:bCs/>
-          <w:color w:val="000000"/>
-          <w:sz w:val="24"/>
-          <w:szCs w:val="24"/>
-        </w:rPr>
-        <w:t xml:space="preserve"> </w:t>
-      </w:r>
-      <w:r>
-        <w:rPr>
-          <w:rFonts w:cstheme="minorHAnsi"/>
-          <w:color w:val="000000"/>
-        </w:rPr>
-        <w:t>The SR latch forms the basic building blocks of all other types of flip-flops.</w:t>
-      </w:r>
-      <w:r>
-        <w:rPr>
-          <w:rFonts w:cstheme="minorHAnsi"/>
-          <w:color w:val="000000"/>
-        </w:rPr>
-        <w:t xml:space="preserve"> </w:t>
+        <w:t xml:space="preserve">SR (Set-Reset) Latch – </w:t>
+      </w:r>
+      <w:r>
+        <w:rPr>
+          <w:rFonts w:cstheme="minorHAnsi"/>
+          <w:color w:val="000000"/>
+        </w:rPr>
+        <w:t xml:space="preserve">The SR latch forms the basic building blocks of all other types of flip-flops. </w:t>
       </w:r>
     </w:p>
     <w:p>
@@ -6969,7 +6887,7 @@
           <w:szCs w:val="20"/>
         </w:rPr>
         <w:drawing>
-          <wp:anchor distT="0" distB="0" distL="114300" distR="114300" simplePos="0" relativeHeight="251665408" behindDoc="0" locked="0" layoutInCell="1" allowOverlap="1" wp14:anchorId="495917B7" wp14:editId="0674EC15">
+          <wp:anchor distT="0" distB="0" distL="114300" distR="114300" simplePos="0" relativeHeight="251665408" behindDoc="0" locked="0" layoutInCell="1" allowOverlap="1" wp14:anchorId="495917B7" wp14:editId="383A9B91">
             <wp:simplePos x="0" y="0"/>
             <wp:positionH relativeFrom="margin">
               <wp:posOffset>1085850</wp:posOffset>
@@ -6994,6 +6912,15 @@
                   <pic:blipFill>
                     <a:blip r:embed="rId19">
                       <a:extLst>
+                        <a:ext uri="{BEBA8EAE-BF5A-486C-A8C5-ECC9F3942E4B}">
+                          <a14:imgProps xmlns:a14="http://schemas.microsoft.com/office/drawing/2010/main">
+                            <a14:imgLayer r:embed="rId20">
+                              <a14:imgEffect>
+                                <a14:sharpenSoften amount="50000"/>
+                              </a14:imgEffect>
+                            </a14:imgLayer>
+                          </a14:imgProps>
+                        </a:ext>
                         <a:ext uri="{28A0092B-C50C-407E-A947-70E740481C1C}">
                           <a14:useLocalDpi xmlns:a14="http://schemas.microsoft.com/office/drawing/2010/main" val="0"/>
                         </a:ext>
@@ -7148,7 +7075,7 @@
           <w:noProof/>
         </w:rPr>
         <w:drawing>
-          <wp:anchor distT="0" distB="0" distL="114300" distR="114300" simplePos="0" relativeHeight="251667456" behindDoc="0" locked="0" layoutInCell="1" allowOverlap="1" wp14:anchorId="0816BC81" wp14:editId="6DFEDE84">
+          <wp:anchor distT="0" distB="0" distL="114300" distR="114300" simplePos="0" relativeHeight="251667456" behindDoc="0" locked="0" layoutInCell="1" allowOverlap="1" wp14:anchorId="0816BC81" wp14:editId="50AFCEE7">
             <wp:simplePos x="0" y="0"/>
             <wp:positionH relativeFrom="margin">
               <wp:align>center</wp:align>
@@ -7171,8 +7098,17 @@
                     <pic:cNvPicPr/>
                   </pic:nvPicPr>
                   <pic:blipFill>
-                    <a:blip r:embed="rId20">
+                    <a:blip r:embed="rId21">
                       <a:extLst>
+                        <a:ext uri="{BEBA8EAE-BF5A-486C-A8C5-ECC9F3942E4B}">
+                          <a14:imgProps xmlns:a14="http://schemas.microsoft.com/office/drawing/2010/main">
+                            <a14:imgLayer r:embed="rId22">
+                              <a14:imgEffect>
+                                <a14:sharpenSoften amount="50000"/>
+                              </a14:imgEffect>
+                            </a14:imgLayer>
+                          </a14:imgProps>
+                        </a:ext>
                         <a:ext uri="{28A0092B-C50C-407E-A947-70E740481C1C}">
                           <a14:useLocalDpi xmlns:a14="http://schemas.microsoft.com/office/drawing/2010/main" val="0"/>
                         </a:ext>
@@ -7348,32 +7284,21 @@
           <w:szCs w:val="24"/>
         </w:rPr>
       </w:pPr>
-    </w:p>
-    <w:p>
-      <w:pPr>
-        <w:rPr>
-          <w:rFonts w:eastAsia="Times New Roman" w:cstheme="minorHAnsi"/>
-          <w:b/>
-          <w:bCs/>
-          <w:sz w:val="24"/>
-          <w:szCs w:val="24"/>
-        </w:rPr>
-      </w:pPr>
       <w:r>
         <w:rPr>
           <w:rFonts w:cstheme="minorHAnsi"/>
           <w:noProof/>
         </w:rPr>
         <w:drawing>
-          <wp:anchor distT="0" distB="0" distL="114300" distR="114300" simplePos="0" relativeHeight="251670528" behindDoc="0" locked="0" layoutInCell="1" allowOverlap="1" wp14:anchorId="37AF7EE2" wp14:editId="71D5001A">
+          <wp:anchor distT="0" distB="0" distL="114300" distR="114300" simplePos="0" relativeHeight="251670528" behindDoc="0" locked="0" layoutInCell="1" allowOverlap="1" wp14:anchorId="37AF7EE2" wp14:editId="58B7C2C4">
             <wp:simplePos x="0" y="0"/>
             <wp:positionH relativeFrom="margin">
               <wp:posOffset>4187190</wp:posOffset>
             </wp:positionH>
             <wp:positionV relativeFrom="paragraph">
-              <wp:posOffset>8890</wp:posOffset>
+              <wp:posOffset>111125</wp:posOffset>
             </wp:positionV>
-            <wp:extent cx="2857500" cy="1617970"/>
+            <wp:extent cx="2857500" cy="1617345"/>
             <wp:effectExtent l="0" t="0" r="0" b="1905"/>
             <wp:wrapNone/>
             <wp:docPr id="17" name="Picture 17"/>
@@ -7388,7 +7313,7 @@
                     <pic:cNvPicPr/>
                   </pic:nvPicPr>
                   <pic:blipFill>
-                    <a:blip r:embed="rId21">
+                    <a:blip r:embed="rId23">
                       <a:extLst>
                         <a:ext uri="{28A0092B-C50C-407E-A947-70E740481C1C}">
                           <a14:useLocalDpi xmlns:a14="http://schemas.microsoft.com/office/drawing/2010/main" val="0"/>
@@ -7402,7 +7327,7 @@
                   <pic:spPr>
                     <a:xfrm>
                       <a:off x="0" y="0"/>
-                      <a:ext cx="2857500" cy="1617970"/>
+                      <a:ext cx="2857500" cy="1617345"/>
                     </a:xfrm>
                     <a:prstGeom prst="rect">
                       <a:avLst/>
@@ -7420,6 +7345,17 @@
           </wp:anchor>
         </w:drawing>
       </w:r>
+    </w:p>
+    <w:p>
+      <w:pPr>
+        <w:rPr>
+          <w:rFonts w:eastAsia="Times New Roman" w:cstheme="minorHAnsi"/>
+          <w:b/>
+          <w:bCs/>
+          <w:sz w:val="24"/>
+          <w:szCs w:val="24"/>
+        </w:rPr>
+      </w:pPr>
       <w:r>
         <w:rPr>
           <w:rFonts w:eastAsia="Times New Roman" w:cstheme="minorHAnsi"/>
@@ -7586,16 +7522,7 @@
           <w:bCs/>
           <w:color w:val="000000"/>
         </w:rPr>
-        <w:t xml:space="preserve"> Using NAND Latch</w:t>
-      </w:r>
-      <w:r>
-        <w:rPr>
-          <w:rFonts w:cstheme="minorHAnsi"/>
-          <w:b/>
-          <w:bCs/>
-          <w:color w:val="000000"/>
-        </w:rPr>
-        <w:t xml:space="preserve"> </w:t>
+        <w:t xml:space="preserve"> Using NAND Latch </w:t>
       </w:r>
       <w:r>
         <w:rPr>
@@ -7617,68 +7544,19 @@
       </w:pPr>
       <w:r>
         <w:rPr>
-          <w:rFonts w:eastAsia="Times New Roman" w:cstheme="minorHAnsi"/>
-          <w:color w:val="000000"/>
-        </w:rPr>
-        <w:sym w:font="Symbol" w:char="F0B7"/>
-      </w:r>
-      <w:r>
-        <w:rPr>
-          <w:rFonts w:eastAsia="Times New Roman" w:cstheme="minorHAnsi"/>
-          <w:color w:val="000000"/>
-        </w:rPr>
-        <w:t xml:space="preserve"> NAND latch</w:t>
-      </w:r>
-    </w:p>
-    <w:p>
-      <w:pPr>
-        <w:spacing w:after="0" w:line="276" w:lineRule="auto"/>
-        <w:jc w:val="both"/>
-        <w:rPr>
-          <w:rFonts w:eastAsia="Times New Roman" w:cstheme="minorHAnsi"/>
-          <w:color w:val="000000"/>
-        </w:rPr>
-      </w:pPr>
-      <w:r>
-        <w:rPr>
-          <w:rFonts w:eastAsia="Times New Roman" w:cstheme="minorHAnsi"/>
-          <w:color w:val="000000"/>
-        </w:rPr>
-        <w:sym w:font="Symbol" w:char="F0B7"/>
-      </w:r>
-      <w:r>
-        <w:rPr>
-          <w:rFonts w:eastAsia="Times New Roman" w:cstheme="minorHAnsi"/>
-          <w:color w:val="000000"/>
-        </w:rPr>
-        <w:t xml:space="preserve"> Two NAND gates</w:t>
-      </w:r>
-    </w:p>
-    <w:p>
-      <w:pPr>
-        <w:spacing w:before="240" w:after="0" w:line="276" w:lineRule="auto"/>
-        <w:jc w:val="both"/>
-        <w:rPr>
-          <w:rFonts w:eastAsia="Times New Roman" w:cstheme="minorHAnsi"/>
-          <w:b/>
-          <w:bCs/>
-        </w:rPr>
-      </w:pPr>
-      <w:r>
-        <w:rPr>
           <w:rFonts w:cstheme="minorHAnsi"/>
           <w:noProof/>
         </w:rPr>
         <w:drawing>
-          <wp:anchor distT="0" distB="0" distL="114300" distR="114300" simplePos="0" relativeHeight="251669504" behindDoc="0" locked="0" layoutInCell="1" allowOverlap="1" wp14:anchorId="6FC6E144" wp14:editId="4A341EE1">
+          <wp:anchor distT="0" distB="0" distL="114300" distR="114300" simplePos="0" relativeHeight="251669504" behindDoc="0" locked="0" layoutInCell="1" allowOverlap="1" wp14:anchorId="6FC6E144" wp14:editId="496D6B72">
             <wp:simplePos x="0" y="0"/>
             <wp:positionH relativeFrom="margin">
               <wp:posOffset>3882390</wp:posOffset>
             </wp:positionH>
             <wp:positionV relativeFrom="paragraph">
-              <wp:posOffset>95249</wp:posOffset>
+              <wp:posOffset>161925</wp:posOffset>
             </wp:positionV>
-            <wp:extent cx="3238500" cy="2041997"/>
+            <wp:extent cx="3238500" cy="2041525"/>
             <wp:effectExtent l="0" t="0" r="0" b="0"/>
             <wp:wrapNone/>
             <wp:docPr id="16" name="Picture 16"/>
@@ -7693,7 +7571,7 @@
                     <pic:cNvPicPr/>
                   </pic:nvPicPr>
                   <pic:blipFill>
-                    <a:blip r:embed="rId22">
+                    <a:blip r:embed="rId24">
                       <a:extLst>
                         <a:ext uri="{28A0092B-C50C-407E-A947-70E740481C1C}">
                           <a14:useLocalDpi xmlns:a14="http://schemas.microsoft.com/office/drawing/2010/main" val="0"/>
@@ -7707,7 +7585,7 @@
                   <pic:spPr>
                     <a:xfrm>
                       <a:off x="0" y="0"/>
-                      <a:ext cx="3243316" cy="2045034"/>
+                      <a:ext cx="3238500" cy="2041525"/>
                     </a:xfrm>
                     <a:prstGeom prst="rect">
                       <a:avLst/>
@@ -7727,17 +7605,41 @@
       </w:r>
       <w:r>
         <w:rPr>
+          <w:rFonts w:eastAsia="Times New Roman" w:cstheme="minorHAnsi"/>
+          <w:color w:val="000000"/>
+        </w:rPr>
+        <w:sym w:font="Symbol" w:char="F0B7"/>
+      </w:r>
+      <w:r>
+        <w:rPr>
+          <w:rFonts w:eastAsia="Times New Roman" w:cstheme="minorHAnsi"/>
+          <w:color w:val="000000"/>
+        </w:rPr>
+        <w:t xml:space="preserve"> NAND latch</w:t>
+      </w:r>
+    </w:p>
+    <w:p>
+      <w:pPr>
+        <w:spacing w:after="0" w:line="276" w:lineRule="auto"/>
+        <w:jc w:val="both"/>
+        <w:rPr>
+          <w:rFonts w:eastAsia="Times New Roman" w:cstheme="minorHAnsi"/>
+          <w:color w:val="000000"/>
+        </w:rPr>
+      </w:pPr>
+      <w:r>
+        <w:rPr>
           <w:rFonts w:cstheme="minorHAnsi"/>
           <w:noProof/>
         </w:rPr>
         <w:drawing>
-          <wp:anchor distT="0" distB="0" distL="114300" distR="114300" simplePos="0" relativeHeight="251668480" behindDoc="0" locked="0" layoutInCell="1" allowOverlap="1" wp14:anchorId="7AE58B2C" wp14:editId="46A27D91">
+          <wp:anchor distT="0" distB="0" distL="114300" distR="114300" simplePos="0" relativeHeight="251668480" behindDoc="0" locked="0" layoutInCell="1" allowOverlap="1" wp14:anchorId="7AE58B2C" wp14:editId="644C1785">
             <wp:simplePos x="0" y="0"/>
             <wp:positionH relativeFrom="column">
               <wp:posOffset>758190</wp:posOffset>
             </wp:positionH>
             <wp:positionV relativeFrom="paragraph">
-              <wp:posOffset>95885</wp:posOffset>
+              <wp:posOffset>175895</wp:posOffset>
             </wp:positionV>
             <wp:extent cx="3143250" cy="2038350"/>
             <wp:effectExtent l="0" t="0" r="0" b="0"/>
@@ -7754,7 +7656,7 @@
                     <pic:cNvPicPr/>
                   </pic:nvPicPr>
                   <pic:blipFill>
-                    <a:blip r:embed="rId23">
+                    <a:blip r:embed="rId25">
                       <a:extLst>
                         <a:ext uri="{28A0092B-C50C-407E-A947-70E740481C1C}">
                           <a14:useLocalDpi xmlns:a14="http://schemas.microsoft.com/office/drawing/2010/main" val="0"/>
@@ -7789,10 +7691,16 @@
       <w:r>
         <w:rPr>
           <w:rFonts w:eastAsia="Times New Roman" w:cstheme="minorHAnsi"/>
-          <w:b/>
-          <w:bCs/>
-        </w:rPr>
-        <w:t xml:space="preserve">Logic Circuit: </w:t>
+          <w:color w:val="000000"/>
+        </w:rPr>
+        <w:sym w:font="Symbol" w:char="F0B7"/>
+      </w:r>
+      <w:r>
+        <w:rPr>
+          <w:rFonts w:eastAsia="Times New Roman" w:cstheme="minorHAnsi"/>
+          <w:color w:val="000000"/>
+        </w:rPr>
+        <w:t xml:space="preserve"> Two NAND gates</w:t>
       </w:r>
     </w:p>
     <w:p>
@@ -7805,6 +7713,14 @@
           <w:bCs/>
         </w:rPr>
       </w:pPr>
+      <w:r>
+        <w:rPr>
+          <w:rFonts w:eastAsia="Times New Roman" w:cstheme="minorHAnsi"/>
+          <w:b/>
+          <w:bCs/>
+        </w:rPr>
+        <w:t xml:space="preserve">Logic Circuit: </w:t>
+      </w:r>
     </w:p>
     <w:p>
       <w:pPr>
@@ -7819,6 +7735,17 @@
     </w:p>
     <w:p>
       <w:pPr>
+        <w:spacing w:before="240" w:after="0" w:line="276" w:lineRule="auto"/>
+        <w:jc w:val="both"/>
+        <w:rPr>
+          <w:rFonts w:eastAsia="Times New Roman" w:cstheme="minorHAnsi"/>
+          <w:b/>
+          <w:bCs/>
+        </w:rPr>
+      </w:pPr>
+    </w:p>
+    <w:p>
+      <w:pPr>
         <w:rPr>
           <w:rFonts w:eastAsia="Times New Roman" w:cstheme="minorHAnsi"/>
           <w:b/>
@@ -8004,34 +7931,7 @@
           <w:bCs/>
           <w:color w:val="000000"/>
         </w:rPr>
-        <w:t xml:space="preserve"> Using SR Flip Flop Constructed From</w:t>
-      </w:r>
-      <w:r>
-        <w:rPr>
-          <w:rFonts w:eastAsia="Times New Roman" w:cstheme="minorHAnsi"/>
-          <w:b/>
-          <w:bCs/>
-          <w:color w:val="000000"/>
-        </w:rPr>
-        <w:t xml:space="preserve"> </w:t>
-      </w:r>
-      <w:r>
-        <w:rPr>
-          <w:rFonts w:eastAsia="Times New Roman" w:cstheme="minorHAnsi"/>
-          <w:b/>
-          <w:bCs/>
-          <w:color w:val="000000"/>
-        </w:rPr>
-        <w:t>NAND Latch</w:t>
-      </w:r>
-      <w:r>
-        <w:rPr>
-          <w:rFonts w:eastAsia="Times New Roman" w:cstheme="minorHAnsi"/>
-          <w:b/>
-          <w:bCs/>
-          <w:color w:val="000000"/>
-        </w:rPr>
-        <w:t xml:space="preserve"> –</w:t>
+        <w:t xml:space="preserve"> Using SR Flip Flop Constructed From NAND Latch –</w:t>
       </w:r>
     </w:p>
     <w:p>
@@ -8117,18 +8017,7 @@
           <w:sz w:val="24"/>
           <w:szCs w:val="24"/>
         </w:rPr>
-        <w:t>Logic Circuit</w:t>
-      </w:r>
-      <w:r>
-        <w:rPr>
-          <w:rFonts w:cstheme="minorHAnsi"/>
-          <w:b/>
-          <w:bCs/>
-          <w:color w:val="000000"/>
-          <w:sz w:val="24"/>
-          <w:szCs w:val="24"/>
-        </w:rPr>
-        <w:t xml:space="preserve"> – </w:t>
+        <w:t xml:space="preserve">Logic Circuit – </w:t>
       </w:r>
     </w:p>
     <w:p>
@@ -8144,14 +8033,7 @@
           <w:rFonts w:cstheme="minorHAnsi"/>
           <w:color w:val="000000"/>
         </w:rPr>
-        <w:t>The logic circuit for JK Flip Flop constructed using SR Flip Flop constructed from NAND latch is as shown below</w:t>
-      </w:r>
-      <w:r>
-        <w:rPr>
-          <w:rFonts w:cstheme="minorHAnsi"/>
-          <w:color w:val="000000"/>
-        </w:rPr>
-        <w:t>-</w:t>
+        <w:t>The logic circuit for JK Flip Flop constructed using SR Flip Flop constructed from NAND latch is as shown below-</w:t>
       </w:r>
     </w:p>
     <w:p>
@@ -8172,13 +8054,180 @@
           <w:noProof/>
         </w:rPr>
         <w:drawing>
-          <wp:anchor distT="0" distB="0" distL="114300" distR="114300" simplePos="0" relativeHeight="251673600" behindDoc="0" locked="0" layoutInCell="1" allowOverlap="1" wp14:anchorId="5A46B685" wp14:editId="719B6272">
+          <wp:anchor distT="0" distB="0" distL="114300" distR="114300" simplePos="0" relativeHeight="251671552" behindDoc="0" locked="0" layoutInCell="1" allowOverlap="1" wp14:anchorId="173A3153" wp14:editId="163C0299">
             <wp:simplePos x="0" y="0"/>
             <wp:positionH relativeFrom="margin">
-              <wp:posOffset>3214370</wp:posOffset>
+              <wp:posOffset>43815</wp:posOffset>
             </wp:positionH>
             <wp:positionV relativeFrom="paragraph">
-              <wp:posOffset>1453515</wp:posOffset>
+              <wp:posOffset>85089</wp:posOffset>
+            </wp:positionV>
+            <wp:extent cx="3524250" cy="2096515"/>
+            <wp:effectExtent l="0" t="0" r="0" b="0"/>
+            <wp:wrapNone/>
+            <wp:docPr id="18" name="Picture 18"/>
+            <wp:cNvGraphicFramePr>
+              <a:graphicFrameLocks xmlns:a="http://schemas.openxmlformats.org/drawingml/2006/main" noChangeAspect="1"/>
+            </wp:cNvGraphicFramePr>
+            <a:graphic xmlns:a="http://schemas.openxmlformats.org/drawingml/2006/main">
+              <a:graphicData uri="http://schemas.openxmlformats.org/drawingml/2006/picture">
+                <pic:pic xmlns:pic="http://schemas.openxmlformats.org/drawingml/2006/picture">
+                  <pic:nvPicPr>
+                    <pic:cNvPr id="1" name=""/>
+                    <pic:cNvPicPr/>
+                  </pic:nvPicPr>
+                  <pic:blipFill>
+                    <a:blip r:embed="rId26">
+                      <a:extLst>
+                        <a:ext uri="{28A0092B-C50C-407E-A947-70E740481C1C}">
+                          <a14:useLocalDpi xmlns:a14="http://schemas.microsoft.com/office/drawing/2010/main" val="0"/>
+                        </a:ext>
+                      </a:extLst>
+                    </a:blip>
+                    <a:stretch>
+                      <a:fillRect/>
+                    </a:stretch>
+                  </pic:blipFill>
+                  <pic:spPr>
+                    <a:xfrm>
+                      <a:off x="0" y="0"/>
+                      <a:ext cx="3533992" cy="2102310"/>
+                    </a:xfrm>
+                    <a:prstGeom prst="rect">
+                      <a:avLst/>
+                    </a:prstGeom>
+                  </pic:spPr>
+                </pic:pic>
+              </a:graphicData>
+            </a:graphic>
+            <wp14:sizeRelH relativeFrom="margin">
+              <wp14:pctWidth>0</wp14:pctWidth>
+            </wp14:sizeRelH>
+            <wp14:sizeRelV relativeFrom="margin">
+              <wp14:pctHeight>0</wp14:pctHeight>
+            </wp14:sizeRelV>
+          </wp:anchor>
+        </w:drawing>
+      </w:r>
+      <w:r>
+        <w:rPr>
+          <w:rFonts w:cstheme="minorHAnsi"/>
+          <w:noProof/>
+        </w:rPr>
+        <w:drawing>
+          <wp:anchor distT="0" distB="0" distL="114300" distR="114300" simplePos="0" relativeHeight="251672576" behindDoc="0" locked="0" layoutInCell="1" allowOverlap="1" wp14:anchorId="4C76E4B6" wp14:editId="2467E273">
+            <wp:simplePos x="0" y="0"/>
+            <wp:positionH relativeFrom="page">
+              <wp:posOffset>4505325</wp:posOffset>
+            </wp:positionH>
+            <wp:positionV relativeFrom="paragraph">
+              <wp:posOffset>224790</wp:posOffset>
+            </wp:positionV>
+            <wp:extent cx="2551636" cy="1057275"/>
+            <wp:effectExtent l="0" t="0" r="1270" b="0"/>
+            <wp:wrapNone/>
+            <wp:docPr id="19" name="Picture 19"/>
+            <wp:cNvGraphicFramePr>
+              <a:graphicFrameLocks xmlns:a="http://schemas.openxmlformats.org/drawingml/2006/main" noChangeAspect="1"/>
+            </wp:cNvGraphicFramePr>
+            <a:graphic xmlns:a="http://schemas.openxmlformats.org/drawingml/2006/main">
+              <a:graphicData uri="http://schemas.openxmlformats.org/drawingml/2006/picture">
+                <pic:pic xmlns:pic="http://schemas.openxmlformats.org/drawingml/2006/picture">
+                  <pic:nvPicPr>
+                    <pic:cNvPr id="1" name=""/>
+                    <pic:cNvPicPr/>
+                  </pic:nvPicPr>
+                  <pic:blipFill>
+                    <a:blip r:embed="rId27">
+                      <a:extLst>
+                        <a:ext uri="{28A0092B-C50C-407E-A947-70E740481C1C}">
+                          <a14:useLocalDpi xmlns:a14="http://schemas.microsoft.com/office/drawing/2010/main" val="0"/>
+                        </a:ext>
+                      </a:extLst>
+                    </a:blip>
+                    <a:stretch>
+                      <a:fillRect/>
+                    </a:stretch>
+                  </pic:blipFill>
+                  <pic:spPr>
+                    <a:xfrm>
+                      <a:off x="0" y="0"/>
+                      <a:ext cx="2551636" cy="1057275"/>
+                    </a:xfrm>
+                    <a:prstGeom prst="rect">
+                      <a:avLst/>
+                    </a:prstGeom>
+                  </pic:spPr>
+                </pic:pic>
+              </a:graphicData>
+            </a:graphic>
+            <wp14:sizeRelH relativeFrom="margin">
+              <wp14:pctWidth>0</wp14:pctWidth>
+            </wp14:sizeRelH>
+            <wp14:sizeRelV relativeFrom="margin">
+              <wp14:pctHeight>0</wp14:pctHeight>
+            </wp14:sizeRelV>
+          </wp:anchor>
+        </w:drawing>
+      </w:r>
+    </w:p>
+    <w:p>
+      <w:pPr>
+        <w:rPr>
+          <w:rFonts w:eastAsia="Times New Roman" w:cstheme="minorHAnsi"/>
+          <w:sz w:val="20"/>
+          <w:szCs w:val="20"/>
+        </w:rPr>
+      </w:pPr>
+    </w:p>
+    <w:p>
+      <w:pPr>
+        <w:rPr>
+          <w:rFonts w:eastAsia="Times New Roman" w:cstheme="minorHAnsi"/>
+          <w:sz w:val="20"/>
+          <w:szCs w:val="20"/>
+        </w:rPr>
+      </w:pPr>
+    </w:p>
+    <w:p>
+      <w:pPr>
+        <w:rPr>
+          <w:rFonts w:eastAsia="Times New Roman" w:cstheme="minorHAnsi"/>
+          <w:sz w:val="20"/>
+          <w:szCs w:val="20"/>
+        </w:rPr>
+      </w:pPr>
+    </w:p>
+    <w:p>
+      <w:pPr>
+        <w:rPr>
+          <w:rFonts w:eastAsia="Times New Roman" w:cstheme="minorHAnsi"/>
+          <w:sz w:val="20"/>
+          <w:szCs w:val="20"/>
+        </w:rPr>
+      </w:pPr>
+    </w:p>
+    <w:p>
+      <w:pPr>
+        <w:rPr>
+          <w:rFonts w:eastAsia="Times New Roman" w:cstheme="minorHAnsi"/>
+          <w:sz w:val="20"/>
+          <w:szCs w:val="20"/>
+        </w:rPr>
+      </w:pPr>
+      <w:r>
+        <w:rPr>
+          <w:rFonts w:cstheme="minorHAnsi"/>
+          <w:noProof/>
+        </w:rPr>
+        <w:drawing>
+          <wp:anchor distT="0" distB="0" distL="114300" distR="114300" simplePos="0" relativeHeight="251673600" behindDoc="0" locked="0" layoutInCell="1" allowOverlap="1" wp14:anchorId="5A46B685" wp14:editId="2C8BC126">
+            <wp:simplePos x="0" y="0"/>
+            <wp:positionH relativeFrom="page">
+              <wp:posOffset>3759200</wp:posOffset>
+            </wp:positionH>
+            <wp:positionV relativeFrom="paragraph">
+              <wp:posOffset>194945</wp:posOffset>
             </wp:positionV>
             <wp:extent cx="3868167" cy="2085975"/>
             <wp:effectExtent l="0" t="0" r="0" b="0"/>
@@ -8195,7 +8244,7 @@
                     <pic:cNvPicPr/>
                   </pic:nvPicPr>
                   <pic:blipFill>
-                    <a:blip r:embed="rId24">
+                    <a:blip r:embed="rId28">
                       <a:extLst>
                         <a:ext uri="{28A0092B-C50C-407E-A947-70E740481C1C}">
                           <a14:useLocalDpi xmlns:a14="http://schemas.microsoft.com/office/drawing/2010/main" val="0"/>
@@ -8227,128 +8276,6 @@
           </wp:anchor>
         </w:drawing>
       </w:r>
-      <w:r>
-        <w:rPr>
-          <w:rFonts w:cstheme="minorHAnsi"/>
-          <w:noProof/>
-        </w:rPr>
-        <w:drawing>
-          <wp:anchor distT="0" distB="0" distL="114300" distR="114300" simplePos="0" relativeHeight="251672576" behindDoc="0" locked="0" layoutInCell="1" allowOverlap="1" wp14:anchorId="4C76E4B6" wp14:editId="46E70BA0">
-            <wp:simplePos x="0" y="0"/>
-            <wp:positionH relativeFrom="page">
-              <wp:posOffset>4505325</wp:posOffset>
-            </wp:positionH>
-            <wp:positionV relativeFrom="paragraph">
-              <wp:posOffset>224790</wp:posOffset>
-            </wp:positionV>
-            <wp:extent cx="2551636" cy="1057275"/>
-            <wp:effectExtent l="0" t="0" r="1270" b="0"/>
-            <wp:wrapNone/>
-            <wp:docPr id="19" name="Picture 19"/>
-            <wp:cNvGraphicFramePr>
-              <a:graphicFrameLocks xmlns:a="http://schemas.openxmlformats.org/drawingml/2006/main" noChangeAspect="1"/>
-            </wp:cNvGraphicFramePr>
-            <a:graphic xmlns:a="http://schemas.openxmlformats.org/drawingml/2006/main">
-              <a:graphicData uri="http://schemas.openxmlformats.org/drawingml/2006/picture">
-                <pic:pic xmlns:pic="http://schemas.openxmlformats.org/drawingml/2006/picture">
-                  <pic:nvPicPr>
-                    <pic:cNvPr id="1" name=""/>
-                    <pic:cNvPicPr/>
-                  </pic:nvPicPr>
-                  <pic:blipFill>
-                    <a:blip r:embed="rId25">
-                      <a:extLst>
-                        <a:ext uri="{28A0092B-C50C-407E-A947-70E740481C1C}">
-                          <a14:useLocalDpi xmlns:a14="http://schemas.microsoft.com/office/drawing/2010/main" val="0"/>
-                        </a:ext>
-                      </a:extLst>
-                    </a:blip>
-                    <a:stretch>
-                      <a:fillRect/>
-                    </a:stretch>
-                  </pic:blipFill>
-                  <pic:spPr>
-                    <a:xfrm>
-                      <a:off x="0" y="0"/>
-                      <a:ext cx="2551636" cy="1057275"/>
-                    </a:xfrm>
-                    <a:prstGeom prst="rect">
-                      <a:avLst/>
-                    </a:prstGeom>
-                  </pic:spPr>
-                </pic:pic>
-              </a:graphicData>
-            </a:graphic>
-            <wp14:sizeRelH relativeFrom="margin">
-              <wp14:pctWidth>0</wp14:pctWidth>
-            </wp14:sizeRelH>
-            <wp14:sizeRelV relativeFrom="margin">
-              <wp14:pctHeight>0</wp14:pctHeight>
-            </wp14:sizeRelV>
-          </wp:anchor>
-        </w:drawing>
-      </w:r>
-      <w:r>
-        <w:rPr>
-          <w:rFonts w:cstheme="minorHAnsi"/>
-          <w:noProof/>
-        </w:rPr>
-        <w:drawing>
-          <wp:anchor distT="0" distB="0" distL="114300" distR="114300" simplePos="0" relativeHeight="251671552" behindDoc="0" locked="0" layoutInCell="1" allowOverlap="1" wp14:anchorId="173A3153" wp14:editId="4E1375CD">
-            <wp:simplePos x="0" y="0"/>
-            <wp:positionH relativeFrom="margin">
-              <wp:posOffset>47625</wp:posOffset>
-            </wp:positionH>
-            <wp:positionV relativeFrom="paragraph">
-              <wp:posOffset>81915</wp:posOffset>
-            </wp:positionV>
-            <wp:extent cx="3267075" cy="1943526"/>
-            <wp:effectExtent l="0" t="0" r="0" b="0"/>
-            <wp:wrapNone/>
-            <wp:docPr id="18" name="Picture 18"/>
-            <wp:cNvGraphicFramePr>
-              <a:graphicFrameLocks xmlns:a="http://schemas.openxmlformats.org/drawingml/2006/main" noChangeAspect="1"/>
-            </wp:cNvGraphicFramePr>
-            <a:graphic xmlns:a="http://schemas.openxmlformats.org/drawingml/2006/main">
-              <a:graphicData uri="http://schemas.openxmlformats.org/drawingml/2006/picture">
-                <pic:pic xmlns:pic="http://schemas.openxmlformats.org/drawingml/2006/picture">
-                  <pic:nvPicPr>
-                    <pic:cNvPr id="1" name=""/>
-                    <pic:cNvPicPr/>
-                  </pic:nvPicPr>
-                  <pic:blipFill>
-                    <a:blip r:embed="rId26">
-                      <a:extLst>
-                        <a:ext uri="{28A0092B-C50C-407E-A947-70E740481C1C}">
-                          <a14:useLocalDpi xmlns:a14="http://schemas.microsoft.com/office/drawing/2010/main" val="0"/>
-                        </a:ext>
-                      </a:extLst>
-                    </a:blip>
-                    <a:stretch>
-                      <a:fillRect/>
-                    </a:stretch>
-                  </pic:blipFill>
-                  <pic:spPr>
-                    <a:xfrm>
-                      <a:off x="0" y="0"/>
-                      <a:ext cx="3267075" cy="1943526"/>
-                    </a:xfrm>
-                    <a:prstGeom prst="rect">
-                      <a:avLst/>
-                    </a:prstGeom>
-                  </pic:spPr>
-                </pic:pic>
-              </a:graphicData>
-            </a:graphic>
-            <wp14:sizeRelH relativeFrom="margin">
-              <wp14:pctWidth>0</wp14:pctWidth>
-            </wp14:sizeRelH>
-            <wp14:sizeRelV relativeFrom="margin">
-              <wp14:pctHeight>0</wp14:pctHeight>
-            </wp14:sizeRelV>
-          </wp:anchor>
-        </w:drawing>
-      </w:r>
     </w:p>
     <w:p>
       <w:pPr>
@@ -8417,95 +8344,206 @@
       <w:pPr>
         <w:rPr>
           <w:rFonts w:eastAsia="Times New Roman" w:cstheme="minorHAnsi"/>
+          <w:b/>
+          <w:bCs/>
+          <w:sz w:val="24"/>
+          <w:szCs w:val="24"/>
+        </w:rPr>
+      </w:pPr>
+      <w:r>
+        <w:rPr>
+          <w:rFonts w:eastAsia="Times New Roman" w:cstheme="minorHAnsi"/>
+          <w:b/>
+          <w:bCs/>
+          <w:sz w:val="24"/>
+          <w:szCs w:val="24"/>
+        </w:rPr>
+        <w:t>10</w:t>
+      </w:r>
+      <w:r>
+        <w:rPr>
+          <w:rFonts w:eastAsia="Times New Roman" w:cstheme="minorHAnsi"/>
+          <w:b/>
+          <w:bCs/>
+          <w:sz w:val="24"/>
+          <w:szCs w:val="24"/>
+        </w:rPr>
+        <w:t>. SR Flip Flop VS JK Flip Flop.</w:t>
+      </w:r>
+    </w:p>
+    <w:p>
+      <w:pPr>
+        <w:rPr>
+          <w:rFonts w:cstheme="minorHAnsi"/>
+          <w:color w:val="000000"/>
+          <w:sz w:val="24"/>
+          <w:szCs w:val="24"/>
+        </w:rPr>
+      </w:pPr>
+      <w:r>
+        <w:rPr>
+          <w:rFonts w:eastAsia="Times New Roman" w:cstheme="minorHAnsi"/>
+          <w:b/>
+          <w:bCs/>
+          <w:sz w:val="24"/>
+          <w:szCs w:val="24"/>
+        </w:rPr>
+        <w:t xml:space="preserve">Ans: </w:t>
+      </w:r>
+      <w:r>
+        <w:rPr>
+          <w:rFonts w:cstheme="minorHAnsi"/>
+          <w:color w:val="000000"/>
+          <w:sz w:val="24"/>
+          <w:szCs w:val="24"/>
+        </w:rPr>
+        <w:t>Both JK flip flop and SR flip flop are functionally same.</w:t>
+      </w:r>
+    </w:p>
+    <w:p>
+      <w:pPr>
+        <w:spacing w:after="0" w:line="360" w:lineRule="auto"/>
+        <w:jc w:val="both"/>
+        <w:rPr>
+          <w:rFonts w:eastAsia="Times New Roman" w:cstheme="minorHAnsi"/>
+          <w:color w:val="000000"/>
+          <w:sz w:val="24"/>
+          <w:szCs w:val="24"/>
+        </w:rPr>
+      </w:pPr>
+      <w:r>
+        <w:rPr>
+          <w:rFonts w:eastAsia="Times New Roman" w:cstheme="minorHAnsi"/>
+          <w:color w:val="000000"/>
+          <w:sz w:val="24"/>
+          <w:szCs w:val="24"/>
+        </w:rPr>
+        <w:t>The only difference between them is-</w:t>
+      </w:r>
+    </w:p>
+    <w:p>
+      <w:pPr>
+        <w:spacing w:after="0" w:line="360" w:lineRule="auto"/>
+        <w:jc w:val="both"/>
+        <w:rPr>
+          <w:rFonts w:eastAsia="Times New Roman" w:cstheme="minorHAnsi"/>
+          <w:color w:val="000000"/>
+          <w:sz w:val="24"/>
+          <w:szCs w:val="24"/>
+        </w:rPr>
+      </w:pPr>
+      <w:r>
+        <w:rPr>
+          <w:rFonts w:eastAsia="Times New Roman" w:cstheme="minorHAnsi"/>
+          <w:color w:val="000000"/>
           <w:sz w:val="20"/>
           <w:szCs w:val="20"/>
         </w:rPr>
-      </w:pPr>
-    </w:p>
-    <w:p>
-      <w:pPr>
-        <w:rPr>
-          <w:rFonts w:eastAsia="Times New Roman" w:cstheme="minorHAnsi"/>
+        <w:sym w:font="Symbol" w:char="F0B7"/>
+      </w:r>
+      <w:r>
+        <w:rPr>
+          <w:rFonts w:eastAsia="Times New Roman" w:cstheme="minorHAnsi"/>
+          <w:color w:val="000000"/>
           <w:sz w:val="20"/>
           <w:szCs w:val="20"/>
         </w:rPr>
-      </w:pPr>
-    </w:p>
-    <w:p>
-      <w:pPr>
-        <w:rPr>
-          <w:rFonts w:eastAsia="Times New Roman" w:cstheme="minorHAnsi"/>
+        <w:t xml:space="preserve"> </w:t>
+      </w:r>
+      <w:r>
+        <w:rPr>
+          <w:rFonts w:eastAsia="Times New Roman" w:cstheme="minorHAnsi"/>
+          <w:color w:val="000000"/>
+          <w:sz w:val="24"/>
+          <w:szCs w:val="24"/>
+        </w:rPr>
+        <w:t>In JK flip flop, indeterminate state does not occur.</w:t>
+      </w:r>
+    </w:p>
+    <w:p>
+      <w:pPr>
+        <w:spacing w:after="0" w:line="360" w:lineRule="auto"/>
+        <w:jc w:val="both"/>
+        <w:rPr>
+          <w:rFonts w:eastAsia="Times New Roman" w:cstheme="minorHAnsi"/>
+          <w:sz w:val="24"/>
+          <w:szCs w:val="24"/>
+        </w:rPr>
+      </w:pPr>
+      <w:r>
+        <w:rPr>
+          <w:rFonts w:eastAsia="Times New Roman" w:cstheme="minorHAnsi"/>
+          <w:color w:val="000000"/>
           <w:sz w:val="20"/>
           <w:szCs w:val="20"/>
         </w:rPr>
-      </w:pPr>
-    </w:p>
-    <w:p>
-      <w:pPr>
-        <w:rPr>
-          <w:rFonts w:eastAsia="Times New Roman" w:cstheme="minorHAnsi"/>
+        <w:sym w:font="Symbol" w:char="F0B7"/>
+      </w:r>
+      <w:r>
+        <w:rPr>
+          <w:rFonts w:eastAsia="Times New Roman" w:cstheme="minorHAnsi"/>
+          <w:color w:val="000000"/>
           <w:sz w:val="20"/>
           <w:szCs w:val="20"/>
         </w:rPr>
-      </w:pPr>
-    </w:p>
-    <w:p>
-      <w:pPr>
-        <w:rPr>
-          <w:rFonts w:eastAsia="Times New Roman" w:cstheme="minorHAnsi"/>
+        <w:t xml:space="preserve"> </w:t>
+      </w:r>
+      <w:r>
+        <w:rPr>
+          <w:rFonts w:eastAsia="Times New Roman" w:cstheme="minorHAnsi"/>
+          <w:color w:val="000000"/>
+          <w:sz w:val="24"/>
+          <w:szCs w:val="24"/>
+        </w:rPr>
+        <w:t>In JK flip flop, instead of indeterminate state, the present state toggles.</w:t>
+      </w:r>
+    </w:p>
+    <w:p>
+      <w:pPr>
+        <w:spacing w:after="0" w:line="360" w:lineRule="auto"/>
+        <w:jc w:val="both"/>
+        <w:rPr>
+          <w:rFonts w:eastAsia="Times New Roman" w:cstheme="minorHAnsi"/>
+          <w:color w:val="000000"/>
+          <w:sz w:val="24"/>
+          <w:szCs w:val="24"/>
+        </w:rPr>
+      </w:pPr>
+      <w:r>
+        <w:rPr>
+          <w:rFonts w:eastAsia="Times New Roman" w:cstheme="minorHAnsi"/>
+          <w:color w:val="000000"/>
           <w:sz w:val="20"/>
           <w:szCs w:val="20"/>
         </w:rPr>
-      </w:pPr>
-    </w:p>
-    <w:p>
-      <w:pPr>
-        <w:rPr>
-          <w:rFonts w:eastAsia="Times New Roman" w:cstheme="minorHAnsi"/>
-          <w:b/>
-          <w:bCs/>
-          <w:sz w:val="24"/>
-          <w:szCs w:val="24"/>
-        </w:rPr>
-      </w:pPr>
-      <w:r>
-        <w:rPr>
-          <w:rFonts w:eastAsia="Times New Roman" w:cstheme="minorHAnsi"/>
-          <w:b/>
-          <w:bCs/>
-          <w:sz w:val="24"/>
-          <w:szCs w:val="24"/>
-        </w:rPr>
-        <w:t>9. SR Flip Flop VS JK Flip Flop.</w:t>
-      </w:r>
-    </w:p>
-    <w:p>
-      <w:pPr>
-        <w:rPr>
-          <w:rFonts w:cstheme="minorHAnsi"/>
-          <w:color w:val="000000"/>
-          <w:sz w:val="24"/>
-          <w:szCs w:val="24"/>
-        </w:rPr>
-      </w:pPr>
-      <w:r>
-        <w:rPr>
-          <w:rFonts w:eastAsia="Times New Roman" w:cstheme="minorHAnsi"/>
-          <w:b/>
-          <w:bCs/>
-          <w:sz w:val="24"/>
-          <w:szCs w:val="24"/>
-        </w:rPr>
-        <w:t xml:space="preserve">Ans: </w:t>
-      </w:r>
-      <w:r>
-        <w:rPr>
-          <w:rFonts w:cstheme="minorHAnsi"/>
-          <w:color w:val="000000"/>
-          <w:sz w:val="24"/>
-          <w:szCs w:val="24"/>
-        </w:rPr>
-        <w:t>Both JK flip flop and SR flip flop are functionally same.</w:t>
+        <w:sym w:font="Symbol" w:char="F0B7"/>
+      </w:r>
+      <w:r>
+        <w:rPr>
+          <w:rFonts w:eastAsia="Times New Roman" w:cstheme="minorHAnsi"/>
+          <w:color w:val="000000"/>
+          <w:sz w:val="20"/>
+          <w:szCs w:val="20"/>
+        </w:rPr>
+        <w:t xml:space="preserve"> </w:t>
+      </w:r>
+      <w:r>
+        <w:rPr>
+          <w:rFonts w:eastAsia="Times New Roman" w:cstheme="minorHAnsi"/>
+          <w:color w:val="000000"/>
+          <w:sz w:val="24"/>
+          <w:szCs w:val="24"/>
+        </w:rPr>
+        <w:t>In other words, the present state gets inverted when both the inputs are</w:t>
+      </w:r>
+      <w:r>
+        <w:rPr>
+          <w:rFonts w:eastAsia="Times New Roman" w:cstheme="minorHAnsi"/>
+          <w:color w:val="000000"/>
+          <w:sz w:val="24"/>
+          <w:szCs w:val="24"/>
+        </w:rPr>
+        <w:t xml:space="preserve"> 1.</w:t>
       </w:r>
     </w:p>
     <w:p>
@@ -8519,15 +8557,6 @@
           <w:szCs w:val="24"/>
         </w:rPr>
       </w:pPr>
-      <w:r>
-        <w:rPr>
-          <w:rFonts w:eastAsia="Times New Roman" w:cstheme="minorHAnsi"/>
-          <w:color w:val="000000"/>
-          <w:sz w:val="24"/>
-          <w:szCs w:val="24"/>
-        </w:rPr>
-        <w:t>The only difference between them is-</w:t>
-      </w:r>
     </w:p>
     <w:p>
       <w:pPr>
@@ -8535,169 +8564,45 @@
         <w:jc w:val="both"/>
         <w:rPr>
           <w:rFonts w:eastAsia="Times New Roman" w:cstheme="minorHAnsi"/>
-          <w:color w:val="000000"/>
-          <w:sz w:val="24"/>
-          <w:szCs w:val="24"/>
-        </w:rPr>
-      </w:pPr>
-      <w:r>
-        <w:rPr>
-          <w:rFonts w:eastAsia="Times New Roman" w:cstheme="minorHAnsi"/>
-          <w:color w:val="000000"/>
-          <w:sz w:val="20"/>
-          <w:szCs w:val="20"/>
-        </w:rPr>
-        <w:sym w:font="Symbol" w:char="F0B7"/>
-      </w:r>
-      <w:r>
-        <w:rPr>
-          <w:rFonts w:eastAsia="Times New Roman" w:cstheme="minorHAnsi"/>
-          <w:color w:val="000000"/>
-          <w:sz w:val="20"/>
-          <w:szCs w:val="20"/>
-        </w:rPr>
-        <w:t xml:space="preserve"> </w:t>
-      </w:r>
-      <w:r>
-        <w:rPr>
-          <w:rFonts w:eastAsia="Times New Roman" w:cstheme="minorHAnsi"/>
-          <w:color w:val="000000"/>
-          <w:sz w:val="24"/>
-          <w:szCs w:val="24"/>
-        </w:rPr>
-        <w:t>In JK flip flop, indeterminate state does not occur.</w:t>
-      </w:r>
-    </w:p>
-    <w:p>
-      <w:pPr>
-        <w:spacing w:after="0" w:line="360" w:lineRule="auto"/>
-        <w:jc w:val="both"/>
-        <w:rPr>
-          <w:rFonts w:eastAsia="Times New Roman" w:cstheme="minorHAnsi"/>
-          <w:sz w:val="24"/>
-          <w:szCs w:val="24"/>
-        </w:rPr>
-      </w:pPr>
-      <w:r>
-        <w:rPr>
-          <w:rFonts w:eastAsia="Times New Roman" w:cstheme="minorHAnsi"/>
-          <w:color w:val="000000"/>
-          <w:sz w:val="20"/>
-          <w:szCs w:val="20"/>
-        </w:rPr>
-        <w:sym w:font="Symbol" w:char="F0B7"/>
-      </w:r>
-      <w:r>
-        <w:rPr>
-          <w:rFonts w:eastAsia="Times New Roman" w:cstheme="minorHAnsi"/>
-          <w:color w:val="000000"/>
-          <w:sz w:val="20"/>
-          <w:szCs w:val="20"/>
-        </w:rPr>
-        <w:t xml:space="preserve"> </w:t>
-      </w:r>
-      <w:r>
-        <w:rPr>
-          <w:rFonts w:eastAsia="Times New Roman" w:cstheme="minorHAnsi"/>
-          <w:color w:val="000000"/>
-          <w:sz w:val="24"/>
-          <w:szCs w:val="24"/>
-        </w:rPr>
-        <w:t>In JK flip flop, instead of indeterminate state, the present state toggles.</w:t>
-      </w:r>
-    </w:p>
-    <w:p>
-      <w:pPr>
-        <w:spacing w:after="0" w:line="360" w:lineRule="auto"/>
-        <w:jc w:val="both"/>
-        <w:rPr>
-          <w:rFonts w:eastAsia="Times New Roman" w:cstheme="minorHAnsi"/>
-          <w:color w:val="000000"/>
-          <w:sz w:val="24"/>
-          <w:szCs w:val="24"/>
-        </w:rPr>
-      </w:pPr>
-      <w:r>
-        <w:rPr>
-          <w:rFonts w:eastAsia="Times New Roman" w:cstheme="minorHAnsi"/>
-          <w:color w:val="000000"/>
-          <w:sz w:val="20"/>
-          <w:szCs w:val="20"/>
-        </w:rPr>
-        <w:sym w:font="Symbol" w:char="F0B7"/>
-      </w:r>
-      <w:r>
-        <w:rPr>
-          <w:rFonts w:eastAsia="Times New Roman" w:cstheme="minorHAnsi"/>
-          <w:color w:val="000000"/>
-          <w:sz w:val="20"/>
-          <w:szCs w:val="20"/>
-        </w:rPr>
-        <w:t xml:space="preserve"> </w:t>
-      </w:r>
-      <w:r>
-        <w:rPr>
-          <w:rFonts w:eastAsia="Times New Roman" w:cstheme="minorHAnsi"/>
-          <w:color w:val="000000"/>
-          <w:sz w:val="24"/>
-          <w:szCs w:val="24"/>
-        </w:rPr>
-        <w:t>In other words, the present state gets inverted when both the inputs are</w:t>
-      </w:r>
-      <w:r>
-        <w:rPr>
-          <w:rFonts w:eastAsia="Times New Roman" w:cstheme="minorHAnsi"/>
-          <w:color w:val="000000"/>
-          <w:sz w:val="24"/>
-          <w:szCs w:val="24"/>
-        </w:rPr>
-        <w:t xml:space="preserve"> </w:t>
-      </w:r>
-      <w:r>
-        <w:rPr>
-          <w:rFonts w:eastAsia="Times New Roman" w:cstheme="minorHAnsi"/>
-          <w:color w:val="000000"/>
-          <w:sz w:val="24"/>
-          <w:szCs w:val="24"/>
-        </w:rPr>
-        <w:t>1.</w:t>
-      </w:r>
-    </w:p>
-    <w:p>
-      <w:pPr>
-        <w:spacing w:after="0" w:line="360" w:lineRule="auto"/>
-        <w:jc w:val="both"/>
-        <w:rPr>
-          <w:rFonts w:eastAsia="Times New Roman" w:cstheme="minorHAnsi"/>
-          <w:color w:val="000000"/>
-          <w:sz w:val="24"/>
-          <w:szCs w:val="24"/>
-        </w:rPr>
-      </w:pPr>
-    </w:p>
-    <w:p>
-      <w:pPr>
-        <w:spacing w:after="0" w:line="360" w:lineRule="auto"/>
-        <w:jc w:val="both"/>
-        <w:rPr>
-          <w:rFonts w:eastAsia="Times New Roman" w:cstheme="minorHAnsi"/>
-          <w:b/>
-          <w:bCs/>
-          <w:color w:val="000000"/>
-          <w:sz w:val="24"/>
-          <w:szCs w:val="24"/>
-        </w:rPr>
-      </w:pPr>
-      <w:r>
-        <w:rPr>
-          <w:rFonts w:eastAsia="Times New Roman" w:cstheme="minorHAnsi"/>
-          <w:b/>
-          <w:bCs/>
-          <w:color w:val="000000"/>
-          <w:sz w:val="24"/>
-          <w:szCs w:val="24"/>
-        </w:rPr>
-        <w:t>10. Explain D Flip Flop with Circuit diagram and truth table.</w:t>
+          <w:b/>
+          <w:bCs/>
+          <w:color w:val="000000"/>
+          <w:sz w:val="24"/>
+          <w:szCs w:val="24"/>
+        </w:rPr>
+      </w:pPr>
+      <w:r>
+        <w:rPr>
+          <w:rFonts w:eastAsia="Times New Roman" w:cstheme="minorHAnsi"/>
+          <w:b/>
+          <w:bCs/>
+          <w:color w:val="000000"/>
+          <w:sz w:val="24"/>
+          <w:szCs w:val="24"/>
+        </w:rPr>
+        <w:t>1</w:t>
+      </w:r>
+      <w:r>
+        <w:rPr>
+          <w:rFonts w:eastAsia="Times New Roman" w:cstheme="minorHAnsi"/>
+          <w:b/>
+          <w:bCs/>
+          <w:color w:val="000000"/>
+          <w:sz w:val="24"/>
+          <w:szCs w:val="24"/>
+        </w:rPr>
+        <w:t>1</w:t>
+      </w:r>
+      <w:r>
+        <w:rPr>
+          <w:rFonts w:eastAsia="Times New Roman" w:cstheme="minorHAnsi"/>
+          <w:b/>
+          <w:bCs/>
+          <w:color w:val="000000"/>
+          <w:sz w:val="24"/>
+          <w:szCs w:val="24"/>
+        </w:rPr>
+        <w:t>. Explain D Flip Flop with Circuit diagram and truth table.</w:t>
       </w:r>
     </w:p>
     <w:p>
@@ -8714,14 +8619,7 @@
           <w:rFonts w:cstheme="minorHAnsi"/>
           <w:color w:val="000000"/>
         </w:rPr>
-        <w:t>The D flip flop is the most important flip flop from other clocked types. It ensures that at the same time, both the inputs, i.e., S and R, are never equal to 1</w:t>
-      </w:r>
-      <w:r>
-        <w:rPr>
-          <w:rFonts w:cstheme="minorHAnsi"/>
-          <w:color w:val="000000"/>
-        </w:rPr>
-        <w:t xml:space="preserve">. </w:t>
+        <w:t xml:space="preserve">The D flip flop is the most important flip flop from other clocked types. It ensures that at the same time, both the inputs, i.e., S and R, are never equal to 1. </w:t>
       </w:r>
     </w:p>
     <w:p>
@@ -8748,21 +8646,7 @@
           <w:rFonts w:eastAsia="Times New Roman" w:cstheme="minorHAnsi"/>
           <w:color w:val="000000"/>
         </w:rPr>
-        <w:t xml:space="preserve">This single data input, which is labeled as "D" used in place of the "Set" input and for the complementary "Reset" input, the inverter is used. Thus, the </w:t>
-      </w:r>
-      <w:r>
-        <w:rPr>
-          <w:rFonts w:eastAsia="Times New Roman" w:cstheme="minorHAnsi"/>
-          <w:color w:val="000000"/>
-        </w:rPr>
-        <w:t>level sensitive</w:t>
-      </w:r>
-      <w:r>
-        <w:rPr>
-          <w:rFonts w:eastAsia="Times New Roman" w:cstheme="minorHAnsi"/>
-          <w:color w:val="000000"/>
-        </w:rPr>
-        <w:t xml:space="preserve"> D-type or D flip flop is constructed from a level-sensitive SR flip flop.</w:t>
+        <w:t>This single data input, which is labeled as "D" used in place of the "Set" input and for the complementary "Reset" input, the inverter is used. Thus, the level sensitive D-type or D flip flop is constructed from a level-sensitive SR flip flop.</w:t>
       </w:r>
     </w:p>
     <w:p>
@@ -8838,7 +8722,7 @@
         </w:rPr>
         <w:lastRenderedPageBreak/>
         <w:drawing>
-          <wp:anchor distT="0" distB="0" distL="114300" distR="114300" simplePos="0" relativeHeight="251675648" behindDoc="0" locked="0" layoutInCell="1" allowOverlap="1" wp14:anchorId="6BEE4D05" wp14:editId="44702085">
+          <wp:anchor distT="0" distB="0" distL="114300" distR="114300" simplePos="0" relativeHeight="251675648" behindDoc="0" locked="0" layoutInCell="1" allowOverlap="1" wp14:anchorId="6BEE4D05" wp14:editId="019A27B8">
             <wp:simplePos x="0" y="0"/>
             <wp:positionH relativeFrom="page">
               <wp:posOffset>3667125</wp:posOffset>
@@ -8861,8 +8745,17 @@
                     <pic:cNvPicPr/>
                   </pic:nvPicPr>
                   <pic:blipFill>
-                    <a:blip r:embed="rId27">
+                    <a:blip r:embed="rId29">
                       <a:extLst>
+                        <a:ext uri="{BEBA8EAE-BF5A-486C-A8C5-ECC9F3942E4B}">
+                          <a14:imgProps xmlns:a14="http://schemas.microsoft.com/office/drawing/2010/main">
+                            <a14:imgLayer r:embed="rId30">
+                              <a14:imgEffect>
+                                <a14:sharpenSoften amount="50000"/>
+                              </a14:imgEffect>
+                            </a14:imgLayer>
+                          </a14:imgProps>
+                        </a:ext>
                         <a:ext uri="{28A0092B-C50C-407E-A947-70E740481C1C}">
                           <a14:useLocalDpi xmlns:a14="http://schemas.microsoft.com/office/drawing/2010/main" val="0"/>
                         </a:ext>
@@ -8898,7 +8791,7 @@
           <w:noProof/>
         </w:rPr>
         <w:drawing>
-          <wp:anchor distT="0" distB="0" distL="114300" distR="114300" simplePos="0" relativeHeight="251674624" behindDoc="0" locked="0" layoutInCell="1" allowOverlap="1" wp14:anchorId="79886B2E" wp14:editId="1FD1BA43">
+          <wp:anchor distT="0" distB="0" distL="114300" distR="114300" simplePos="0" relativeHeight="251674624" behindDoc="0" locked="0" layoutInCell="1" allowOverlap="1" wp14:anchorId="79886B2E" wp14:editId="11F28208">
             <wp:simplePos x="0" y="0"/>
             <wp:positionH relativeFrom="margin">
               <wp:posOffset>19050</wp:posOffset>
@@ -8921,8 +8814,17 @@
                     <pic:cNvPicPr/>
                   </pic:nvPicPr>
                   <pic:blipFill>
-                    <a:blip r:embed="rId28">
+                    <a:blip r:embed="rId31">
                       <a:extLst>
+                        <a:ext uri="{BEBA8EAE-BF5A-486C-A8C5-ECC9F3942E4B}">
+                          <a14:imgProps xmlns:a14="http://schemas.microsoft.com/office/drawing/2010/main">
+                            <a14:imgLayer r:embed="rId32">
+                              <a14:imgEffect>
+                                <a14:sharpenSoften amount="50000"/>
+                              </a14:imgEffect>
+                            </a14:imgLayer>
+                          </a14:imgProps>
+                        </a:ext>
                         <a:ext uri="{28A0092B-C50C-407E-A947-70E740481C1C}">
                           <a14:useLocalDpi xmlns:a14="http://schemas.microsoft.com/office/drawing/2010/main" val="0"/>
                         </a:ext>
@@ -9050,16 +8952,12 @@
         <w:rPr>
           <w:rFonts w:cstheme="minorHAnsi"/>
           <w:color w:val="000000"/>
-          <w:sz w:val="24"/>
-          <w:szCs w:val="24"/>
-        </w:rPr>
-      </w:pPr>
-      <w:r>
-        <w:rPr>
-          <w:rFonts w:cstheme="minorHAnsi"/>
-          <w:color w:val="000000"/>
-          <w:sz w:val="24"/>
-          <w:szCs w:val="24"/>
+        </w:rPr>
+      </w:pPr>
+      <w:r>
+        <w:rPr>
+          <w:rFonts w:cstheme="minorHAnsi"/>
+          <w:color w:val="000000"/>
         </w:rPr>
         <w:t>We know that the SR flip-flop requires two inputs, i.e., one to "SET" the output and another to "RESET" the output.</w:t>
       </w:r>
@@ -9076,17 +8974,15 @@
         <w:rPr>
           <w:rFonts w:cstheme="minorHAnsi"/>
           <w:noProof/>
-          <w:sz w:val="20"/>
-          <w:szCs w:val="20"/>
         </w:rPr>
         <w:drawing>
-          <wp:anchor distT="0" distB="0" distL="114300" distR="114300" simplePos="0" relativeHeight="251676672" behindDoc="0" locked="0" layoutInCell="1" allowOverlap="1" wp14:anchorId="641C07A8" wp14:editId="407ED53E">
+          <wp:anchor distT="0" distB="0" distL="114300" distR="114300" simplePos="0" relativeHeight="251676672" behindDoc="0" locked="0" layoutInCell="1" allowOverlap="1" wp14:anchorId="641C07A8" wp14:editId="11344C56">
             <wp:simplePos x="0" y="0"/>
             <wp:positionH relativeFrom="page">
               <wp:posOffset>1979930</wp:posOffset>
             </wp:positionH>
             <wp:positionV relativeFrom="paragraph">
-              <wp:posOffset>579755</wp:posOffset>
+              <wp:posOffset>636905</wp:posOffset>
             </wp:positionV>
             <wp:extent cx="3592830" cy="1257300"/>
             <wp:effectExtent l="0" t="0" r="7620" b="0"/>
@@ -9103,8 +8999,17 @@
                     <pic:cNvPicPr/>
                   </pic:nvPicPr>
                   <pic:blipFill>
-                    <a:blip r:embed="rId29">
+                    <a:blip r:embed="rId33">
                       <a:extLst>
+                        <a:ext uri="{BEBA8EAE-BF5A-486C-A8C5-ECC9F3942E4B}">
+                          <a14:imgProps xmlns:a14="http://schemas.microsoft.com/office/drawing/2010/main">
+                            <a14:imgLayer r:embed="rId34">
+                              <a14:imgEffect>
+                                <a14:sharpenSoften amount="50000"/>
+                              </a14:imgEffect>
+                            </a14:imgLayer>
+                          </a14:imgProps>
+                        </a:ext>
                         <a:ext uri="{28A0092B-C50C-407E-A947-70E740481C1C}">
                           <a14:useLocalDpi xmlns:a14="http://schemas.microsoft.com/office/drawing/2010/main" val="0"/>
                         </a:ext>
@@ -9140,119 +9045,116 @@
           <w:rFonts w:cstheme="minorHAnsi"/>
           <w:color w:val="000000"/>
         </w:rPr>
-        <w:t>The "CLOCK" or "ENABLE" input is used to avoid this for isolating the data input from the flip flop's latching circuitry.</w:t>
-      </w:r>
-      <w:r>
-        <w:rPr>
-          <w:rFonts w:cstheme="minorHAnsi"/>
-          <w:color w:val="000000"/>
+        <w:t xml:space="preserve">The "CLOCK" or "ENABLE" input is used to avoid this for isolating the data input from the flip flop's latching circuitry. When the clock input is set to 1, the "set" and "reset" inputs of the flip-flop are both set to 1. In simple words, the output is "latched" at either 0 or 1In simple words, the output is "latched" at either 0 or 1. </w:t>
+      </w:r>
+    </w:p>
+    <w:p>
+      <w:pPr>
+        <w:jc w:val="both"/>
+        <w:rPr>
+          <w:rFonts w:eastAsia="Times New Roman" w:cstheme="minorHAnsi"/>
+        </w:rPr>
+      </w:pPr>
+    </w:p>
+    <w:p>
+      <w:pPr>
+        <w:jc w:val="both"/>
+        <w:rPr>
+          <w:rFonts w:eastAsia="Times New Roman" w:cstheme="minorHAnsi"/>
+        </w:rPr>
+      </w:pPr>
+    </w:p>
+    <w:p>
+      <w:pPr>
+        <w:jc w:val="both"/>
+        <w:rPr>
+          <w:rFonts w:eastAsia="Times New Roman" w:cstheme="minorHAnsi"/>
+        </w:rPr>
+      </w:pPr>
+    </w:p>
+    <w:p>
+      <w:pPr>
+        <w:jc w:val="both"/>
+        <w:rPr>
+          <w:rFonts w:eastAsia="Times New Roman" w:cstheme="minorHAnsi"/>
+        </w:rPr>
+      </w:pPr>
+    </w:p>
+    <w:p>
+      <w:pPr>
+        <w:jc w:val="both"/>
+        <w:rPr>
+          <w:rFonts w:eastAsia="Times New Roman" w:cstheme="minorHAnsi"/>
+          <w:b/>
+          <w:bCs/>
+          <w:sz w:val="24"/>
+          <w:szCs w:val="24"/>
+        </w:rPr>
+      </w:pPr>
+    </w:p>
+    <w:p>
+      <w:pPr>
+        <w:jc w:val="both"/>
+        <w:rPr>
+          <w:rFonts w:eastAsia="Times New Roman" w:cstheme="minorHAnsi"/>
+          <w:b/>
+          <w:bCs/>
+          <w:sz w:val="24"/>
+          <w:szCs w:val="24"/>
+        </w:rPr>
+      </w:pPr>
+      <w:r>
+        <w:rPr>
+          <w:rFonts w:eastAsia="Times New Roman" w:cstheme="minorHAnsi"/>
+          <w:b/>
+          <w:bCs/>
+          <w:sz w:val="24"/>
+          <w:szCs w:val="24"/>
+        </w:rPr>
+        <w:t>1</w:t>
+      </w:r>
+      <w:r>
+        <w:rPr>
+          <w:rFonts w:eastAsia="Times New Roman" w:cstheme="minorHAnsi"/>
+          <w:b/>
+          <w:bCs/>
+          <w:sz w:val="24"/>
+          <w:szCs w:val="24"/>
+        </w:rPr>
+        <w:t>2</w:t>
+      </w:r>
+      <w:r>
+        <w:rPr>
+          <w:rFonts w:eastAsia="Times New Roman" w:cstheme="minorHAnsi"/>
+          <w:b/>
+          <w:bCs/>
+          <w:sz w:val="24"/>
+          <w:szCs w:val="24"/>
+        </w:rPr>
+        <w:t>.</w:t>
+      </w:r>
+      <w:r>
+        <w:rPr>
+          <w:rFonts w:eastAsia="Times New Roman" w:cstheme="minorHAnsi"/>
+          <w:b/>
+          <w:bCs/>
+          <w:sz w:val="24"/>
+          <w:szCs w:val="24"/>
+        </w:rPr>
+        <w:t xml:space="preserve"> Explain</w:t>
+      </w:r>
+      <w:r>
+        <w:rPr>
+          <w:rFonts w:eastAsia="Times New Roman" w:cstheme="minorHAnsi"/>
+          <w:b/>
+          <w:bCs/>
+          <w:sz w:val="24"/>
+          <w:szCs w:val="24"/>
         </w:rPr>
         <w:t xml:space="preserve"> </w:t>
       </w:r>
       <w:r>
         <w:rPr>
-          <w:rFonts w:cstheme="minorHAnsi"/>
-          <w:color w:val="000000"/>
-        </w:rPr>
-        <w:t>When the clock input is set to 1, the "set" and "reset" inputs of the flip-flop are both set to 1.</w:t>
-      </w:r>
-      <w:r>
-        <w:rPr>
-          <w:rFonts w:cstheme="minorHAnsi"/>
-          <w:color w:val="000000"/>
-        </w:rPr>
-        <w:t xml:space="preserve"> </w:t>
-      </w:r>
-      <w:r>
-        <w:rPr>
-          <w:rFonts w:cstheme="minorHAnsi"/>
-          <w:color w:val="000000"/>
-        </w:rPr>
-        <w:t>In simple words, the output is "latched" at either 0 or 1In simple words, the output is "latched" at either 0 or 1</w:t>
-      </w:r>
-      <w:r>
-        <w:rPr>
-          <w:rFonts w:cstheme="minorHAnsi"/>
-          <w:color w:val="000000"/>
-        </w:rPr>
-        <w:t xml:space="preserve">. </w:t>
-      </w:r>
-    </w:p>
-    <w:p>
-      <w:pPr>
-        <w:jc w:val="both"/>
-        <w:rPr>
-          <w:rFonts w:eastAsia="Times New Roman" w:cstheme="minorHAnsi"/>
-        </w:rPr>
-      </w:pPr>
-    </w:p>
-    <w:p>
-      <w:pPr>
-        <w:jc w:val="both"/>
-        <w:rPr>
-          <w:rFonts w:eastAsia="Times New Roman" w:cstheme="minorHAnsi"/>
-        </w:rPr>
-      </w:pPr>
-    </w:p>
-    <w:p>
-      <w:pPr>
-        <w:jc w:val="both"/>
-        <w:rPr>
-          <w:rFonts w:eastAsia="Times New Roman" w:cstheme="minorHAnsi"/>
-        </w:rPr>
-      </w:pPr>
-    </w:p>
-    <w:p>
-      <w:pPr>
-        <w:jc w:val="both"/>
-        <w:rPr>
-          <w:rFonts w:eastAsia="Times New Roman" w:cstheme="minorHAnsi"/>
-        </w:rPr>
-      </w:pPr>
-    </w:p>
-    <w:p>
-      <w:pPr>
-        <w:jc w:val="both"/>
-        <w:rPr>
-          <w:rFonts w:eastAsia="Times New Roman" w:cstheme="minorHAnsi"/>
-          <w:b/>
-          <w:bCs/>
-          <w:sz w:val="24"/>
-          <w:szCs w:val="24"/>
-        </w:rPr>
-      </w:pPr>
-      <w:r>
-        <w:rPr>
-          <w:rFonts w:eastAsia="Times New Roman" w:cstheme="minorHAnsi"/>
-          <w:b/>
-          <w:bCs/>
-          <w:sz w:val="24"/>
-          <w:szCs w:val="24"/>
-        </w:rPr>
-        <w:t>11.</w:t>
-      </w:r>
-      <w:r>
-        <w:rPr>
-          <w:rFonts w:eastAsia="Times New Roman" w:cstheme="minorHAnsi"/>
-          <w:b/>
-          <w:bCs/>
-          <w:sz w:val="24"/>
-          <w:szCs w:val="24"/>
-        </w:rPr>
-        <w:t xml:space="preserve"> Explain</w:t>
-      </w:r>
-      <w:r>
-        <w:rPr>
-          <w:rFonts w:eastAsia="Times New Roman" w:cstheme="minorHAnsi"/>
-          <w:b/>
-          <w:bCs/>
-          <w:sz w:val="24"/>
-          <w:szCs w:val="24"/>
-        </w:rPr>
-        <w:t xml:space="preserve"> </w:t>
-      </w:r>
-      <w:r>
-        <w:rPr>
           <w:rFonts w:eastAsia="Times New Roman" w:cstheme="minorHAnsi"/>
           <w:b/>
           <w:bCs/>
@@ -9295,16 +9197,16 @@
           <w:noProof/>
         </w:rPr>
         <w:drawing>
-          <wp:anchor distT="0" distB="0" distL="114300" distR="114300" simplePos="0" relativeHeight="251677696" behindDoc="0" locked="0" layoutInCell="1" allowOverlap="1" wp14:anchorId="377D9532" wp14:editId="093E290A">
+          <wp:anchor distT="0" distB="0" distL="114300" distR="114300" simplePos="0" relativeHeight="251677696" behindDoc="0" locked="0" layoutInCell="1" allowOverlap="1" wp14:anchorId="377D9532" wp14:editId="3DC10124">
             <wp:simplePos x="0" y="0"/>
             <wp:positionH relativeFrom="page">
-              <wp:posOffset>2346325</wp:posOffset>
+              <wp:posOffset>2343150</wp:posOffset>
             </wp:positionH>
             <wp:positionV relativeFrom="paragraph">
-              <wp:posOffset>604520</wp:posOffset>
+              <wp:posOffset>603250</wp:posOffset>
             </wp:positionV>
-            <wp:extent cx="2867025" cy="1717202"/>
-            <wp:effectExtent l="0" t="0" r="0" b="0"/>
+            <wp:extent cx="3275989" cy="1962150"/>
+            <wp:effectExtent l="0" t="0" r="635" b="0"/>
             <wp:wrapNone/>
             <wp:docPr id="24" name="Picture 24"/>
             <wp:cNvGraphicFramePr>
@@ -9318,8 +9220,17 @@
                     <pic:cNvPicPr/>
                   </pic:nvPicPr>
                   <pic:blipFill>
-                    <a:blip r:embed="rId30">
+                    <a:blip r:embed="rId35">
                       <a:extLst>
+                        <a:ext uri="{BEBA8EAE-BF5A-486C-A8C5-ECC9F3942E4B}">
+                          <a14:imgProps xmlns:a14="http://schemas.microsoft.com/office/drawing/2010/main">
+                            <a14:imgLayer r:embed="rId36">
+                              <a14:imgEffect>
+                                <a14:sharpenSoften amount="50000"/>
+                              </a14:imgEffect>
+                            </a14:imgLayer>
+                          </a14:imgProps>
+                        </a:ext>
                         <a:ext uri="{28A0092B-C50C-407E-A947-70E740481C1C}">
                           <a14:useLocalDpi xmlns:a14="http://schemas.microsoft.com/office/drawing/2010/main" val="0"/>
                         </a:ext>
@@ -9332,7 +9243,7 @@
                   <pic:spPr>
                     <a:xfrm>
                       <a:off x="0" y="0"/>
-                      <a:ext cx="2867025" cy="1717202"/>
+                      <a:ext cx="3281795" cy="1965628"/>
                     </a:xfrm>
                     <a:prstGeom prst="rect">
                       <a:avLst/>
@@ -9355,77 +9266,40 @@
           <w:rFonts w:cstheme="minorHAnsi"/>
           <w:color w:val="000000"/>
         </w:rPr>
-        <w:t>The master-slave flip flop is constructed by combining two JK flip flops.</w:t>
-      </w:r>
-      <w:r>
-        <w:rPr>
-          <w:rFonts w:cstheme="minorHAnsi"/>
-          <w:color w:val="000000"/>
+        <w:t xml:space="preserve">The master-slave flip flop is constructed by combining two JK flip flops. These flip flops are connected in a series configuration. </w:t>
+      </w:r>
+      <w:r>
+        <w:rPr>
+          <w:rFonts w:eastAsia="Times New Roman" w:cstheme="minorHAnsi"/>
+          <w:b/>
+          <w:bCs/>
+          <w:color w:val="000000"/>
+        </w:rPr>
+        <w:t>In these two flip flops, the 1st flip flop work as "master", called the master flip flop, and the 2nd work as a</w:t>
+      </w:r>
+      <w:r>
+        <w:rPr>
+          <w:rFonts w:eastAsia="Times New Roman" w:cstheme="minorHAnsi"/>
+          <w:b/>
+          <w:bCs/>
         </w:rPr>
         <w:t xml:space="preserve"> </w:t>
       </w:r>
       <w:r>
         <w:rPr>
-          <w:rFonts w:cstheme="minorHAnsi"/>
-          <w:color w:val="000000"/>
-        </w:rPr>
-        <w:t>These flip flops are connected in a series configuration.</w:t>
-      </w:r>
-      <w:r>
-        <w:rPr>
-          <w:rFonts w:cstheme="minorHAnsi"/>
-          <w:color w:val="000000"/>
-        </w:rPr>
-        <w:t xml:space="preserve"> </w:t>
-      </w:r>
-      <w:r>
-        <w:rPr>
-          <w:rFonts w:eastAsia="Times New Roman" w:cstheme="minorHAnsi"/>
-          <w:b/>
-          <w:bCs/>
-          <w:color w:val="000000"/>
-        </w:rPr>
-        <w:t>In these two flip flops, the 1st flip flop work as "master", called the master flip flop, and the 2nd work as a</w:t>
-      </w:r>
-      <w:r>
-        <w:rPr>
-          <w:rFonts w:eastAsia="Times New Roman" w:cstheme="minorHAnsi"/>
-          <w:b/>
-          <w:bCs/>
-        </w:rPr>
-        <w:t xml:space="preserve"> </w:t>
-      </w:r>
-      <w:r>
-        <w:rPr>
-          <w:rFonts w:eastAsia="Times New Roman" w:cstheme="minorHAnsi"/>
-          <w:b/>
-          <w:bCs/>
-          <w:color w:val="000000"/>
-        </w:rPr>
-        <w:t>"slave", called slave flip flop.</w:t>
-      </w:r>
-      <w:r>
-        <w:rPr>
-          <w:rFonts w:eastAsia="Times New Roman" w:cstheme="minorHAnsi"/>
-          <w:b/>
-          <w:bCs/>
-          <w:color w:val="000000"/>
-        </w:rPr>
-        <w:t xml:space="preserve"> </w:t>
-      </w:r>
-      <w:r>
-        <w:rPr>
-          <w:rFonts w:cstheme="minorHAnsi"/>
-          <w:color w:val="000000"/>
-        </w:rPr>
-        <w:t>In "master-slave flip flop", apart from these two flip flops, an inverter or NOT gate is also used.</w:t>
-      </w:r>
-      <w:r>
-        <w:rPr>
-          <w:rFonts w:cstheme="minorHAnsi"/>
-          <w:color w:val="000000"/>
-        </w:rPr>
-        <w:t xml:space="preserve"> </w:t>
+          <w:rFonts w:eastAsia="Times New Roman" w:cstheme="minorHAnsi"/>
+          <w:b/>
+          <w:bCs/>
+          <w:color w:val="000000"/>
+        </w:rPr>
+        <w:t xml:space="preserve">"slave", called slave flip flop. </w:t>
+      </w:r>
+      <w:r>
+        <w:rPr>
+          <w:rFonts w:cstheme="minorHAnsi"/>
+          <w:color w:val="000000"/>
+        </w:rPr>
+        <w:t xml:space="preserve">In "master-slave flip flop", apart from these two flip flops, an inverter or NOT gate is also used. </w:t>
       </w:r>
     </w:p>
     <w:p>
@@ -9681,70 +9555,16 @@
       </w:pPr>
       <w:r>
         <w:rPr>
-          <w:rFonts w:asciiTheme="minorHAnsi" w:hAnsiTheme="minorHAnsi" w:cstheme="minorHAnsi"/>
-          <w:sz w:val="22"/>
-          <w:szCs w:val="22"/>
-        </w:rPr>
-        <w:t xml:space="preserve">When </w:t>
-      </w:r>
-      <w:r>
-        <w:rPr>
-          <w:rStyle w:val="Strong"/>
-          <w:rFonts w:asciiTheme="minorHAnsi" w:hAnsiTheme="minorHAnsi" w:cstheme="minorHAnsi"/>
-          <w:sz w:val="22"/>
-          <w:szCs w:val="22"/>
-        </w:rPr>
-        <w:t>J=K=0</w:t>
-      </w:r>
-      <w:r>
-        <w:rPr>
-          <w:rFonts w:asciiTheme="minorHAnsi" w:hAnsiTheme="minorHAnsi" w:cstheme="minorHAnsi"/>
-          <w:sz w:val="22"/>
-          <w:szCs w:val="22"/>
-        </w:rPr>
-        <w:t xml:space="preserve">, the flip-flop is disabled, so the output </w:t>
-      </w:r>
-      <w:r>
-        <w:rPr>
-          <w:rStyle w:val="Strong"/>
-          <w:rFonts w:asciiTheme="minorHAnsi" w:hAnsiTheme="minorHAnsi" w:cstheme="minorHAnsi"/>
-          <w:sz w:val="22"/>
-          <w:szCs w:val="22"/>
-        </w:rPr>
-        <w:t>Q remains unchanged</w:t>
-      </w:r>
-      <w:r>
-        <w:rPr>
-          <w:rFonts w:asciiTheme="minorHAnsi" w:hAnsiTheme="minorHAnsi" w:cstheme="minorHAnsi"/>
-          <w:sz w:val="22"/>
-          <w:szCs w:val="22"/>
-        </w:rPr>
-        <w:t>.</w:t>
-      </w:r>
-    </w:p>
-    <w:p>
-      <w:pPr>
-        <w:pStyle w:val="NormalWeb"/>
-        <w:spacing w:line="360" w:lineRule="auto"/>
-        <w:jc w:val="both"/>
-        <w:rPr>
-          <w:rFonts w:asciiTheme="minorHAnsi" w:hAnsiTheme="minorHAnsi" w:cstheme="minorHAnsi"/>
-          <w:b/>
-          <w:bCs/>
-        </w:rPr>
-      </w:pPr>
-      <w:r>
-        <w:rPr>
           <w:noProof/>
         </w:rPr>
         <w:drawing>
-          <wp:anchor distT="0" distB="0" distL="114300" distR="114300" simplePos="0" relativeHeight="251678720" behindDoc="0" locked="0" layoutInCell="1" allowOverlap="1" wp14:anchorId="641EB783" wp14:editId="0C109FB8">
+          <wp:anchor distT="0" distB="0" distL="114300" distR="114300" simplePos="0" relativeHeight="251678720" behindDoc="0" locked="0" layoutInCell="1" allowOverlap="1" wp14:anchorId="641EB783" wp14:editId="596EBC27">
             <wp:simplePos x="0" y="0"/>
             <wp:positionH relativeFrom="margin">
               <wp:posOffset>3576955</wp:posOffset>
             </wp:positionH>
             <wp:positionV relativeFrom="paragraph">
-              <wp:posOffset>19050</wp:posOffset>
+              <wp:posOffset>262255</wp:posOffset>
             </wp:positionV>
             <wp:extent cx="3124200" cy="2028825"/>
             <wp:effectExtent l="0" t="0" r="0" b="9525"/>
@@ -9761,7 +9581,7 @@
                     <pic:cNvPicPr/>
                   </pic:nvPicPr>
                   <pic:blipFill>
-                    <a:blip r:embed="rId31">
+                    <a:blip r:embed="rId37">
                       <a:extLst>
                         <a:ext uri="{28A0092B-C50C-407E-A947-70E740481C1C}">
                           <a14:useLocalDpi xmlns:a14="http://schemas.microsoft.com/office/drawing/2010/main" val="0"/>
@@ -9793,6 +9613,60 @@
           </wp:anchor>
         </w:drawing>
       </w:r>
+      <w:r>
+        <w:rPr>
+          <w:rFonts w:asciiTheme="minorHAnsi" w:hAnsiTheme="minorHAnsi" w:cstheme="minorHAnsi"/>
+          <w:sz w:val="22"/>
+          <w:szCs w:val="22"/>
+        </w:rPr>
+        <w:t xml:space="preserve">When </w:t>
+      </w:r>
+      <w:r>
+        <w:rPr>
+          <w:rStyle w:val="Strong"/>
+          <w:rFonts w:asciiTheme="minorHAnsi" w:hAnsiTheme="minorHAnsi" w:cstheme="minorHAnsi"/>
+          <w:sz w:val="22"/>
+          <w:szCs w:val="22"/>
+        </w:rPr>
+        <w:t>J=K=0</w:t>
+      </w:r>
+      <w:r>
+        <w:rPr>
+          <w:rFonts w:asciiTheme="minorHAnsi" w:hAnsiTheme="minorHAnsi" w:cstheme="minorHAnsi"/>
+          <w:sz w:val="22"/>
+          <w:szCs w:val="22"/>
+        </w:rPr>
+        <w:t xml:space="preserve">, the flip-flop is disabled, so the output </w:t>
+      </w:r>
+      <w:r>
+        <w:rPr>
+          <w:rStyle w:val="Strong"/>
+          <w:rFonts w:asciiTheme="minorHAnsi" w:hAnsiTheme="minorHAnsi" w:cstheme="minorHAnsi"/>
+          <w:sz w:val="22"/>
+          <w:szCs w:val="22"/>
+        </w:rPr>
+        <w:t>Q remains unchanged</w:t>
+      </w:r>
+      <w:r>
+        <w:rPr>
+          <w:rFonts w:asciiTheme="minorHAnsi" w:hAnsiTheme="minorHAnsi" w:cstheme="minorHAnsi"/>
+          <w:sz w:val="22"/>
+          <w:szCs w:val="22"/>
+        </w:rPr>
+        <w:t>.</w:t>
+      </w:r>
+    </w:p>
+    <w:p>
+      <w:pPr>
+        <w:pStyle w:val="NormalWeb"/>
+        <w:spacing w:line="360" w:lineRule="auto"/>
+        <w:jc w:val="both"/>
+        <w:rPr>
+          <w:rFonts w:asciiTheme="minorHAnsi" w:hAnsiTheme="minorHAnsi" w:cstheme="minorHAnsi"/>
+          <w:b/>
+          <w:bCs/>
+        </w:rPr>
+      </w:pPr>
       <w:r>
         <w:rPr>
           <w:noProof/>
@@ -10128,127 +10002,240 @@
     <w:p>
       <w:pPr>
         <w:pStyle w:val="NormalWeb"/>
-        <w:spacing w:line="360" w:lineRule="auto"/>
         <w:jc w:val="both"/>
+        <w:rPr>
+          <w:rFonts w:asciiTheme="minorHAnsi" w:hAnsiTheme="minorHAnsi" w:cstheme="minorHAnsi"/>
+          <w:b/>
+          <w:bCs/>
+        </w:rPr>
+      </w:pPr>
+    </w:p>
+    <w:p>
+      <w:pPr>
+        <w:pStyle w:val="NormalWeb"/>
+        <w:jc w:val="both"/>
+        <w:rPr>
+          <w:rFonts w:asciiTheme="minorHAnsi" w:hAnsiTheme="minorHAnsi" w:cstheme="minorHAnsi"/>
+          <w:b/>
+          <w:bCs/>
+        </w:rPr>
+      </w:pPr>
+      <w:r>
+        <w:rPr>
+          <w:rFonts w:asciiTheme="minorHAnsi" w:hAnsiTheme="minorHAnsi" w:cstheme="minorHAnsi"/>
+          <w:b/>
+          <w:bCs/>
+        </w:rPr>
+        <w:lastRenderedPageBreak/>
+        <w:t>1</w:t>
+      </w:r>
+      <w:r>
+        <w:rPr>
+          <w:rFonts w:asciiTheme="minorHAnsi" w:hAnsiTheme="minorHAnsi" w:cstheme="minorHAnsi"/>
+          <w:b/>
+          <w:bCs/>
+        </w:rPr>
+        <w:t>3</w:t>
+      </w:r>
+      <w:r>
+        <w:rPr>
+          <w:rFonts w:asciiTheme="minorHAnsi" w:hAnsiTheme="minorHAnsi" w:cstheme="minorHAnsi"/>
+          <w:b/>
+          <w:bCs/>
+        </w:rPr>
+        <w:t xml:space="preserve">. Define Counter </w:t>
+      </w:r>
+      <w:r>
+        <w:rPr>
+          <w:rFonts w:asciiTheme="minorHAnsi" w:hAnsiTheme="minorHAnsi" w:cstheme="minorHAnsi"/>
+          <w:b/>
+          <w:bCs/>
+        </w:rPr>
+        <w:t xml:space="preserve">in Digital </w:t>
+      </w:r>
+      <w:r>
+        <w:rPr>
+          <w:rFonts w:asciiTheme="minorHAnsi" w:hAnsiTheme="minorHAnsi" w:cstheme="minorHAnsi"/>
+          <w:b/>
+          <w:bCs/>
+        </w:rPr>
+        <w:t>Electronics.</w:t>
+      </w:r>
+    </w:p>
+    <w:p>
+      <w:pPr>
+        <w:pStyle w:val="NormalWeb"/>
+        <w:jc w:val="both"/>
+        <w:rPr>
+          <w:rFonts w:asciiTheme="minorHAnsi" w:eastAsiaTheme="minorHAnsi" w:hAnsiTheme="minorHAnsi" w:cstheme="minorHAnsi"/>
+          <w:color w:val="000000"/>
+          <w:sz w:val="22"/>
+          <w:szCs w:val="22"/>
+        </w:rPr>
+      </w:pPr>
+      <w:r>
+        <w:rPr>
+          <w:rFonts w:asciiTheme="minorHAnsi" w:hAnsiTheme="minorHAnsi" w:cstheme="minorHAnsi"/>
+          <w:b/>
+          <w:bCs/>
+        </w:rPr>
+        <w:t xml:space="preserve">Ans: </w:t>
+      </w:r>
+      <w:r>
+        <w:rPr>
+          <w:rFonts w:asciiTheme="minorHAnsi" w:eastAsiaTheme="minorHAnsi" w:hAnsiTheme="minorHAnsi" w:cstheme="minorHAnsi"/>
+          <w:color w:val="000000"/>
+          <w:sz w:val="22"/>
+          <w:szCs w:val="22"/>
+        </w:rPr>
+        <w:t>A counter is a digital circuit that can be used to keep track of the number of events or clock cycles that have occurred.</w:t>
+      </w:r>
+    </w:p>
+    <w:p>
+      <w:pPr>
+        <w:pStyle w:val="NormalWeb"/>
+        <w:jc w:val="both"/>
+        <w:rPr>
+          <w:rFonts w:asciiTheme="minorHAnsi" w:hAnsiTheme="minorHAnsi" w:cstheme="minorHAnsi"/>
+          <w:b/>
+          <w:bCs/>
+        </w:rPr>
+      </w:pPr>
+      <w:proofErr w:type="spellStart"/>
+      <w:r>
+        <w:rPr>
+          <w:rFonts w:asciiTheme="minorHAnsi" w:hAnsiTheme="minorHAnsi" w:cstheme="minorHAnsi"/>
+          <w:b/>
+          <w:bCs/>
+        </w:rPr>
+        <w:t>i</w:t>
+      </w:r>
+      <w:proofErr w:type="spellEnd"/>
+      <w:r>
+        <w:rPr>
+          <w:rFonts w:asciiTheme="minorHAnsi" w:hAnsiTheme="minorHAnsi" w:cstheme="minorHAnsi"/>
+          <w:b/>
+          <w:bCs/>
+        </w:rPr>
+        <w:t xml:space="preserve">. Binary Counter    ii. Decade/ Decimal counter     iii. Up/Down counter </w:t>
+      </w:r>
+    </w:p>
+    <w:p>
+      <w:pPr>
+        <w:pStyle w:val="NormalWeb"/>
+        <w:spacing w:after="0" w:afterAutospacing="0"/>
+        <w:jc w:val="both"/>
+        <w:rPr>
+          <w:rFonts w:asciiTheme="minorHAnsi" w:hAnsiTheme="minorHAnsi" w:cstheme="minorHAnsi"/>
+          <w:b/>
+          <w:bCs/>
+        </w:rPr>
+      </w:pPr>
+      <w:r>
+        <w:rPr>
+          <w:rFonts w:asciiTheme="minorHAnsi" w:hAnsiTheme="minorHAnsi" w:cstheme="minorHAnsi"/>
+          <w:b/>
+          <w:bCs/>
+        </w:rPr>
+        <w:t>1</w:t>
+      </w:r>
+      <w:r>
+        <w:rPr>
+          <w:rFonts w:asciiTheme="minorHAnsi" w:hAnsiTheme="minorHAnsi" w:cstheme="minorHAnsi"/>
+          <w:b/>
+          <w:bCs/>
+        </w:rPr>
+        <w:t>4</w:t>
+      </w:r>
+      <w:r>
+        <w:rPr>
+          <w:rFonts w:asciiTheme="minorHAnsi" w:hAnsiTheme="minorHAnsi" w:cstheme="minorHAnsi"/>
+          <w:b/>
+          <w:bCs/>
+        </w:rPr>
+        <w:t>. Define Register in Digital Electronics.</w:t>
+      </w:r>
+    </w:p>
+    <w:p>
+      <w:pPr>
+        <w:pStyle w:val="NormalWeb"/>
+        <w:spacing w:line="276" w:lineRule="auto"/>
+        <w:jc w:val="both"/>
+        <w:rPr>
+          <w:rFonts w:asciiTheme="minorHAnsi" w:eastAsiaTheme="minorHAnsi" w:hAnsiTheme="minorHAnsi" w:cstheme="minorHAnsi"/>
+          <w:color w:val="000000"/>
+          <w:sz w:val="22"/>
+          <w:szCs w:val="22"/>
+        </w:rPr>
+      </w:pPr>
+      <w:r>
+        <w:rPr>
+          <w:rFonts w:asciiTheme="minorHAnsi" w:hAnsiTheme="minorHAnsi" w:cstheme="minorHAnsi"/>
+          <w:b/>
+          <w:bCs/>
+          <w:sz w:val="22"/>
+          <w:szCs w:val="22"/>
+        </w:rPr>
+        <w:t>Ans:</w:t>
+      </w:r>
+      <w:r>
         <w:rPr>
           <w:rFonts w:asciiTheme="minorHAnsi" w:hAnsiTheme="minorHAnsi" w:cstheme="minorHAnsi"/>
           <w:sz w:val="22"/>
           <w:szCs w:val="22"/>
         </w:rPr>
-      </w:pPr>
-    </w:p>
-    <w:p>
-      <w:pPr>
-        <w:pStyle w:val="NormalWeb"/>
-        <w:jc w:val="both"/>
-        <w:rPr>
-          <w:rFonts w:asciiTheme="minorHAnsi" w:hAnsiTheme="minorHAnsi" w:cstheme="minorHAnsi"/>
-          <w:b/>
-          <w:bCs/>
-        </w:rPr>
-      </w:pPr>
-      <w:r>
-        <w:rPr>
-          <w:rFonts w:asciiTheme="minorHAnsi" w:hAnsiTheme="minorHAnsi" w:cstheme="minorHAnsi"/>
-          <w:b/>
-          <w:bCs/>
-        </w:rPr>
-        <w:lastRenderedPageBreak/>
-        <w:t xml:space="preserve">12. Define Counter </w:t>
-      </w:r>
-      <w:r>
-        <w:rPr>
-          <w:rFonts w:asciiTheme="minorHAnsi" w:hAnsiTheme="minorHAnsi" w:cstheme="minorHAnsi"/>
-          <w:b/>
-          <w:bCs/>
-        </w:rPr>
-        <w:t xml:space="preserve">in Digital </w:t>
-      </w:r>
-      <w:r>
-        <w:rPr>
-          <w:rFonts w:asciiTheme="minorHAnsi" w:hAnsiTheme="minorHAnsi" w:cstheme="minorHAnsi"/>
-          <w:b/>
-          <w:bCs/>
-        </w:rPr>
-        <w:t>Electronics.</w:t>
-      </w:r>
-    </w:p>
-    <w:p>
-      <w:pPr>
-        <w:pStyle w:val="NormalWeb"/>
-        <w:jc w:val="both"/>
+        <w:t xml:space="preserve"> </w:t>
+      </w:r>
+      <w:r>
         <w:rPr>
           <w:rFonts w:asciiTheme="minorHAnsi" w:eastAsiaTheme="minorHAnsi" w:hAnsiTheme="minorHAnsi" w:cstheme="minorHAnsi"/>
           <w:color w:val="000000"/>
           <w:sz w:val="22"/>
           <w:szCs w:val="22"/>
         </w:rPr>
-      </w:pPr>
-      <w:r>
-        <w:rPr>
-          <w:rFonts w:asciiTheme="minorHAnsi" w:hAnsiTheme="minorHAnsi" w:cstheme="minorHAnsi"/>
-          <w:b/>
-          <w:bCs/>
-        </w:rPr>
-        <w:t xml:space="preserve">Ans: </w:t>
-      </w:r>
-      <w:r>
+        <w:t>A register in digital electronics is a group of flip-flops that can be used to store binary data. Registers are often used to hold intermediate results in digital systems</w:t>
+      </w:r>
+    </w:p>
+    <w:p>
+      <w:pPr>
+        <w:pStyle w:val="NormalWeb"/>
+        <w:spacing w:line="276" w:lineRule="auto"/>
         <w:rPr>
           <w:rFonts w:asciiTheme="minorHAnsi" w:eastAsiaTheme="minorHAnsi" w:hAnsiTheme="minorHAnsi" w:cstheme="minorHAnsi"/>
-          <w:color w:val="000000"/>
-          <w:sz w:val="22"/>
-          <w:szCs w:val="22"/>
-        </w:rPr>
-        <w:t>A counter is a digital circuit that can be used to keep track of the number of events or clock cycles that have occurred.</w:t>
-      </w:r>
+          <w:b/>
+          <w:bCs/>
+          <w:color w:val="000000"/>
+          <w:sz w:val="28"/>
+          <w:szCs w:val="28"/>
+        </w:rPr>
+      </w:pPr>
     </w:p>
     <w:p>
       <w:pPr>
         <w:pStyle w:val="NormalWeb"/>
-        <w:jc w:val="both"/>
-        <w:rPr>
-          <w:rFonts w:asciiTheme="minorHAnsi" w:hAnsiTheme="minorHAnsi" w:cstheme="minorHAnsi"/>
-          <w:b/>
-          <w:bCs/>
-        </w:rPr>
-      </w:pPr>
-      <w:proofErr w:type="spellStart"/>
-      <w:r>
-        <w:rPr>
-          <w:rFonts w:asciiTheme="minorHAnsi" w:hAnsiTheme="minorHAnsi" w:cstheme="minorHAnsi"/>
-          <w:b/>
-          <w:bCs/>
-        </w:rPr>
-        <w:t>i</w:t>
-      </w:r>
-      <w:proofErr w:type="spellEnd"/>
-      <w:r>
-        <w:rPr>
-          <w:rFonts w:asciiTheme="minorHAnsi" w:hAnsiTheme="minorHAnsi" w:cstheme="minorHAnsi"/>
-          <w:b/>
-          <w:bCs/>
-        </w:rPr>
-        <w:t xml:space="preserve">. Binary Counter    ii. Decade/ Decimal counter     iii. Up/Down counter </w:t>
-      </w:r>
-    </w:p>
-    <w:p>
-      <w:pPr>
-        <w:pStyle w:val="NormalWeb"/>
-        <w:spacing w:after="0" w:afterAutospacing="0"/>
-        <w:jc w:val="both"/>
-        <w:rPr>
-          <w:rFonts w:asciiTheme="minorHAnsi" w:hAnsiTheme="minorHAnsi" w:cstheme="minorHAnsi"/>
-          <w:b/>
-          <w:bCs/>
-        </w:rPr>
-      </w:pPr>
-      <w:r>
-        <w:rPr>
-          <w:rFonts w:asciiTheme="minorHAnsi" w:hAnsiTheme="minorHAnsi" w:cstheme="minorHAnsi"/>
-          <w:b/>
-          <w:bCs/>
-        </w:rPr>
-        <w:t>13. Define Register in Digital Electronics.</w:t>
+        <w:spacing w:line="276" w:lineRule="auto"/>
+        <w:jc w:val="center"/>
+        <w:rPr>
+          <w:rFonts w:asciiTheme="minorHAnsi" w:eastAsiaTheme="minorHAnsi" w:hAnsiTheme="minorHAnsi" w:cstheme="minorHAnsi"/>
+          <w:b/>
+          <w:bCs/>
+          <w:color w:val="000000"/>
+          <w:sz w:val="28"/>
+          <w:szCs w:val="28"/>
+          <w:u w:val="single"/>
+        </w:rPr>
+      </w:pPr>
+      <w:r>
+        <w:rPr>
+          <w:rFonts w:asciiTheme="minorHAnsi" w:eastAsiaTheme="minorHAnsi" w:hAnsiTheme="minorHAnsi" w:cstheme="minorHAnsi"/>
+          <w:b/>
+          <w:bCs/>
+          <w:color w:val="000000"/>
+          <w:sz w:val="28"/>
+          <w:szCs w:val="28"/>
+          <w:u w:val="single"/>
+        </w:rPr>
+        <w:t>Half, Full Adder, Ring and Johnson Counter</w:t>
       </w:r>
     </w:p>
     <w:p>
@@ -10258,150 +10245,37 @@
         <w:jc w:val="both"/>
         <w:rPr>
           <w:rFonts w:asciiTheme="minorHAnsi" w:eastAsiaTheme="minorHAnsi" w:hAnsiTheme="minorHAnsi" w:cstheme="minorHAnsi"/>
-          <w:color w:val="000000"/>
-          <w:sz w:val="22"/>
-          <w:szCs w:val="22"/>
-        </w:rPr>
-      </w:pPr>
-      <w:r>
-        <w:rPr>
-          <w:rFonts w:asciiTheme="minorHAnsi" w:hAnsiTheme="minorHAnsi" w:cstheme="minorHAnsi"/>
-          <w:b/>
-          <w:bCs/>
-          <w:sz w:val="22"/>
-          <w:szCs w:val="22"/>
-        </w:rPr>
-        <w:t>Ans:</w:t>
-      </w:r>
-      <w:r>
-        <w:rPr>
-          <w:rFonts w:asciiTheme="minorHAnsi" w:hAnsiTheme="minorHAnsi" w:cstheme="minorHAnsi"/>
-          <w:sz w:val="22"/>
-          <w:szCs w:val="22"/>
-        </w:rPr>
-        <w:t xml:space="preserve"> </w:t>
-      </w:r>
+          <w:b/>
+          <w:bCs/>
+          <w:color w:val="000000"/>
+        </w:rPr>
+      </w:pPr>
       <w:r>
         <w:rPr>
           <w:rFonts w:asciiTheme="minorHAnsi" w:eastAsiaTheme="minorHAnsi" w:hAnsiTheme="minorHAnsi" w:cstheme="minorHAnsi"/>
-          <w:color w:val="000000"/>
-          <w:sz w:val="22"/>
-          <w:szCs w:val="22"/>
-        </w:rPr>
-        <w:t>A register in digital electronics is a group of flip-flops that can be used to store binary data. Registers are often used to hold intermediate results in digital systems</w:t>
-      </w:r>
-    </w:p>
-    <w:p>
-      <w:pPr>
-        <w:pStyle w:val="NormalWeb"/>
-        <w:spacing w:line="276" w:lineRule="auto"/>
-        <w:jc w:val="center"/>
+          <w:b/>
+          <w:bCs/>
+          <w:color w:val="000000"/>
+        </w:rPr>
+        <w:t>1</w:t>
+      </w:r>
+      <w:r>
         <w:rPr>
           <w:rFonts w:asciiTheme="minorHAnsi" w:eastAsiaTheme="minorHAnsi" w:hAnsiTheme="minorHAnsi" w:cstheme="minorHAnsi"/>
           <w:b/>
           <w:bCs/>
           <w:color w:val="000000"/>
-          <w:sz w:val="28"/>
-          <w:szCs w:val="28"/>
-        </w:rPr>
-      </w:pPr>
-    </w:p>
-    <w:p>
-      <w:pPr>
-        <w:pStyle w:val="NormalWeb"/>
-        <w:spacing w:line="276" w:lineRule="auto"/>
-        <w:jc w:val="center"/>
+        </w:rPr>
+        <w:t>5</w:t>
+      </w:r>
+      <w:r>
         <w:rPr>
           <w:rFonts w:asciiTheme="minorHAnsi" w:eastAsiaTheme="minorHAnsi" w:hAnsiTheme="minorHAnsi" w:cstheme="minorHAnsi"/>
           <w:b/>
           <w:bCs/>
           <w:color w:val="000000"/>
-          <w:sz w:val="28"/>
-          <w:szCs w:val="28"/>
-        </w:rPr>
-      </w:pPr>
-      <w:r>
-        <w:rPr>
-          <w:rFonts w:asciiTheme="minorHAnsi" w:eastAsiaTheme="minorHAnsi" w:hAnsiTheme="minorHAnsi" w:cstheme="minorHAnsi"/>
-          <w:b/>
-          <w:bCs/>
-          <w:color w:val="000000"/>
-          <w:sz w:val="28"/>
-          <w:szCs w:val="28"/>
-        </w:rPr>
-        <w:t xml:space="preserve">PDF </w:t>
-      </w:r>
-      <w:r>
-        <w:rPr>
-          <w:rFonts w:asciiTheme="minorHAnsi" w:eastAsiaTheme="minorHAnsi" w:hAnsiTheme="minorHAnsi" w:cstheme="minorHAnsi"/>
-          <w:b/>
-          <w:bCs/>
-          <w:color w:val="000000"/>
-          <w:sz w:val="28"/>
-          <w:szCs w:val="28"/>
-        </w:rPr>
-        <w:t>–</w:t>
-      </w:r>
-      <w:r>
-        <w:rPr>
-          <w:rFonts w:asciiTheme="minorHAnsi" w:eastAsiaTheme="minorHAnsi" w:hAnsiTheme="minorHAnsi" w:cstheme="minorHAnsi"/>
-          <w:b/>
-          <w:bCs/>
-          <w:color w:val="000000"/>
-          <w:sz w:val="28"/>
-          <w:szCs w:val="28"/>
-        </w:rPr>
-        <w:t xml:space="preserve"> 8</w:t>
-      </w:r>
-    </w:p>
-    <w:p>
-      <w:pPr>
-        <w:pStyle w:val="NormalWeb"/>
-        <w:spacing w:line="276" w:lineRule="auto"/>
-        <w:jc w:val="center"/>
-        <w:rPr>
-          <w:rFonts w:asciiTheme="minorHAnsi" w:eastAsiaTheme="minorHAnsi" w:hAnsiTheme="minorHAnsi" w:cstheme="minorHAnsi"/>
-          <w:b/>
-          <w:bCs/>
-          <w:color w:val="000000"/>
-          <w:sz w:val="28"/>
-          <w:szCs w:val="28"/>
-          <w:u w:val="single"/>
-        </w:rPr>
-      </w:pPr>
-      <w:r>
-        <w:rPr>
-          <w:rFonts w:asciiTheme="minorHAnsi" w:eastAsiaTheme="minorHAnsi" w:hAnsiTheme="minorHAnsi" w:cstheme="minorHAnsi"/>
-          <w:b/>
-          <w:bCs/>
-          <w:color w:val="000000"/>
-          <w:sz w:val="28"/>
-          <w:szCs w:val="28"/>
-          <w:u w:val="single"/>
-        </w:rPr>
-        <w:t>Half, Full Adder, Ring and Johnson Counter</w:t>
-      </w:r>
-    </w:p>
-    <w:p>
-      <w:pPr>
-        <w:pStyle w:val="NormalWeb"/>
-        <w:spacing w:line="276" w:lineRule="auto"/>
-        <w:jc w:val="both"/>
-        <w:rPr>
-          <w:rFonts w:asciiTheme="minorHAnsi" w:eastAsiaTheme="minorHAnsi" w:hAnsiTheme="minorHAnsi" w:cstheme="minorHAnsi"/>
-          <w:b/>
-          <w:bCs/>
-          <w:color w:val="000000"/>
-        </w:rPr>
-      </w:pPr>
-      <w:r>
-        <w:rPr>
-          <w:rFonts w:asciiTheme="minorHAnsi" w:eastAsiaTheme="minorHAnsi" w:hAnsiTheme="minorHAnsi" w:cstheme="minorHAnsi"/>
-          <w:b/>
-          <w:bCs/>
-          <w:color w:val="000000"/>
-        </w:rPr>
-        <w:t xml:space="preserve">14. </w:t>
+        </w:rPr>
+        <w:t xml:space="preserve">. </w:t>
       </w:r>
       <w:r>
         <w:rPr>
@@ -10492,37 +10366,30 @@
           <w:rFonts w:ascii="CIDFont+F2" w:eastAsia="Times New Roman" w:hAnsi="CIDFont+F2" w:cs="Times New Roman"/>
           <w:color w:val="000000"/>
         </w:rPr>
-        <w:t>B) and CARRY (A ·</w:t>
-      </w:r>
-      <w:r>
+        <w:t xml:space="preserve">B) and CARRY (A · </w:t>
+      </w:r>
+      <w:r>
+        <w:rPr>
+          <w:rFonts w:ascii="CIDFont+F2" w:hAnsi="CIDFont+F2"/>
+          <w:color w:val="000000"/>
+        </w:rPr>
+        <w:t>B)</w:t>
+      </w:r>
+    </w:p>
+    <w:p>
+      <w:pPr>
+        <w:spacing w:after="0" w:line="240" w:lineRule="auto"/>
         <w:rPr>
           <w:rFonts w:ascii="CIDFont+F2" w:eastAsia="Times New Roman" w:hAnsi="CIDFont+F2" w:cs="Times New Roman"/>
           <w:color w:val="000000"/>
         </w:rPr>
-        <w:t xml:space="preserve"> </w:t>
-      </w:r>
-      <w:r>
-        <w:rPr>
-          <w:rFonts w:ascii="CIDFont+F2" w:hAnsi="CIDFont+F2"/>
-          <w:color w:val="000000"/>
-        </w:rPr>
-        <w:t>B)</w:t>
-      </w:r>
-    </w:p>
-    <w:p>
-      <w:pPr>
-        <w:spacing w:after="0" w:line="240" w:lineRule="auto"/>
-        <w:rPr>
-          <w:rFonts w:ascii="CIDFont+F2" w:eastAsia="Times New Roman" w:hAnsi="CIDFont+F2" w:cs="Times New Roman"/>
-          <w:color w:val="000000"/>
-        </w:rPr>
       </w:pPr>
       <w:r>
         <w:rPr>
           <w:noProof/>
         </w:rPr>
         <w:drawing>
-          <wp:anchor distT="0" distB="0" distL="114300" distR="114300" simplePos="0" relativeHeight="251681792" behindDoc="0" locked="0" layoutInCell="1" allowOverlap="1" wp14:anchorId="4F3A4879" wp14:editId="7C5C90C1">
+          <wp:anchor distT="0" distB="0" distL="114300" distR="114300" simplePos="0" relativeHeight="251681792" behindDoc="0" locked="0" layoutInCell="1" allowOverlap="1" wp14:anchorId="4F3A4879" wp14:editId="7205F48A">
             <wp:simplePos x="0" y="0"/>
             <wp:positionH relativeFrom="margin">
               <wp:posOffset>3462655</wp:posOffset>
@@ -10545,8 +10412,17 @@
                     <pic:cNvPicPr/>
                   </pic:nvPicPr>
                   <pic:blipFill>
-                    <a:blip r:embed="rId32">
+                    <a:blip r:embed="rId38">
                       <a:extLst>
+                        <a:ext uri="{BEBA8EAE-BF5A-486C-A8C5-ECC9F3942E4B}">
+                          <a14:imgProps xmlns:a14="http://schemas.microsoft.com/office/drawing/2010/main">
+                            <a14:imgLayer r:embed="rId39">
+                              <a14:imgEffect>
+                                <a14:sharpenSoften amount="50000"/>
+                              </a14:imgEffect>
+                            </a14:imgLayer>
+                          </a14:imgProps>
+                        </a:ext>
                         <a:ext uri="{28A0092B-C50C-407E-A947-70E740481C1C}">
                           <a14:useLocalDpi xmlns:a14="http://schemas.microsoft.com/office/drawing/2010/main" val="0"/>
                         </a:ext>
@@ -10582,7 +10458,7 @@
           <w:noProof/>
         </w:rPr>
         <w:drawing>
-          <wp:anchor distT="0" distB="0" distL="114300" distR="114300" simplePos="0" relativeHeight="251680768" behindDoc="0" locked="0" layoutInCell="1" allowOverlap="1" wp14:anchorId="313C9D4D" wp14:editId="7B3D0A3F">
+          <wp:anchor distT="0" distB="0" distL="114300" distR="114300" simplePos="0" relativeHeight="251680768" behindDoc="0" locked="0" layoutInCell="1" allowOverlap="1" wp14:anchorId="313C9D4D" wp14:editId="4689CC6B">
             <wp:simplePos x="0" y="0"/>
             <wp:positionH relativeFrom="margin">
               <wp:posOffset>476250</wp:posOffset>
@@ -10605,8 +10481,17 @@
                     <pic:cNvPicPr/>
                   </pic:nvPicPr>
                   <pic:blipFill>
-                    <a:blip r:embed="rId33">
+                    <a:blip r:embed="rId40">
                       <a:extLst>
+                        <a:ext uri="{BEBA8EAE-BF5A-486C-A8C5-ECC9F3942E4B}">
+                          <a14:imgProps xmlns:a14="http://schemas.microsoft.com/office/drawing/2010/main">
+                            <a14:imgLayer r:embed="rId41">
+                              <a14:imgEffect>
+                                <a14:sharpenSoften amount="50000"/>
+                              </a14:imgEffect>
+                            </a14:imgLayer>
+                          </a14:imgProps>
+                        </a:ext>
                         <a:ext uri="{28A0092B-C50C-407E-A947-70E740481C1C}">
                           <a14:useLocalDpi xmlns:a14="http://schemas.microsoft.com/office/drawing/2010/main" val="0"/>
                         </a:ext>
@@ -10976,15 +10861,7 @@
                                 <w:b/>
                                 <w:bCs/>
                               </w:rPr>
-                              <w:t>Disa</w:t>
-                            </w:r>
-                            <w:r>
-                              <w:rPr>
-                                <w:rFonts w:ascii="CIDFont+F2" w:eastAsia="Times New Roman" w:hAnsi="CIDFont+F2" w:cs="Times New Roman"/>
-                                <w:b/>
-                                <w:bCs/>
-                              </w:rPr>
-                              <w:t xml:space="preserve">dvantages: </w:t>
+                              <w:t xml:space="preserve">Disadvantages: </w:t>
                             </w:r>
                           </w:p>
                           <w:p>
@@ -11032,14 +10909,7 @@
                                 <w:rFonts w:ascii="CIDFont+F1" w:hAnsi="CIDFont+F1"/>
                                 <w:color w:val="000000"/>
                               </w:rPr>
-                              <w:t>Requires</w:t>
-                            </w:r>
-                            <w:r>
-                              <w:rPr>
-                                <w:rFonts w:ascii="CIDFont+F1" w:hAnsi="CIDFont+F1"/>
-                                <w:color w:val="000000"/>
-                              </w:rPr>
-                              <w:t xml:space="preserve"> Full Adders</w:t>
+                              <w:t>Requires Full Adders</w:t>
                             </w:r>
                           </w:p>
                         </w:txbxContent>
@@ -11081,15 +10951,7 @@
                           <w:b/>
                           <w:bCs/>
                         </w:rPr>
-                        <w:t>Disa</w:t>
-                      </w:r>
-                      <w:r>
-                        <w:rPr>
-                          <w:rFonts w:ascii="CIDFont+F2" w:eastAsia="Times New Roman" w:hAnsi="CIDFont+F2" w:cs="Times New Roman"/>
-                          <w:b/>
-                          <w:bCs/>
-                        </w:rPr>
-                        <w:t xml:space="preserve">dvantages: </w:t>
+                        <w:t xml:space="preserve">Disadvantages: </w:t>
                       </w:r>
                     </w:p>
                     <w:p>
@@ -11137,14 +10999,7 @@
                           <w:rFonts w:ascii="CIDFont+F1" w:hAnsi="CIDFont+F1"/>
                           <w:color w:val="000000"/>
                         </w:rPr>
-                        <w:t>Requires</w:t>
-                      </w:r>
-                      <w:r>
-                        <w:rPr>
-                          <w:rFonts w:ascii="CIDFont+F1" w:hAnsi="CIDFont+F1"/>
-                          <w:color w:val="000000"/>
-                        </w:rPr>
-                        <w:t xml:space="preserve"> Full Adders</w:t>
+                        <w:t>Requires Full Adders</w:t>
                       </w:r>
                     </w:p>
                   </w:txbxContent>
@@ -11392,63 +11247,103 @@
           <w:sz w:val="24"/>
           <w:szCs w:val="24"/>
         </w:rPr>
-        <w:t>15. Half Adder Advantages and Disadvantages and Application.</w:t>
-      </w:r>
-    </w:p>
-    <w:p>
-      <w:pPr>
-        <w:rPr>
-          <w:rFonts w:eastAsia="Times New Roman" w:cstheme="minorHAnsi"/>
-        </w:rPr>
-      </w:pPr>
-    </w:p>
-    <w:p>
-      <w:pPr>
-        <w:rPr>
-          <w:rFonts w:eastAsia="Times New Roman" w:cstheme="minorHAnsi"/>
-        </w:rPr>
-      </w:pPr>
-    </w:p>
-    <w:p>
-      <w:pPr>
-        <w:rPr>
-          <w:rFonts w:eastAsia="Times New Roman" w:cstheme="minorHAnsi"/>
-        </w:rPr>
-      </w:pPr>
-    </w:p>
-    <w:p>
-      <w:pPr>
-        <w:rPr>
-          <w:rFonts w:eastAsia="Times New Roman" w:cstheme="minorHAnsi"/>
-        </w:rPr>
-      </w:pPr>
-    </w:p>
-    <w:p>
-      <w:pPr>
-        <w:rPr>
-          <w:rFonts w:eastAsia="Times New Roman" w:cstheme="minorHAnsi"/>
-        </w:rPr>
-      </w:pPr>
-    </w:p>
-    <w:p>
-      <w:pPr>
-        <w:rPr>
-          <w:rFonts w:eastAsia="Times New Roman" w:cstheme="minorHAnsi"/>
-          <w:b/>
-          <w:bCs/>
-          <w:sz w:val="24"/>
-          <w:szCs w:val="24"/>
-        </w:rPr>
-      </w:pPr>
-      <w:r>
-        <w:rPr>
-          <w:rFonts w:eastAsia="Times New Roman" w:cstheme="minorHAnsi"/>
-          <w:b/>
-          <w:bCs/>
-          <w:sz w:val="24"/>
-          <w:szCs w:val="24"/>
-        </w:rPr>
-        <w:t>16. Explain Full Adder with Circuits Diagram.</w:t>
+        <w:t>1</w:t>
+      </w:r>
+      <w:r>
+        <w:rPr>
+          <w:rFonts w:eastAsia="Times New Roman" w:cstheme="minorHAnsi"/>
+          <w:b/>
+          <w:bCs/>
+          <w:sz w:val="24"/>
+          <w:szCs w:val="24"/>
+        </w:rPr>
+        <w:t>6</w:t>
+      </w:r>
+      <w:r>
+        <w:rPr>
+          <w:rFonts w:eastAsia="Times New Roman" w:cstheme="minorHAnsi"/>
+          <w:b/>
+          <w:bCs/>
+          <w:sz w:val="24"/>
+          <w:szCs w:val="24"/>
+        </w:rPr>
+        <w:t>. Half Adder Advantages and Disadvantages and Application.</w:t>
+      </w:r>
+    </w:p>
+    <w:p>
+      <w:pPr>
+        <w:rPr>
+          <w:rFonts w:eastAsia="Times New Roman" w:cstheme="minorHAnsi"/>
+        </w:rPr>
+      </w:pPr>
+    </w:p>
+    <w:p>
+      <w:pPr>
+        <w:rPr>
+          <w:rFonts w:eastAsia="Times New Roman" w:cstheme="minorHAnsi"/>
+        </w:rPr>
+      </w:pPr>
+    </w:p>
+    <w:p>
+      <w:pPr>
+        <w:rPr>
+          <w:rFonts w:eastAsia="Times New Roman" w:cstheme="minorHAnsi"/>
+        </w:rPr>
+      </w:pPr>
+    </w:p>
+    <w:p>
+      <w:pPr>
+        <w:rPr>
+          <w:rFonts w:eastAsia="Times New Roman" w:cstheme="minorHAnsi"/>
+        </w:rPr>
+      </w:pPr>
+    </w:p>
+    <w:p>
+      <w:pPr>
+        <w:rPr>
+          <w:rFonts w:eastAsia="Times New Roman" w:cstheme="minorHAnsi"/>
+        </w:rPr>
+      </w:pPr>
+    </w:p>
+    <w:p>
+      <w:pPr>
+        <w:rPr>
+          <w:rFonts w:eastAsia="Times New Roman" w:cstheme="minorHAnsi"/>
+          <w:b/>
+          <w:bCs/>
+          <w:sz w:val="24"/>
+          <w:szCs w:val="24"/>
+        </w:rPr>
+      </w:pPr>
+      <w:r>
+        <w:rPr>
+          <w:rFonts w:eastAsia="Times New Roman" w:cstheme="minorHAnsi"/>
+          <w:b/>
+          <w:bCs/>
+          <w:sz w:val="24"/>
+          <w:szCs w:val="24"/>
+        </w:rPr>
+        <w:t>1</w:t>
+      </w:r>
+      <w:r>
+        <w:rPr>
+          <w:rFonts w:eastAsia="Times New Roman" w:cstheme="minorHAnsi"/>
+          <w:b/>
+          <w:bCs/>
+          <w:sz w:val="24"/>
+          <w:szCs w:val="24"/>
+        </w:rPr>
+        <w:t>7</w:t>
+      </w:r>
+      <w:r>
+        <w:rPr>
+          <w:rFonts w:eastAsia="Times New Roman" w:cstheme="minorHAnsi"/>
+          <w:b/>
+          <w:bCs/>
+          <w:sz w:val="24"/>
+          <w:szCs w:val="24"/>
+        </w:rPr>
+        <w:t>. Explain Full Adder with Circuits Diagram.</w:t>
       </w:r>
     </w:p>
     <w:p>
@@ -11463,8 +11358,16 @@
       <w:r>
         <w:rPr>
           <w:rFonts w:eastAsia="Times New Roman" w:cstheme="minorHAnsi"/>
-        </w:rPr>
-        <w:t xml:space="preserve">Ans: </w:t>
+          <w:b/>
+          <w:bCs/>
+        </w:rPr>
+        <w:t>Ans:</w:t>
+      </w:r>
+      <w:r>
+        <w:rPr>
+          <w:rFonts w:eastAsia="Times New Roman" w:cstheme="minorHAnsi"/>
+        </w:rPr>
+        <w:t xml:space="preserve"> </w:t>
       </w:r>
       <w:r>
         <w:rPr>
@@ -11561,7 +11464,6 @@
           <w:sz w:val="20"/>
           <w:szCs w:val="20"/>
         </w:rPr>
-        <w:lastRenderedPageBreak/>
         <w:sym w:font="Symbol" w:char="F0B7"/>
       </w:r>
       <w:r>
@@ -11608,6 +11510,7 @@
         <w:rPr>
           <w:noProof/>
         </w:rPr>
+        <w:lastRenderedPageBreak/>
         <mc:AlternateContent>
           <mc:Choice Requires="wps">
             <w:drawing>
@@ -11882,11 +11785,11 @@
                     <pic:cNvPicPr/>
                   </pic:nvPicPr>
                   <pic:blipFill>
-                    <a:blip r:embed="rId34">
+                    <a:blip r:embed="rId42">
                       <a:extLst>
                         <a:ext uri="{BEBA8EAE-BF5A-486C-A8C5-ECC9F3942E4B}">
                           <a14:imgProps xmlns:a14="http://schemas.microsoft.com/office/drawing/2010/main">
-                            <a14:imgLayer r:embed="rId35">
+                            <a14:imgLayer r:embed="rId43">
                               <a14:imgEffect>
                                 <a14:sharpenSoften amount="50000"/>
                               </a14:imgEffect>
@@ -12013,11 +11916,11 @@
                     <pic:cNvPicPr/>
                   </pic:nvPicPr>
                   <pic:blipFill>
-                    <a:blip r:embed="rId36">
+                    <a:blip r:embed="rId44">
                       <a:extLst>
                         <a:ext uri="{BEBA8EAE-BF5A-486C-A8C5-ECC9F3942E4B}">
                           <a14:imgProps xmlns:a14="http://schemas.microsoft.com/office/drawing/2010/main">
-                            <a14:imgLayer r:embed="rId37">
+                            <a14:imgLayer r:embed="rId45">
                               <a14:imgEffect>
                                 <a14:sharpenSoften amount="50000"/>
                               </a14:imgEffect>
@@ -12164,7 +12067,27 @@
           <w:sz w:val="24"/>
           <w:szCs w:val="24"/>
         </w:rPr>
-        <w:t xml:space="preserve">17. </w:t>
+        <w:t>1</w:t>
+      </w:r>
+      <w:r>
+        <w:rPr>
+          <w:rFonts w:eastAsia="Times New Roman" w:cstheme="minorHAnsi"/>
+          <w:b/>
+          <w:bCs/>
+          <w:sz w:val="24"/>
+          <w:szCs w:val="24"/>
+        </w:rPr>
+        <w:t>8</w:t>
+      </w:r>
+      <w:r>
+        <w:rPr>
+          <w:rFonts w:eastAsia="Times New Roman" w:cstheme="minorHAnsi"/>
+          <w:b/>
+          <w:bCs/>
+          <w:sz w:val="24"/>
+          <w:szCs w:val="24"/>
+        </w:rPr>
+        <w:t xml:space="preserve">. </w:t>
       </w:r>
       <w:r>
         <w:rPr>
@@ -12203,72 +12126,173 @@
           <w:rFonts w:cstheme="minorHAnsi"/>
           <w:color w:val="000000"/>
         </w:rPr>
-        <w:t>A ring counter is a typical application of the Shift register.</w:t>
-      </w:r>
-      <w:r>
-        <w:rPr>
-          <w:rFonts w:cstheme="minorHAnsi"/>
-          <w:color w:val="000000"/>
+        <w:t xml:space="preserve">A ring counter is a typical application of the Shift register. the last flip-flop is connected to the input of the first flipflop in the case of the ring counter. </w:t>
+      </w:r>
+    </w:p>
+    <w:p>
+      <w:pPr>
+        <w:jc w:val="center"/>
+        <w:rPr>
+          <w:rFonts w:cstheme="minorHAnsi"/>
+          <w:b/>
+          <w:bCs/>
+          <w:color w:val="000000"/>
+        </w:rPr>
+      </w:pPr>
+      <w:r>
+        <w:rPr>
+          <w:rFonts w:cstheme="minorHAnsi"/>
+          <w:b/>
+          <w:bCs/>
+          <w:color w:val="000000"/>
+        </w:rPr>
+        <w:t>No. of states in Ring counter = No. of flip-flop used</w:t>
+      </w:r>
+    </w:p>
+    <w:p>
+      <w:pPr>
+        <w:jc w:val="both"/>
+        <w:rPr>
+          <w:rFonts w:cstheme="minorHAnsi"/>
+          <w:b/>
+          <w:bCs/>
+          <w:color w:val="000000"/>
+          <w:sz w:val="24"/>
+          <w:szCs w:val="24"/>
+        </w:rPr>
+      </w:pPr>
+      <w:r>
+        <w:rPr>
+          <w:rFonts w:cstheme="minorHAnsi"/>
+          <w:b/>
+          <w:bCs/>
+          <w:color w:val="000000"/>
+          <w:sz w:val="24"/>
+          <w:szCs w:val="24"/>
+        </w:rPr>
+        <w:t>1</w:t>
+      </w:r>
+      <w:r>
+        <w:rPr>
+          <w:rFonts w:cstheme="minorHAnsi"/>
+          <w:b/>
+          <w:bCs/>
+          <w:color w:val="000000"/>
+          <w:sz w:val="24"/>
+          <w:szCs w:val="24"/>
+        </w:rPr>
+        <w:t>9</w:t>
+      </w:r>
+      <w:r>
+        <w:rPr>
+          <w:rFonts w:cstheme="minorHAnsi"/>
+          <w:b/>
+          <w:bCs/>
+          <w:color w:val="000000"/>
+          <w:sz w:val="24"/>
+          <w:szCs w:val="24"/>
+        </w:rPr>
+        <w:t xml:space="preserve">. 3, 4, </w:t>
+      </w:r>
+      <w:proofErr w:type="gramStart"/>
+      <w:r>
+        <w:rPr>
+          <w:rFonts w:cstheme="minorHAnsi"/>
+          <w:b/>
+          <w:bCs/>
+          <w:color w:val="000000"/>
+          <w:sz w:val="24"/>
+          <w:szCs w:val="24"/>
+        </w:rPr>
+        <w:t>5</w:t>
+      </w:r>
+      <w:r>
+        <w:rPr>
+          <w:rFonts w:cstheme="minorHAnsi"/>
+          <w:b/>
+          <w:bCs/>
+          <w:color w:val="000000"/>
+          <w:sz w:val="24"/>
+          <w:szCs w:val="24"/>
         </w:rPr>
         <w:t xml:space="preserve"> </w:t>
       </w:r>
       <w:r>
         <w:rPr>
           <w:rFonts w:cstheme="minorHAnsi"/>
-          <w:color w:val="000000"/>
-        </w:rPr>
-        <w:t>the last flip-flop is connected to the input of the first flipflop in the case of the ring counter</w:t>
-      </w:r>
-      <w:r>
-        <w:rPr>
-          <w:rFonts w:cstheme="minorHAnsi"/>
-          <w:color w:val="000000"/>
-        </w:rPr>
-        <w:t xml:space="preserve">. </w:t>
-      </w:r>
-    </w:p>
-    <w:p>
-      <w:pPr>
-        <w:jc w:val="center"/>
-        <w:rPr>
-          <w:rFonts w:cstheme="minorHAnsi"/>
-          <w:b/>
-          <w:bCs/>
-          <w:color w:val="000000"/>
-        </w:rPr>
-      </w:pPr>
-      <w:r>
-        <w:rPr>
-          <w:rFonts w:cstheme="minorHAnsi"/>
-          <w:b/>
-          <w:bCs/>
-          <w:color w:val="000000"/>
-        </w:rPr>
-        <w:t>No. of states in Ring counter = No. of flip-flop used</w:t>
+          <w:b/>
+          <w:bCs/>
+          <w:color w:val="000000"/>
+          <w:sz w:val="24"/>
+          <w:szCs w:val="24"/>
+        </w:rPr>
+        <w:t>bit</w:t>
+      </w:r>
+      <w:proofErr w:type="gramEnd"/>
+      <w:r>
+        <w:rPr>
+          <w:rFonts w:cstheme="minorHAnsi"/>
+          <w:b/>
+          <w:bCs/>
+          <w:color w:val="000000"/>
+          <w:sz w:val="24"/>
+          <w:szCs w:val="24"/>
+        </w:rPr>
+        <w:t xml:space="preserve"> Ring Counter Example with diagram and working process.</w:t>
       </w:r>
     </w:p>
     <w:p>
       <w:pPr>
         <w:jc w:val="both"/>
         <w:rPr>
-          <w:rFonts w:cstheme="minorHAnsi"/>
-          <w:b/>
-          <w:bCs/>
-          <w:color w:val="000000"/>
-          <w:sz w:val="24"/>
-          <w:szCs w:val="24"/>
-        </w:rPr>
-      </w:pPr>
-      <w:r>
-        <w:rPr>
-          <w:rFonts w:cstheme="minorHAnsi"/>
-          <w:b/>
-          <w:bCs/>
-          <w:color w:val="000000"/>
-          <w:sz w:val="24"/>
-          <w:szCs w:val="24"/>
-        </w:rPr>
-        <w:t xml:space="preserve">18. 3, 4, </w:t>
+          <w:rFonts w:ascii="CIDFont+F2" w:hAnsi="CIDFont+F2"/>
+          <w:color w:val="000000"/>
+        </w:rPr>
+      </w:pPr>
+      <w:r>
+        <w:rPr>
+          <w:rFonts w:cstheme="minorHAnsi"/>
+          <w:b/>
+          <w:bCs/>
+          <w:color w:val="000000"/>
+        </w:rPr>
+        <w:t xml:space="preserve">Ans: </w:t>
+      </w:r>
+      <w:r>
+        <w:rPr>
+          <w:rFonts w:ascii="CIDFont+F2" w:hAnsi="CIDFont+F2"/>
+          <w:color w:val="000000"/>
+        </w:rPr>
+        <w:t>Let’s consider a 4-bit Ring Counter:</w:t>
+      </w:r>
+    </w:p>
+    <w:p>
+      <w:pPr>
+        <w:jc w:val="both"/>
+        <w:rPr>
+          <w:rFonts w:cstheme="minorHAnsi"/>
+          <w:b/>
+          <w:bCs/>
+          <w:color w:val="000000"/>
+        </w:rPr>
+      </w:pPr>
+      <w:r>
+        <w:rPr>
+          <w:rFonts w:cstheme="minorHAnsi"/>
+          <w:b/>
+          <w:bCs/>
+          <w:color w:val="000000"/>
+        </w:rPr>
+        <w:t>1</w:t>
+      </w:r>
+      <w:r>
+        <w:rPr>
+          <w:rFonts w:cstheme="minorHAnsi"/>
+          <w:b/>
+          <w:bCs/>
+          <w:color w:val="000000"/>
+        </w:rPr>
+        <w:t xml:space="preserve">. Initial </w:t>
       </w:r>
       <w:proofErr w:type="gramStart"/>
       <w:r>
@@ -12277,10 +12301,8 @@
           <w:b/>
           <w:bCs/>
           <w:color w:val="000000"/>
-          <w:sz w:val="24"/>
-          <w:szCs w:val="24"/>
-        </w:rPr>
-        <w:t>5 bit</w:t>
+        </w:rPr>
+        <w:t>state :</w:t>
       </w:r>
       <w:proofErr w:type="gramEnd"/>
       <w:r>
@@ -12289,90 +12311,14 @@
           <w:b/>
           <w:bCs/>
           <w:color w:val="000000"/>
-          <w:sz w:val="24"/>
-          <w:szCs w:val="24"/>
-        </w:rPr>
-        <w:t xml:space="preserve"> Ring Counter Example with diagram and working process.</w:t>
+        </w:rPr>
+        <w:t xml:space="preserve"> 1000</w:t>
       </w:r>
     </w:p>
     <w:p>
       <w:pPr>
         <w:jc w:val="both"/>
         <w:rPr>
-          <w:rFonts w:ascii="CIDFont+F2" w:hAnsi="CIDFont+F2"/>
-          <w:color w:val="000000"/>
-        </w:rPr>
-      </w:pPr>
-      <w:r>
-        <w:rPr>
-          <w:rFonts w:cstheme="minorHAnsi"/>
-          <w:b/>
-          <w:bCs/>
-          <w:color w:val="000000"/>
-        </w:rPr>
-        <w:t xml:space="preserve">Ans: </w:t>
-      </w:r>
-      <w:r>
-        <w:rPr>
-          <w:rFonts w:ascii="CIDFont+F2" w:hAnsi="CIDFont+F2"/>
-          <w:color w:val="000000"/>
-        </w:rPr>
-        <w:t>Let’s consider a 4-bit Ring Counter:</w:t>
-      </w:r>
-    </w:p>
-    <w:p>
-      <w:pPr>
-        <w:jc w:val="both"/>
-        <w:rPr>
-          <w:rFonts w:cstheme="minorHAnsi"/>
-          <w:b/>
-          <w:bCs/>
-          <w:color w:val="000000"/>
-        </w:rPr>
-      </w:pPr>
-      <w:r>
-        <w:rPr>
-          <w:rFonts w:cstheme="minorHAnsi"/>
-          <w:b/>
-          <w:bCs/>
-          <w:color w:val="000000"/>
-        </w:rPr>
-        <w:t>1</w:t>
-      </w:r>
-      <w:r>
-        <w:rPr>
-          <w:rFonts w:cstheme="minorHAnsi"/>
-          <w:b/>
-          <w:bCs/>
-          <w:color w:val="000000"/>
-        </w:rPr>
-        <w:t xml:space="preserve">. Initial </w:t>
-      </w:r>
-      <w:proofErr w:type="gramStart"/>
-      <w:r>
-        <w:rPr>
-          <w:rFonts w:cstheme="minorHAnsi"/>
-          <w:b/>
-          <w:bCs/>
-          <w:color w:val="000000"/>
-        </w:rPr>
-        <w:t>state :</w:t>
-      </w:r>
-      <w:proofErr w:type="gramEnd"/>
-      <w:r>
-        <w:rPr>
-          <w:rFonts w:cstheme="minorHAnsi"/>
-          <w:b/>
-          <w:bCs/>
-          <w:color w:val="000000"/>
-        </w:rPr>
-        <w:t xml:space="preserve"> 1000</w:t>
-      </w:r>
-    </w:p>
-    <w:p>
-      <w:pPr>
-        <w:jc w:val="both"/>
-        <w:rPr>
           <w:rFonts w:cstheme="minorHAnsi"/>
           <w:b/>
           <w:bCs/>
@@ -12384,16 +12330,16 @@
           <w:noProof/>
         </w:rPr>
         <w:drawing>
-          <wp:anchor distT="0" distB="0" distL="114300" distR="114300" simplePos="0" relativeHeight="251691008" behindDoc="0" locked="0" layoutInCell="1" allowOverlap="1" wp14:anchorId="04C46EF7" wp14:editId="117F7705">
+          <wp:anchor distT="0" distB="0" distL="114300" distR="114300" simplePos="0" relativeHeight="251691008" behindDoc="0" locked="0" layoutInCell="1" allowOverlap="1" wp14:anchorId="04C46EF7" wp14:editId="404210E0">
             <wp:simplePos x="0" y="0"/>
             <wp:positionH relativeFrom="column">
-              <wp:posOffset>2120265</wp:posOffset>
+              <wp:posOffset>1986280</wp:posOffset>
             </wp:positionH>
             <wp:positionV relativeFrom="paragraph">
-              <wp:posOffset>212090</wp:posOffset>
+              <wp:posOffset>180975</wp:posOffset>
             </wp:positionV>
-            <wp:extent cx="4326890" cy="2370321"/>
-            <wp:effectExtent l="0" t="0" r="0" b="0"/>
+            <wp:extent cx="4643120" cy="2543175"/>
+            <wp:effectExtent l="0" t="0" r="5080" b="9525"/>
             <wp:wrapNone/>
             <wp:docPr id="35" name="Picture 35"/>
             <wp:cNvGraphicFramePr>
@@ -12407,12 +12353,12 @@
                     <pic:cNvPicPr/>
                   </pic:nvPicPr>
                   <pic:blipFill>
-                    <a:blip r:embed="rId38">
+                    <a:blip r:embed="rId46">
                       <a:grayscl/>
                       <a:extLst>
                         <a:ext uri="{BEBA8EAE-BF5A-486C-A8C5-ECC9F3942E4B}">
                           <a14:imgProps xmlns:a14="http://schemas.microsoft.com/office/drawing/2010/main">
-                            <a14:imgLayer r:embed="rId39">
+                            <a14:imgLayer r:embed="rId47">
                               <a14:imgEffect>
                                 <a14:sharpenSoften amount="50000"/>
                               </a14:imgEffect>
@@ -12431,7 +12377,7 @@
                   <pic:spPr>
                     <a:xfrm>
                       <a:off x="0" y="0"/>
-                      <a:ext cx="4331959" cy="2373098"/>
+                      <a:ext cx="4643120" cy="2543175"/>
                     </a:xfrm>
                     <a:prstGeom prst="rect">
                       <a:avLst/>
@@ -12550,6 +12496,14 @@
       <w:pPr>
         <w:rPr>
           <w:rFonts w:eastAsia="Times New Roman" w:cstheme="minorHAnsi"/>
+        </w:rPr>
+      </w:pPr>
+    </w:p>
+    <w:p>
+      <w:pPr>
+        <w:rPr>
+          <w:rFonts w:ascii="CIDFont+F2" w:hAnsi="CIDFont+F2"/>
+          <w:color w:val="000000"/>
         </w:rPr>
       </w:pPr>
     </w:p>
@@ -13105,15 +13059,7 @@
                                 <w:b/>
                                 <w:bCs/>
                               </w:rPr>
-                              <w:t>Disa</w:t>
-                            </w:r>
-                            <w:r>
-                              <w:rPr>
-                                <w:rFonts w:cstheme="minorHAnsi"/>
-                                <w:b/>
-                                <w:bCs/>
-                              </w:rPr>
-                              <w:t xml:space="preserve">dvantages: </w:t>
+                              <w:t xml:space="preserve">Disadvantages: </w:t>
                             </w:r>
                           </w:p>
                           <w:p>
@@ -13231,15 +13177,7 @@
                           <w:b/>
                           <w:bCs/>
                         </w:rPr>
-                        <w:t>Disa</w:t>
-                      </w:r>
-                      <w:r>
-                        <w:rPr>
-                          <w:rFonts w:cstheme="minorHAnsi"/>
-                          <w:b/>
-                          <w:bCs/>
-                        </w:rPr>
-                        <w:t xml:space="preserve">dvantages: </w:t>
+                        <w:t xml:space="preserve">Disadvantages: </w:t>
                       </w:r>
                     </w:p>
                     <w:p>
@@ -13633,7 +13571,17 @@
           <w:sz w:val="24"/>
           <w:szCs w:val="24"/>
         </w:rPr>
-        <w:t>19.</w:t>
+        <w:t>20</w:t>
+      </w:r>
+      <w:r>
+        <w:rPr>
+          <w:rFonts w:eastAsia="Times New Roman" w:cstheme="minorHAnsi"/>
+          <w:b/>
+          <w:bCs/>
+          <w:sz w:val="24"/>
+          <w:szCs w:val="24"/>
+        </w:rPr>
+        <w:t>.</w:t>
       </w:r>
       <w:r>
         <w:rPr>
@@ -13704,44 +13652,61 @@
           <w:szCs w:val="24"/>
         </w:rPr>
       </w:pPr>
-      <w:r>
-        <w:rPr>
-          <w:rFonts w:eastAsia="Times New Roman" w:cstheme="minorHAnsi"/>
-          <w:b/>
-          <w:bCs/>
-          <w:sz w:val="24"/>
-          <w:szCs w:val="24"/>
-        </w:rPr>
-        <w:t>20. Explain n-bit Johnson Counter.</w:t>
-      </w:r>
-    </w:p>
-    <w:p>
-      <w:pPr>
-        <w:rPr>
-          <w:rFonts w:cstheme="minorHAnsi"/>
-          <w:color w:val="000000"/>
-        </w:rPr>
-      </w:pPr>
-      <w:r>
-        <w:rPr>
-          <w:rFonts w:cstheme="minorHAnsi"/>
-          <w:color w:val="000000"/>
-        </w:rPr>
-        <w:t>JA Johnson counter, also known as a twisted ring or creeping counter, is a synchronous shift register counter</w:t>
-      </w:r>
-      <w:r>
-        <w:rPr>
-          <w:rFonts w:cstheme="minorHAnsi"/>
-          <w:color w:val="000000"/>
-        </w:rPr>
-        <w:t xml:space="preserve">. </w:t>
-      </w:r>
-      <w:r>
-        <w:rPr>
-          <w:rFonts w:cstheme="minorHAnsi"/>
-          <w:color w:val="000000"/>
-        </w:rPr>
-        <w:t xml:space="preserve">It uses </w:t>
+    </w:p>
+    <w:p>
+      <w:pPr>
+        <w:rPr>
+          <w:rFonts w:eastAsia="Times New Roman" w:cstheme="minorHAnsi"/>
+          <w:b/>
+          <w:bCs/>
+          <w:sz w:val="24"/>
+          <w:szCs w:val="24"/>
+        </w:rPr>
+      </w:pPr>
+      <w:r>
+        <w:rPr>
+          <w:rFonts w:eastAsia="Times New Roman" w:cstheme="minorHAnsi"/>
+          <w:b/>
+          <w:bCs/>
+          <w:sz w:val="24"/>
+          <w:szCs w:val="24"/>
+        </w:rPr>
+        <w:t>2</w:t>
+      </w:r>
+      <w:r>
+        <w:rPr>
+          <w:rFonts w:eastAsia="Times New Roman" w:cstheme="minorHAnsi"/>
+          <w:b/>
+          <w:bCs/>
+          <w:sz w:val="24"/>
+          <w:szCs w:val="24"/>
+        </w:rPr>
+        <w:t>1</w:t>
+      </w:r>
+      <w:r>
+        <w:rPr>
+          <w:rFonts w:eastAsia="Times New Roman" w:cstheme="minorHAnsi"/>
+          <w:b/>
+          <w:bCs/>
+          <w:sz w:val="24"/>
+          <w:szCs w:val="24"/>
+        </w:rPr>
+        <w:t>. Explain n-bit Johnson Counter.</w:t>
+      </w:r>
+    </w:p>
+    <w:p>
+      <w:pPr>
+        <w:rPr>
+          <w:rFonts w:cstheme="minorHAnsi"/>
+          <w:color w:val="000000"/>
+        </w:rPr>
+      </w:pPr>
+      <w:r>
+        <w:rPr>
+          <w:rFonts w:cstheme="minorHAnsi"/>
+          <w:color w:val="000000"/>
+        </w:rPr>
+        <w:t xml:space="preserve">JA Johnson counter, also known as a twisted ring or creeping counter, is a synchronous shift register counter. It uses </w:t>
       </w:r>
       <w:r>
         <w:rPr>
@@ -13773,14 +13738,7 @@
           <w:rFonts w:cstheme="minorHAnsi"/>
           <w:color w:val="000000"/>
         </w:rPr>
-        <w:t>unique states</w:t>
-      </w:r>
-      <w:r>
-        <w:rPr>
-          <w:rFonts w:cstheme="minorHAnsi"/>
-          <w:color w:val="000000"/>
-        </w:rPr>
-        <w:t xml:space="preserve">. </w:t>
+        <w:t xml:space="preserve">unique states. </w:t>
       </w:r>
     </w:p>
     <w:p>
@@ -13799,7 +13757,7 @@
           <w:noProof/>
         </w:rPr>
         <w:drawing>
-          <wp:anchor distT="0" distB="0" distL="114300" distR="114300" simplePos="0" relativeHeight="251697152" behindDoc="0" locked="0" layoutInCell="1" allowOverlap="1" wp14:anchorId="2CBC7776" wp14:editId="1BB08545">
+          <wp:anchor distT="0" distB="0" distL="114300" distR="114300" simplePos="0" relativeHeight="251697152" behindDoc="0" locked="0" layoutInCell="1" allowOverlap="1" wp14:anchorId="2CBC7776" wp14:editId="159C4209">
             <wp:simplePos x="0" y="0"/>
             <wp:positionH relativeFrom="margin">
               <wp:posOffset>2962275</wp:posOffset>
@@ -13822,8 +13780,17 @@
                     <pic:cNvPicPr/>
                   </pic:nvPicPr>
                   <pic:blipFill>
-                    <a:blip r:embed="rId40">
+                    <a:blip r:embed="rId48">
                       <a:extLst>
+                        <a:ext uri="{BEBA8EAE-BF5A-486C-A8C5-ECC9F3942E4B}">
+                          <a14:imgProps xmlns:a14="http://schemas.microsoft.com/office/drawing/2010/main">
+                            <a14:imgLayer r:embed="rId49">
+                              <a14:imgEffect>
+                                <a14:sharpenSoften amount="50000"/>
+                              </a14:imgEffect>
+                            </a14:imgLayer>
+                          </a14:imgProps>
+                        </a:ext>
                         <a:ext uri="{28A0092B-C50C-407E-A947-70E740481C1C}">
                           <a14:useLocalDpi xmlns:a14="http://schemas.microsoft.com/office/drawing/2010/main" val="0"/>
                         </a:ext>
@@ -14056,7 +14023,7 @@
           <w:noProof/>
         </w:rPr>
         <w:drawing>
-          <wp:anchor distT="0" distB="0" distL="114300" distR="114300" simplePos="0" relativeHeight="251698176" behindDoc="0" locked="0" layoutInCell="1" allowOverlap="1" wp14:anchorId="41F13287" wp14:editId="4F120BE8">
+          <wp:anchor distT="0" distB="0" distL="114300" distR="114300" simplePos="0" relativeHeight="251698176" behindDoc="0" locked="0" layoutInCell="1" allowOverlap="1" wp14:anchorId="41F13287" wp14:editId="6E0AADEA">
             <wp:simplePos x="0" y="0"/>
             <wp:positionH relativeFrom="page">
               <wp:posOffset>400050</wp:posOffset>
@@ -14079,8 +14046,17 @@
                     <pic:cNvPicPr/>
                   </pic:nvPicPr>
                   <pic:blipFill>
-                    <a:blip r:embed="rId41">
+                    <a:blip r:embed="rId50">
                       <a:extLst>
+                        <a:ext uri="{BEBA8EAE-BF5A-486C-A8C5-ECC9F3942E4B}">
+                          <a14:imgProps xmlns:a14="http://schemas.microsoft.com/office/drawing/2010/main">
+                            <a14:imgLayer r:embed="rId51">
+                              <a14:imgEffect>
+                                <a14:sharpenSoften amount="50000"/>
+                              </a14:imgEffect>
+                            </a14:imgLayer>
+                          </a14:imgProps>
+                        </a:ext>
                         <a:ext uri="{28A0092B-C50C-407E-A947-70E740481C1C}">
                           <a14:useLocalDpi xmlns:a14="http://schemas.microsoft.com/office/drawing/2010/main" val="0"/>
                         </a:ext>
@@ -14197,7 +14173,973 @@
           <w:sz w:val="24"/>
           <w:szCs w:val="24"/>
         </w:rPr>
-        <w:t>21. Ring Counter VS Johnson Counter.</w:t>
+        <w:t>22. Johnson Counter Advantages and Disadvantages and Application.</w:t>
+      </w:r>
+    </w:p>
+    <w:p>
+      <w:pPr>
+        <w:rPr>
+          <w:rFonts w:eastAsia="Times New Roman" w:cstheme="minorHAnsi"/>
+          <w:b/>
+          <w:bCs/>
+          <w:sz w:val="24"/>
+          <w:szCs w:val="24"/>
+        </w:rPr>
+      </w:pPr>
+      <w:r>
+        <w:rPr>
+          <w:rFonts w:eastAsia="Times New Roman" w:cstheme="minorHAnsi"/>
+          <w:b/>
+          <w:bCs/>
+          <w:noProof/>
+          <w:sz w:val="24"/>
+          <w:szCs w:val="24"/>
+        </w:rPr>
+        <mc:AlternateContent>
+          <mc:Choice Requires="wps">
+            <w:drawing>
+              <wp:anchor distT="0" distB="0" distL="114300" distR="114300" simplePos="0" relativeHeight="251701248" behindDoc="0" locked="0" layoutInCell="1" allowOverlap="1" wp14:anchorId="76AA63DB" wp14:editId="44B88096">
+                <wp:simplePos x="0" y="0"/>
+                <wp:positionH relativeFrom="margin">
+                  <wp:align>right</wp:align>
+                </wp:positionH>
+                <wp:positionV relativeFrom="paragraph">
+                  <wp:posOffset>93980</wp:posOffset>
+                </wp:positionV>
+                <wp:extent cx="3581400" cy="1238250"/>
+                <wp:effectExtent l="0" t="0" r="19050" b="19050"/>
+                <wp:wrapNone/>
+                <wp:docPr id="9" name="Text Box 9"/>
+                <wp:cNvGraphicFramePr/>
+                <a:graphic xmlns:a="http://schemas.openxmlformats.org/drawingml/2006/main">
+                  <a:graphicData uri="http://schemas.microsoft.com/office/word/2010/wordprocessingShape">
+                    <wps:wsp>
+                      <wps:cNvSpPr txBox="1"/>
+                      <wps:spPr>
+                        <a:xfrm>
+                          <a:off x="0" y="0"/>
+                          <a:ext cx="3581400" cy="1238250"/>
+                        </a:xfrm>
+                        <a:prstGeom prst="rect">
+                          <a:avLst/>
+                        </a:prstGeom>
+                        <a:solidFill>
+                          <a:schemeClr val="lt1"/>
+                        </a:solidFill>
+                        <a:ln w="6350">
+                          <a:solidFill>
+                            <a:prstClr val="black"/>
+                          </a:solidFill>
+                        </a:ln>
+                      </wps:spPr>
+                      <wps:txbx>
+                        <w:txbxContent>
+                          <w:p>
+                            <w:pPr>
+                              <w:rPr>
+                                <w:rFonts w:cstheme="minorHAnsi"/>
+                                <w:b/>
+                                <w:bCs/>
+                                <w:sz w:val="24"/>
+                                <w:szCs w:val="24"/>
+                              </w:rPr>
+                            </w:pPr>
+                            <w:r>
+                              <w:rPr>
+                                <w:rFonts w:cstheme="minorHAnsi"/>
+                                <w:b/>
+                                <w:bCs/>
+                                <w:sz w:val="24"/>
+                                <w:szCs w:val="24"/>
+                              </w:rPr>
+                              <w:t>Disa</w:t>
+                            </w:r>
+                            <w:r>
+                              <w:rPr>
+                                <w:rFonts w:cstheme="minorHAnsi"/>
+                                <w:b/>
+                                <w:bCs/>
+                                <w:sz w:val="24"/>
+                                <w:szCs w:val="24"/>
+                              </w:rPr>
+                              <w:t xml:space="preserve">dvantages: </w:t>
+                            </w:r>
+                          </w:p>
+                          <w:p>
+                            <w:pPr>
+                              <w:pStyle w:val="ListParagraph"/>
+                              <w:numPr>
+                                <w:ilvl w:val="0"/>
+                                <w:numId w:val="13"/>
+                              </w:numPr>
+                              <w:spacing w:line="360" w:lineRule="auto"/>
+                              <w:jc w:val="both"/>
+                              <w:rPr>
+                                <w:rFonts w:cstheme="minorHAnsi"/>
+                              </w:rPr>
+                            </w:pPr>
+                            <w:r>
+                              <w:rPr>
+                                <w:rFonts w:cstheme="minorHAnsi"/>
+                                <w:color w:val="000000"/>
+                              </w:rPr>
+                              <w:t>Johnson counter doesn't count in a binary sequence.</w:t>
+                            </w:r>
+                          </w:p>
+                          <w:p>
+                            <w:pPr>
+                              <w:pStyle w:val="ListParagraph"/>
+                              <w:numPr>
+                                <w:ilvl w:val="0"/>
+                                <w:numId w:val="13"/>
+                              </w:numPr>
+                              <w:spacing w:line="360" w:lineRule="auto"/>
+                              <w:jc w:val="both"/>
+                              <w:rPr>
+                                <w:rFonts w:cstheme="minorHAnsi"/>
+                              </w:rPr>
+                            </w:pPr>
+                            <w:r>
+                              <w:rPr>
+                                <w:rFonts w:cstheme="minorHAnsi"/>
+                                <w:color w:val="000000"/>
+                              </w:rPr>
+                              <w:t>The number of flip flops needed is one half the number of timing signals.</w:t>
+                            </w:r>
+                          </w:p>
+                        </w:txbxContent>
+                      </wps:txbx>
+                      <wps:bodyPr rot="0" spcFirstLastPara="0" vertOverflow="overflow" horzOverflow="overflow" vert="horz" wrap="square" lIns="91440" tIns="45720" rIns="91440" bIns="45720" numCol="1" spcCol="0" rtlCol="0" fromWordArt="0" anchor="t" anchorCtr="0" forceAA="0" compatLnSpc="1">
+                        <a:prstTxWarp prst="textNoShape">
+                          <a:avLst/>
+                        </a:prstTxWarp>
+                        <a:noAutofit/>
+                      </wps:bodyPr>
+                    </wps:wsp>
+                  </a:graphicData>
+                </a:graphic>
+                <wp14:sizeRelH relativeFrom="margin">
+                  <wp14:pctWidth>0</wp14:pctWidth>
+                </wp14:sizeRelH>
+                <wp14:sizeRelV relativeFrom="margin">
+                  <wp14:pctHeight>0</wp14:pctHeight>
+                </wp14:sizeRelV>
+              </wp:anchor>
+            </w:drawing>
+          </mc:Choice>
+          <mc:Fallback>
+            <w:pict>
+              <v:shape w14:anchorId="76AA63DB" id="Text Box 9" o:spid="_x0000_s1035" type="#_x0000_t202" style="position:absolute;margin-left:230.8pt;margin-top:7.4pt;width:282pt;height:97.5pt;z-index:251701248;visibility:visible;mso-wrap-style:square;mso-width-percent:0;mso-height-percent:0;mso-wrap-distance-left:9pt;mso-wrap-distance-top:0;mso-wrap-distance-right:9pt;mso-wrap-distance-bottom:0;mso-position-horizontal:right;mso-position-horizontal-relative:margin;mso-position-vertical:absolute;mso-position-vertical-relative:text;mso-width-percent:0;mso-height-percent:0;mso-width-relative:margin;mso-height-relative:margin;v-text-anchor:top" o:gfxdata="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" fillcolor="white [3201]" strokeweight=".5pt">
+                <v:textbox>
+                  <w:txbxContent>
+                    <w:p>
+                      <w:pPr>
+                        <w:rPr>
+                          <w:rFonts w:cstheme="minorHAnsi"/>
+                          <w:b/>
+                          <w:bCs/>
+                          <w:sz w:val="24"/>
+                          <w:szCs w:val="24"/>
+                        </w:rPr>
+                      </w:pPr>
+                      <w:r>
+                        <w:rPr>
+                          <w:rFonts w:cstheme="minorHAnsi"/>
+                          <w:b/>
+                          <w:bCs/>
+                          <w:sz w:val="24"/>
+                          <w:szCs w:val="24"/>
+                        </w:rPr>
+                        <w:t>Disa</w:t>
+                      </w:r>
+                      <w:r>
+                        <w:rPr>
+                          <w:rFonts w:cstheme="minorHAnsi"/>
+                          <w:b/>
+                          <w:bCs/>
+                          <w:sz w:val="24"/>
+                          <w:szCs w:val="24"/>
+                        </w:rPr>
+                        <w:t xml:space="preserve">dvantages: </w:t>
+                      </w:r>
+                    </w:p>
+                    <w:p>
+                      <w:pPr>
+                        <w:pStyle w:val="ListParagraph"/>
+                        <w:numPr>
+                          <w:ilvl w:val="0"/>
+                          <w:numId w:val="13"/>
+                        </w:numPr>
+                        <w:spacing w:line="360" w:lineRule="auto"/>
+                        <w:jc w:val="both"/>
+                        <w:rPr>
+                          <w:rFonts w:cstheme="minorHAnsi"/>
+                        </w:rPr>
+                      </w:pPr>
+                      <w:r>
+                        <w:rPr>
+                          <w:rFonts w:cstheme="minorHAnsi"/>
+                          <w:color w:val="000000"/>
+                        </w:rPr>
+                        <w:t>Johnson counter doesn't count in a binary sequence.</w:t>
+                      </w:r>
+                    </w:p>
+                    <w:p>
+                      <w:pPr>
+                        <w:pStyle w:val="ListParagraph"/>
+                        <w:numPr>
+                          <w:ilvl w:val="0"/>
+                          <w:numId w:val="13"/>
+                        </w:numPr>
+                        <w:spacing w:line="360" w:lineRule="auto"/>
+                        <w:jc w:val="both"/>
+                        <w:rPr>
+                          <w:rFonts w:cstheme="minorHAnsi"/>
+                        </w:rPr>
+                      </w:pPr>
+                      <w:r>
+                        <w:rPr>
+                          <w:rFonts w:cstheme="minorHAnsi"/>
+                          <w:color w:val="000000"/>
+                        </w:rPr>
+                        <w:t>The number of flip flops needed is one half the number of timing signals.</w:t>
+                      </w:r>
+                    </w:p>
+                  </w:txbxContent>
+                </v:textbox>
+                <w10:wrap anchorx="margin"/>
+              </v:shape>
+            </w:pict>
+          </mc:Fallback>
+        </mc:AlternateContent>
+      </w:r>
+      <w:r>
+        <w:rPr>
+          <w:rFonts w:eastAsia="Times New Roman" w:cstheme="minorHAnsi"/>
+          <w:b/>
+          <w:bCs/>
+          <w:noProof/>
+          <w:sz w:val="24"/>
+          <w:szCs w:val="24"/>
+        </w:rPr>
+        <mc:AlternateContent>
+          <mc:Choice Requires="wps">
+            <w:drawing>
+              <wp:anchor distT="0" distB="0" distL="114300" distR="114300" simplePos="0" relativeHeight="251699200" behindDoc="0" locked="0" layoutInCell="1" allowOverlap="1" wp14:anchorId="00C69949" wp14:editId="71A09A19">
+                <wp:simplePos x="0" y="0"/>
+                <wp:positionH relativeFrom="column">
+                  <wp:posOffset>-22860</wp:posOffset>
+                </wp:positionH>
+                <wp:positionV relativeFrom="paragraph">
+                  <wp:posOffset>93980</wp:posOffset>
+                </wp:positionV>
+                <wp:extent cx="3276600" cy="1247775"/>
+                <wp:effectExtent l="0" t="0" r="19050" b="28575"/>
+                <wp:wrapNone/>
+                <wp:docPr id="8" name="Text Box 8"/>
+                <wp:cNvGraphicFramePr/>
+                <a:graphic xmlns:a="http://schemas.openxmlformats.org/drawingml/2006/main">
+                  <a:graphicData uri="http://schemas.microsoft.com/office/word/2010/wordprocessingShape">
+                    <wps:wsp>
+                      <wps:cNvSpPr txBox="1"/>
+                      <wps:spPr>
+                        <a:xfrm>
+                          <a:off x="0" y="0"/>
+                          <a:ext cx="3276600" cy="1247775"/>
+                        </a:xfrm>
+                        <a:prstGeom prst="rect">
+                          <a:avLst/>
+                        </a:prstGeom>
+                        <a:solidFill>
+                          <a:schemeClr val="lt1"/>
+                        </a:solidFill>
+                        <a:ln w="6350">
+                          <a:solidFill>
+                            <a:prstClr val="black"/>
+                          </a:solidFill>
+                        </a:ln>
+                      </wps:spPr>
+                      <wps:txbx>
+                        <w:txbxContent>
+                          <w:p>
+                            <w:pPr>
+                              <w:rPr>
+                                <w:rFonts w:cstheme="minorHAnsi"/>
+                                <w:b/>
+                                <w:bCs/>
+                                <w:sz w:val="24"/>
+                                <w:szCs w:val="24"/>
+                              </w:rPr>
+                            </w:pPr>
+                            <w:r>
+                              <w:rPr>
+                                <w:rFonts w:cstheme="minorHAnsi"/>
+                                <w:b/>
+                                <w:bCs/>
+                                <w:sz w:val="24"/>
+                                <w:szCs w:val="24"/>
+                              </w:rPr>
+                              <w:t xml:space="preserve">Advantages: </w:t>
+                            </w:r>
+                          </w:p>
+                          <w:p>
+                            <w:pPr>
+                              <w:pStyle w:val="ListParagraph"/>
+                              <w:numPr>
+                                <w:ilvl w:val="0"/>
+                                <w:numId w:val="13"/>
+                              </w:numPr>
+                              <w:rPr>
+                                <w:rFonts w:cstheme="minorHAnsi"/>
+                              </w:rPr>
+                            </w:pPr>
+                            <w:r>
+                              <w:rPr>
+                                <w:rFonts w:cstheme="minorHAnsi"/>
+                                <w:color w:val="000000"/>
+                              </w:rPr>
+                              <w:t xml:space="preserve">The Johnson counter has same number of flip </w:t>
+                            </w:r>
+                            <w:proofErr w:type="gramStart"/>
+                            <w:r>
+                              <w:rPr>
+                                <w:rFonts w:cstheme="minorHAnsi"/>
+                                <w:color w:val="000000"/>
+                              </w:rPr>
+                              <w:t>flop</w:t>
+                            </w:r>
+                            <w:proofErr w:type="gramEnd"/>
+                          </w:p>
+                          <w:p>
+                            <w:pPr>
+                              <w:pStyle w:val="ListParagraph"/>
+                              <w:numPr>
+                                <w:ilvl w:val="0"/>
+                                <w:numId w:val="13"/>
+                              </w:numPr>
+                              <w:rPr>
+                                <w:rFonts w:cstheme="minorHAnsi"/>
+                              </w:rPr>
+                            </w:pPr>
+                            <w:r>
+                              <w:rPr>
+                                <w:rFonts w:cstheme="minorHAnsi"/>
+                                <w:color w:val="000000"/>
+                              </w:rPr>
+                              <w:t>It can be implemented using D and JK flip flop.</w:t>
+                            </w:r>
+                          </w:p>
+                          <w:p>
+                            <w:pPr>
+                              <w:pStyle w:val="ListParagraph"/>
+                              <w:numPr>
+                                <w:ilvl w:val="0"/>
+                                <w:numId w:val="13"/>
+                              </w:numPr>
+                              <w:rPr>
+                                <w:rFonts w:cstheme="minorHAnsi"/>
+                              </w:rPr>
+                            </w:pPr>
+                            <w:r>
+                              <w:rPr>
+                                <w:rFonts w:cstheme="minorHAnsi"/>
+                                <w:color w:val="000000"/>
+                              </w:rPr>
+                              <w:t>Johnson counter is a self-decoding circuit</w:t>
+                            </w:r>
+                          </w:p>
+                        </w:txbxContent>
+                      </wps:txbx>
+                      <wps:bodyPr rot="0" spcFirstLastPara="0" vertOverflow="overflow" horzOverflow="overflow" vert="horz" wrap="square" lIns="91440" tIns="45720" rIns="91440" bIns="45720" numCol="1" spcCol="0" rtlCol="0" fromWordArt="0" anchor="t" anchorCtr="0" forceAA="0" compatLnSpc="1">
+                        <a:prstTxWarp prst="textNoShape">
+                          <a:avLst/>
+                        </a:prstTxWarp>
+                        <a:noAutofit/>
+                      </wps:bodyPr>
+                    </wps:wsp>
+                  </a:graphicData>
+                </a:graphic>
+                <wp14:sizeRelH relativeFrom="margin">
+                  <wp14:pctWidth>0</wp14:pctWidth>
+                </wp14:sizeRelH>
+                <wp14:sizeRelV relativeFrom="margin">
+                  <wp14:pctHeight>0</wp14:pctHeight>
+                </wp14:sizeRelV>
+              </wp:anchor>
+            </w:drawing>
+          </mc:Choice>
+          <mc:Fallback>
+            <w:pict>
+              <v:shape w14:anchorId="00C69949" id="Text Box 8" o:spid="_x0000_s1036" type="#_x0000_t202" style="position:absolute;margin-left:-1.8pt;margin-top:7.4pt;width:258pt;height:98.25pt;z-index:251699200;visibility:visible;mso-wrap-style:square;mso-width-percent:0;mso-height-percent:0;mso-wrap-distance-left:9pt;mso-wrap-distance-top:0;mso-wrap-distance-right:9pt;mso-wrap-distance-bottom:0;mso-position-horizontal:absolute;mso-position-horizontal-relative:text;mso-position-vertical:absolute;mso-position-vertical-relative:text;mso-width-percent:0;mso-height-percent:0;mso-width-relative:margin;mso-height-relative:margin;v-text-anchor:top" o:gfxdata="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" fillcolor="white [3201]" strokeweight=".5pt">
+                <v:textbox>
+                  <w:txbxContent>
+                    <w:p>
+                      <w:pPr>
+                        <w:rPr>
+                          <w:rFonts w:cstheme="minorHAnsi"/>
+                          <w:b/>
+                          <w:bCs/>
+                          <w:sz w:val="24"/>
+                          <w:szCs w:val="24"/>
+                        </w:rPr>
+                      </w:pPr>
+                      <w:r>
+                        <w:rPr>
+                          <w:rFonts w:cstheme="minorHAnsi"/>
+                          <w:b/>
+                          <w:bCs/>
+                          <w:sz w:val="24"/>
+                          <w:szCs w:val="24"/>
+                        </w:rPr>
+                        <w:t xml:space="preserve">Advantages: </w:t>
+                      </w:r>
+                    </w:p>
+                    <w:p>
+                      <w:pPr>
+                        <w:pStyle w:val="ListParagraph"/>
+                        <w:numPr>
+                          <w:ilvl w:val="0"/>
+                          <w:numId w:val="13"/>
+                        </w:numPr>
+                        <w:rPr>
+                          <w:rFonts w:cstheme="minorHAnsi"/>
+                        </w:rPr>
+                      </w:pPr>
+                      <w:r>
+                        <w:rPr>
+                          <w:rFonts w:cstheme="minorHAnsi"/>
+                          <w:color w:val="000000"/>
+                        </w:rPr>
+                        <w:t xml:space="preserve">The Johnson counter has same number of flip </w:t>
+                      </w:r>
+                      <w:proofErr w:type="gramStart"/>
+                      <w:r>
+                        <w:rPr>
+                          <w:rFonts w:cstheme="minorHAnsi"/>
+                          <w:color w:val="000000"/>
+                        </w:rPr>
+                        <w:t>flop</w:t>
+                      </w:r>
+                      <w:proofErr w:type="gramEnd"/>
+                    </w:p>
+                    <w:p>
+                      <w:pPr>
+                        <w:pStyle w:val="ListParagraph"/>
+                        <w:numPr>
+                          <w:ilvl w:val="0"/>
+                          <w:numId w:val="13"/>
+                        </w:numPr>
+                        <w:rPr>
+                          <w:rFonts w:cstheme="minorHAnsi"/>
+                        </w:rPr>
+                      </w:pPr>
+                      <w:r>
+                        <w:rPr>
+                          <w:rFonts w:cstheme="minorHAnsi"/>
+                          <w:color w:val="000000"/>
+                        </w:rPr>
+                        <w:t>It can be implemented using D and JK flip flop.</w:t>
+                      </w:r>
+                    </w:p>
+                    <w:p>
+                      <w:pPr>
+                        <w:pStyle w:val="ListParagraph"/>
+                        <w:numPr>
+                          <w:ilvl w:val="0"/>
+                          <w:numId w:val="13"/>
+                        </w:numPr>
+                        <w:rPr>
+                          <w:rFonts w:cstheme="minorHAnsi"/>
+                        </w:rPr>
+                      </w:pPr>
+                      <w:r>
+                        <w:rPr>
+                          <w:rFonts w:cstheme="minorHAnsi"/>
+                          <w:color w:val="000000"/>
+                        </w:rPr>
+                        <w:t>Johnson counter is a self-decoding circuit</w:t>
+                      </w:r>
+                    </w:p>
+                  </w:txbxContent>
+                </v:textbox>
+              </v:shape>
+            </w:pict>
+          </mc:Fallback>
+        </mc:AlternateContent>
+      </w:r>
+    </w:p>
+    <w:p>
+      <w:pPr>
+        <w:rPr>
+          <w:rFonts w:eastAsia="Times New Roman" w:cstheme="minorHAnsi"/>
+          <w:b/>
+          <w:bCs/>
+          <w:sz w:val="24"/>
+          <w:szCs w:val="24"/>
+        </w:rPr>
+      </w:pPr>
+    </w:p>
+    <w:p>
+      <w:pPr>
+        <w:rPr>
+          <w:rFonts w:eastAsia="Times New Roman" w:cstheme="minorHAnsi"/>
+          <w:b/>
+          <w:bCs/>
+          <w:sz w:val="24"/>
+          <w:szCs w:val="24"/>
+        </w:rPr>
+      </w:pPr>
+    </w:p>
+    <w:p>
+      <w:pPr>
+        <w:rPr>
+          <w:rFonts w:eastAsia="Times New Roman" w:cstheme="minorHAnsi"/>
+          <w:b/>
+          <w:bCs/>
+          <w:sz w:val="24"/>
+          <w:szCs w:val="24"/>
+        </w:rPr>
+      </w:pPr>
+    </w:p>
+    <w:p>
+      <w:pPr>
+        <w:rPr>
+          <w:rFonts w:eastAsia="Times New Roman" w:cstheme="minorHAnsi"/>
+          <w:b/>
+          <w:bCs/>
+          <w:sz w:val="24"/>
+          <w:szCs w:val="24"/>
+        </w:rPr>
+      </w:pPr>
+      <w:r>
+        <w:rPr>
+          <w:rFonts w:eastAsia="Times New Roman" w:cstheme="minorHAnsi"/>
+          <w:b/>
+          <w:bCs/>
+          <w:noProof/>
+          <w:sz w:val="24"/>
+          <w:szCs w:val="24"/>
+        </w:rPr>
+        <mc:AlternateContent>
+          <mc:Choice Requires="wps">
+            <w:drawing>
+              <wp:anchor distT="0" distB="0" distL="114300" distR="114300" simplePos="0" relativeHeight="251703296" behindDoc="0" locked="0" layoutInCell="1" allowOverlap="1" wp14:anchorId="13D47722" wp14:editId="6FAF8E54">
+                <wp:simplePos x="0" y="0"/>
+                <wp:positionH relativeFrom="margin">
+                  <wp:posOffset>872490</wp:posOffset>
+                </wp:positionH>
+                <wp:positionV relativeFrom="paragraph">
+                  <wp:posOffset>208280</wp:posOffset>
+                </wp:positionV>
+                <wp:extent cx="5095875" cy="1447800"/>
+                <wp:effectExtent l="0" t="0" r="28575" b="19050"/>
+                <wp:wrapNone/>
+                <wp:docPr id="10" name="Text Box 10"/>
+                <wp:cNvGraphicFramePr/>
+                <a:graphic xmlns:a="http://schemas.openxmlformats.org/drawingml/2006/main">
+                  <a:graphicData uri="http://schemas.microsoft.com/office/word/2010/wordprocessingShape">
+                    <wps:wsp>
+                      <wps:cNvSpPr txBox="1"/>
+                      <wps:spPr>
+                        <a:xfrm>
+                          <a:off x="0" y="0"/>
+                          <a:ext cx="5095875" cy="1447800"/>
+                        </a:xfrm>
+                        <a:prstGeom prst="rect">
+                          <a:avLst/>
+                        </a:prstGeom>
+                        <a:solidFill>
+                          <a:schemeClr val="lt1"/>
+                        </a:solidFill>
+                        <a:ln w="6350">
+                          <a:solidFill>
+                            <a:prstClr val="black"/>
+                          </a:solidFill>
+                        </a:ln>
+                      </wps:spPr>
+                      <wps:txbx>
+                        <w:txbxContent>
+                          <w:p>
+                            <w:pPr>
+                              <w:rPr>
+                                <w:rFonts w:cstheme="minorHAnsi"/>
+                                <w:b/>
+                                <w:bCs/>
+                                <w:sz w:val="24"/>
+                                <w:szCs w:val="24"/>
+                              </w:rPr>
+                            </w:pPr>
+                            <w:r>
+                              <w:rPr>
+                                <w:rFonts w:cstheme="minorHAnsi"/>
+                                <w:b/>
+                                <w:bCs/>
+                                <w:sz w:val="24"/>
+                                <w:szCs w:val="24"/>
+                              </w:rPr>
+                              <w:t xml:space="preserve">Application: </w:t>
+                            </w:r>
+                          </w:p>
+                          <w:p>
+                            <w:pPr>
+                              <w:pStyle w:val="ListParagraph"/>
+                              <w:numPr>
+                                <w:ilvl w:val="0"/>
+                                <w:numId w:val="13"/>
+                              </w:numPr>
+                              <w:spacing w:line="360" w:lineRule="auto"/>
+                              <w:jc w:val="both"/>
+                              <w:rPr>
+                                <w:rFonts w:cstheme="minorHAnsi"/>
+                              </w:rPr>
+                            </w:pPr>
+                            <w:r>
+                              <w:rPr>
+                                <w:rFonts w:cstheme="minorHAnsi"/>
+                                <w:color w:val="000000"/>
+                              </w:rPr>
+                              <w:t>Johnson counter is used as a synchronous decade counter or divider circuit.</w:t>
+                            </w:r>
+                          </w:p>
+                          <w:p>
+                            <w:pPr>
+                              <w:pStyle w:val="ListParagraph"/>
+                              <w:numPr>
+                                <w:ilvl w:val="0"/>
+                                <w:numId w:val="13"/>
+                              </w:numPr>
+                              <w:spacing w:line="360" w:lineRule="auto"/>
+                              <w:jc w:val="both"/>
+                              <w:rPr>
+                                <w:rFonts w:cstheme="minorHAnsi"/>
+                              </w:rPr>
+                            </w:pPr>
+                            <w:r>
+                              <w:rPr>
+                                <w:rFonts w:cstheme="minorHAnsi"/>
+                                <w:color w:val="000000"/>
+                              </w:rPr>
+                              <w:t>It is used in hardware logic design</w:t>
+                            </w:r>
+                          </w:p>
+                          <w:p>
+                            <w:pPr>
+                              <w:pStyle w:val="ListParagraph"/>
+                              <w:numPr>
+                                <w:ilvl w:val="0"/>
+                                <w:numId w:val="13"/>
+                              </w:numPr>
+                              <w:spacing w:line="360" w:lineRule="auto"/>
+                              <w:jc w:val="both"/>
+                              <w:rPr>
+                                <w:rFonts w:cstheme="minorHAnsi"/>
+                              </w:rPr>
+                            </w:pPr>
+                            <w:r>
+                              <w:rPr>
+                                <w:rFonts w:cstheme="minorHAnsi"/>
+                                <w:color w:val="000000"/>
+                              </w:rPr>
+                              <w:t xml:space="preserve">The 3 stage Johnson counter is used as a </w:t>
+                            </w:r>
+                            <w:proofErr w:type="gramStart"/>
+                            <w:r>
+                              <w:rPr>
+                                <w:rFonts w:cstheme="minorHAnsi"/>
+                                <w:color w:val="000000"/>
+                              </w:rPr>
+                              <w:t>3 phase</w:t>
+                            </w:r>
+                            <w:proofErr w:type="gramEnd"/>
+                            <w:r>
+                              <w:rPr>
+                                <w:rFonts w:cstheme="minorHAnsi"/>
+                                <w:color w:val="000000"/>
+                              </w:rPr>
+                              <w:t xml:space="preserve"> square wave generator</w:t>
+                            </w:r>
+                          </w:p>
+                          <w:p>
+                            <w:pPr>
+                              <w:pStyle w:val="ListParagraph"/>
+                              <w:numPr>
+                                <w:ilvl w:val="0"/>
+                                <w:numId w:val="13"/>
+                              </w:numPr>
+                              <w:spacing w:line="360" w:lineRule="auto"/>
+                              <w:jc w:val="both"/>
+                              <w:rPr>
+                                <w:rFonts w:cstheme="minorHAnsi"/>
+                              </w:rPr>
+                            </w:pPr>
+                            <w:r>
+                              <w:rPr>
+                                <w:rFonts w:cstheme="minorHAnsi"/>
+                                <w:color w:val="000000"/>
+                              </w:rPr>
+                              <w:t>It is used to divide the frequency of the clock signal</w:t>
+                            </w:r>
+                          </w:p>
+                        </w:txbxContent>
+                      </wps:txbx>
+                      <wps:bodyPr rot="0" spcFirstLastPara="0" vertOverflow="overflow" horzOverflow="overflow" vert="horz" wrap="square" lIns="91440" tIns="45720" rIns="91440" bIns="45720" numCol="1" spcCol="0" rtlCol="0" fromWordArt="0" anchor="t" anchorCtr="0" forceAA="0" compatLnSpc="1">
+                        <a:prstTxWarp prst="textNoShape">
+                          <a:avLst/>
+                        </a:prstTxWarp>
+                        <a:noAutofit/>
+                      </wps:bodyPr>
+                    </wps:wsp>
+                  </a:graphicData>
+                </a:graphic>
+                <wp14:sizeRelH relativeFrom="margin">
+                  <wp14:pctWidth>0</wp14:pctWidth>
+                </wp14:sizeRelH>
+                <wp14:sizeRelV relativeFrom="margin">
+                  <wp14:pctHeight>0</wp14:pctHeight>
+                </wp14:sizeRelV>
+              </wp:anchor>
+            </w:drawing>
+          </mc:Choice>
+          <mc:Fallback>
+            <w:pict>
+              <v:shape w14:anchorId="13D47722" id="Text Box 10" o:spid="_x0000_s1037" type="#_x0000_t202" style="position:absolute;margin-left:68.7pt;margin-top:16.4pt;width:401.25pt;height:114pt;z-index:251703296;visibility:visible;mso-wrap-style:square;mso-width-percent:0;mso-height-percent:0;mso-wrap-distance-left:9pt;mso-wrap-distance-top:0;mso-wrap-distance-right:9pt;mso-wrap-distance-bottom:0;mso-position-horizontal:absolute;mso-position-horizontal-relative:margin;mso-position-vertical:absolute;mso-position-vertical-relative:text;mso-width-percent:0;mso-height-percent:0;mso-width-relative:margin;mso-height-relative:margin;v-text-anchor:top" o:gfxdata="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" fillcolor="white [3201]" strokeweight=".5pt">
+                <v:textbox>
+                  <w:txbxContent>
+                    <w:p>
+                      <w:pPr>
+                        <w:rPr>
+                          <w:rFonts w:cstheme="minorHAnsi"/>
+                          <w:b/>
+                          <w:bCs/>
+                          <w:sz w:val="24"/>
+                          <w:szCs w:val="24"/>
+                        </w:rPr>
+                      </w:pPr>
+                      <w:r>
+                        <w:rPr>
+                          <w:rFonts w:cstheme="minorHAnsi"/>
+                          <w:b/>
+                          <w:bCs/>
+                          <w:sz w:val="24"/>
+                          <w:szCs w:val="24"/>
+                        </w:rPr>
+                        <w:t xml:space="preserve">Application: </w:t>
+                      </w:r>
+                    </w:p>
+                    <w:p>
+                      <w:pPr>
+                        <w:pStyle w:val="ListParagraph"/>
+                        <w:numPr>
+                          <w:ilvl w:val="0"/>
+                          <w:numId w:val="13"/>
+                        </w:numPr>
+                        <w:spacing w:line="360" w:lineRule="auto"/>
+                        <w:jc w:val="both"/>
+                        <w:rPr>
+                          <w:rFonts w:cstheme="minorHAnsi"/>
+                        </w:rPr>
+                      </w:pPr>
+                      <w:r>
+                        <w:rPr>
+                          <w:rFonts w:cstheme="minorHAnsi"/>
+                          <w:color w:val="000000"/>
+                        </w:rPr>
+                        <w:t>Johnson counter is used as a synchronous decade counter or divider circuit.</w:t>
+                      </w:r>
+                    </w:p>
+                    <w:p>
+                      <w:pPr>
+                        <w:pStyle w:val="ListParagraph"/>
+                        <w:numPr>
+                          <w:ilvl w:val="0"/>
+                          <w:numId w:val="13"/>
+                        </w:numPr>
+                        <w:spacing w:line="360" w:lineRule="auto"/>
+                        <w:jc w:val="both"/>
+                        <w:rPr>
+                          <w:rFonts w:cstheme="minorHAnsi"/>
+                        </w:rPr>
+                      </w:pPr>
+                      <w:r>
+                        <w:rPr>
+                          <w:rFonts w:cstheme="minorHAnsi"/>
+                          <w:color w:val="000000"/>
+                        </w:rPr>
+                        <w:t>It is used in hardware logic design</w:t>
+                      </w:r>
+                    </w:p>
+                    <w:p>
+                      <w:pPr>
+                        <w:pStyle w:val="ListParagraph"/>
+                        <w:numPr>
+                          <w:ilvl w:val="0"/>
+                          <w:numId w:val="13"/>
+                        </w:numPr>
+                        <w:spacing w:line="360" w:lineRule="auto"/>
+                        <w:jc w:val="both"/>
+                        <w:rPr>
+                          <w:rFonts w:cstheme="minorHAnsi"/>
+                        </w:rPr>
+                      </w:pPr>
+                      <w:r>
+                        <w:rPr>
+                          <w:rFonts w:cstheme="minorHAnsi"/>
+                          <w:color w:val="000000"/>
+                        </w:rPr>
+                        <w:t xml:space="preserve">The 3 stage Johnson counter is used as a </w:t>
+                      </w:r>
+                      <w:proofErr w:type="gramStart"/>
+                      <w:r>
+                        <w:rPr>
+                          <w:rFonts w:cstheme="minorHAnsi"/>
+                          <w:color w:val="000000"/>
+                        </w:rPr>
+                        <w:t>3 phase</w:t>
+                      </w:r>
+                      <w:proofErr w:type="gramEnd"/>
+                      <w:r>
+                        <w:rPr>
+                          <w:rFonts w:cstheme="minorHAnsi"/>
+                          <w:color w:val="000000"/>
+                        </w:rPr>
+                        <w:t xml:space="preserve"> square wave generator</w:t>
+                      </w:r>
+                    </w:p>
+                    <w:p>
+                      <w:pPr>
+                        <w:pStyle w:val="ListParagraph"/>
+                        <w:numPr>
+                          <w:ilvl w:val="0"/>
+                          <w:numId w:val="13"/>
+                        </w:numPr>
+                        <w:spacing w:line="360" w:lineRule="auto"/>
+                        <w:jc w:val="both"/>
+                        <w:rPr>
+                          <w:rFonts w:cstheme="minorHAnsi"/>
+                        </w:rPr>
+                      </w:pPr>
+                      <w:r>
+                        <w:rPr>
+                          <w:rFonts w:cstheme="minorHAnsi"/>
+                          <w:color w:val="000000"/>
+                        </w:rPr>
+                        <w:t>It is used to divide the frequency of the clock signal</w:t>
+                      </w:r>
+                    </w:p>
+                  </w:txbxContent>
+                </v:textbox>
+                <w10:wrap anchorx="margin"/>
+              </v:shape>
+            </w:pict>
+          </mc:Fallback>
+        </mc:AlternateContent>
+      </w:r>
+    </w:p>
+    <w:p>
+      <w:pPr>
+        <w:rPr>
+          <w:rFonts w:eastAsia="Times New Roman" w:cstheme="minorHAnsi"/>
+          <w:b/>
+          <w:bCs/>
+          <w:sz w:val="24"/>
+          <w:szCs w:val="24"/>
+        </w:rPr>
+      </w:pPr>
+    </w:p>
+    <w:p>
+      <w:pPr>
+        <w:rPr>
+          <w:rFonts w:eastAsia="Times New Roman" w:cstheme="minorHAnsi"/>
+          <w:b/>
+          <w:bCs/>
+          <w:sz w:val="24"/>
+          <w:szCs w:val="24"/>
+        </w:rPr>
+      </w:pPr>
+    </w:p>
+    <w:p>
+      <w:pPr>
+        <w:rPr>
+          <w:rFonts w:eastAsia="Times New Roman" w:cstheme="minorHAnsi"/>
+          <w:b/>
+          <w:bCs/>
+          <w:sz w:val="24"/>
+          <w:szCs w:val="24"/>
+        </w:rPr>
+      </w:pPr>
+    </w:p>
+    <w:p>
+      <w:pPr>
+        <w:rPr>
+          <w:rFonts w:eastAsia="Times New Roman" w:cstheme="minorHAnsi"/>
+          <w:b/>
+          <w:bCs/>
+          <w:sz w:val="24"/>
+          <w:szCs w:val="24"/>
+        </w:rPr>
+      </w:pPr>
+    </w:p>
+    <w:p>
+      <w:pPr>
+        <w:rPr>
+          <w:rFonts w:eastAsia="Times New Roman" w:cstheme="minorHAnsi"/>
+          <w:b/>
+          <w:bCs/>
+          <w:sz w:val="24"/>
+          <w:szCs w:val="24"/>
+        </w:rPr>
+      </w:pPr>
+    </w:p>
+    <w:p>
+      <w:pPr>
+        <w:rPr>
+          <w:rFonts w:eastAsia="Times New Roman" w:cstheme="minorHAnsi"/>
+          <w:b/>
+          <w:bCs/>
+          <w:sz w:val="24"/>
+          <w:szCs w:val="24"/>
+        </w:rPr>
+      </w:pPr>
+    </w:p>
+    <w:p>
+      <w:pPr>
+        <w:rPr>
+          <w:rFonts w:eastAsia="Times New Roman" w:cstheme="minorHAnsi"/>
+          <w:b/>
+          <w:bCs/>
+          <w:sz w:val="24"/>
+          <w:szCs w:val="24"/>
+        </w:rPr>
+      </w:pPr>
+      <w:r>
+        <w:rPr>
+          <w:rFonts w:eastAsia="Times New Roman" w:cstheme="minorHAnsi"/>
+          <w:b/>
+          <w:bCs/>
+          <w:sz w:val="24"/>
+          <w:szCs w:val="24"/>
+        </w:rPr>
+        <w:t>2</w:t>
+      </w:r>
+      <w:r>
+        <w:rPr>
+          <w:rFonts w:eastAsia="Times New Roman" w:cstheme="minorHAnsi"/>
+          <w:b/>
+          <w:bCs/>
+          <w:sz w:val="24"/>
+          <w:szCs w:val="24"/>
+        </w:rPr>
+        <w:t>3</w:t>
+      </w:r>
+      <w:r>
+        <w:rPr>
+          <w:rFonts w:eastAsia="Times New Roman" w:cstheme="minorHAnsi"/>
+          <w:b/>
+          <w:bCs/>
+          <w:sz w:val="24"/>
+          <w:szCs w:val="24"/>
+        </w:rPr>
+        <w:t>. Ring Counter VS Johnson Counter.</w:t>
       </w:r>
     </w:p>
     <w:tbl>
@@ -14743,6 +15685,119 @@
 <file path=word/numbering.xml><?xml version="1.0" encoding="utf-8"?>
 <w:numbering xmlns:wpc="http://schemas.microsoft.com/office/word/2010/wordprocessingCanvas" xmlns:cx="http://schemas.microsoft.com/office/drawing/2014/chartex" xmlns:cx1="http://schemas.microsoft.com/office/drawing/2015/9/8/chartex" xmlns:cx2="http://schemas.microsoft.com/office/drawing/2015/10/21/chartex" xmlns:cx3="http://schemas.microsoft.com/office/drawing/2016/5/9/chartex" xmlns:cx4="http://schemas.microsoft.com/office/drawing/2016/5/10/chartex" xmlns:cx5="http://schemas.microsoft.com/office/drawing/2016/5/11/chartex" xmlns:cx6="http://schemas.microsoft.com/office/drawing/2016/5/12/chartex" xmlns:cx7="http://schemas.microsoft.com/office/drawing/2016/5/13/chartex" xmlns:cx8="http://schemas.microsoft.com/office/drawing/2016/5/14/chartex" xmlns:mc="http://schemas.openxmlformats.org/markup-compatibility/2006" xmlns:aink="http://schemas.microsoft.com/office/drawing/2016/ink" xmlns:am3d="http://schemas.microsoft.com/office/drawing/2017/model3d" xmlns:o="urn:schemas-microsoft-com:office:office" xmlns:r="http://schemas.openxmlformats.org/officeDocument/2006/relationships" xmlns:m="http://schemas.openxmlformats.org/officeDocument/2006/math" xmlns:v="urn:schemas-microsoft-com:vml" xmlns:wp14="http://schemas.microsoft.com/office/word/2010/wordprocessingDrawing" xmlns:wp="http://schemas.openxmlformats.org/drawingml/2006/wordprocessingDrawing" xmlns:w10="urn:schemas-microsoft-com:office:word" xmlns:w="http://schemas.openxmlformats.org/wordprocessingml/2006/main" xmlns:w14="http://schemas.microsoft.com/office/word/2010/wordml" xmlns:w15="http://schemas.microsoft.com/office/word/2012/wordml" xmlns:w16cex="http://schemas.microsoft.com/office/word/2018/wordml/cex" xmlns:w16cid="http://schemas.microsoft.com/office/word/2016/wordml/cid" xmlns:w16="http://schemas.microsoft.com/office/word/2018/wordml" xmlns:w16sdtdh="http://schemas.microsoft.com/office/word/2020/wordml/sdtdatahash" xmlns:w16se="http://schemas.microsoft.com/office/word/2015/wordml/symex" xmlns:wpg="http://schemas.microsoft.com/office/word/2010/wordprocessingGroup" xmlns:wpi="http://schemas.microsoft.com/office/word/2010/wordprocessingInk" xmlns:wne="http://schemas.microsoft.com/office/word/2006/wordml" xmlns:wps="http://schemas.microsoft.com/office/word/2010/wordprocessingShape" mc:Ignorable="w14 w15 w16se w16cid w16 w16cex w16sdtdh wp14">
   <w:abstractNum w:abstractNumId="0" w15:restartNumberingAfterBreak="0">
+    <w:nsid w:val="00B6024E"/>
+    <w:multiLevelType w:val="hybridMultilevel"/>
+    <w:tmpl w:val="4424A1F4"/>
+    <w:lvl w:ilvl="0" w:tplc="04090001">
+      <w:start w:val="1"/>
+      <w:numFmt w:val="bullet"/>
+      <w:lvlText w:val=""/>
+      <w:lvlJc w:val="left"/>
+      <w:pPr>
+        <w:ind w:left="720" w:hanging="360"/>
+      </w:pPr>
+      <w:rPr>
+        <w:rFonts w:ascii="Symbol" w:hAnsi="Symbol" w:hint="default"/>
+      </w:rPr>
+    </w:lvl>
+    <w:lvl w:ilvl="1" w:tplc="04090003" w:tentative="1">
+      <w:start w:val="1"/>
+      <w:numFmt w:val="bullet"/>
+      <w:lvlText w:val="o"/>
+      <w:lvlJc w:val="left"/>
+      <w:pPr>
+        <w:ind w:left="1440" w:hanging="360"/>
+      </w:pPr>
+      <w:rPr>
+        <w:rFonts w:ascii="Courier New" w:hAnsi="Courier New" w:cs="Courier New" w:hint="default"/>
+      </w:rPr>
+    </w:lvl>
+    <w:lvl w:ilvl="2" w:tplc="04090005" w:tentative="1">
+      <w:start w:val="1"/>
+      <w:numFmt w:val="bullet"/>
+      <w:lvlText w:val=""/>
+      <w:lvlJc w:val="left"/>
+      <w:pPr>
+        <w:ind w:left="2160" w:hanging="360"/>
+      </w:pPr>
+      <w:rPr>
+        <w:rFonts w:ascii="Wingdings" w:hAnsi="Wingdings" w:hint="default"/>
+      </w:rPr>
+    </w:lvl>
+    <w:lvl w:ilvl="3" w:tplc="04090001" w:tentative="1">
+      <w:start w:val="1"/>
+      <w:numFmt w:val="bullet"/>
+      <w:lvlText w:val=""/>
+      <w:lvlJc w:val="left"/>
+      <w:pPr>
+        <w:ind w:left="2880" w:hanging="360"/>
+      </w:pPr>
+      <w:rPr>
+        <w:rFonts w:ascii="Symbol" w:hAnsi="Symbol" w:hint="default"/>
+      </w:rPr>
+    </w:lvl>
+    <w:lvl w:ilvl="4" w:tplc="04090003" w:tentative="1">
+      <w:start w:val="1"/>
+      <w:numFmt w:val="bullet"/>
+      <w:lvlText w:val="o"/>
+      <w:lvlJc w:val="left"/>
+      <w:pPr>
+        <w:ind w:left="3600" w:hanging="360"/>
+      </w:pPr>
+      <w:rPr>
+        <w:rFonts w:ascii="Courier New" w:hAnsi="Courier New" w:cs="Courier New" w:hint="default"/>
+      </w:rPr>
+    </w:lvl>
+    <w:lvl w:ilvl="5" w:tplc="04090005" w:tentative="1">
+      <w:start w:val="1"/>
+      <w:numFmt w:val="bullet"/>
+      <w:lvlText w:val=""/>
+      <w:lvlJc w:val="left"/>
+      <w:pPr>
+        <w:ind w:left="4320" w:hanging="360"/>
+      </w:pPr>
+      <w:rPr>
+        <w:rFonts w:ascii="Wingdings" w:hAnsi="Wingdings" w:hint="default"/>
+      </w:rPr>
+    </w:lvl>
+    <w:lvl w:ilvl="6" w:tplc="04090001" w:tentative="1">
+      <w:start w:val="1"/>
+      <w:numFmt w:val="bullet"/>
+      <w:lvlText w:val=""/>
+      <w:lvlJc w:val="left"/>
+      <w:pPr>
+        <w:ind w:left="5040" w:hanging="360"/>
+      </w:pPr>
+      <w:rPr>
+        <w:rFonts w:ascii="Symbol" w:hAnsi="Symbol" w:hint="default"/>
+      </w:rPr>
+    </w:lvl>
+    <w:lvl w:ilvl="7" w:tplc="04090003" w:tentative="1">
+      <w:start w:val="1"/>
+      <w:numFmt w:val="bullet"/>
+      <w:lvlText w:val="o"/>
+      <w:lvlJc w:val="left"/>
+      <w:pPr>
+        <w:ind w:left="5760" w:hanging="360"/>
+      </w:pPr>
+      <w:rPr>
+        <w:rFonts w:ascii="Courier New" w:hAnsi="Courier New" w:cs="Courier New" w:hint="default"/>
+      </w:rPr>
+    </w:lvl>
+    <w:lvl w:ilvl="8" w:tplc="04090005" w:tentative="1">
+      <w:start w:val="1"/>
+      <w:numFmt w:val="bullet"/>
+      <w:lvlText w:val=""/>
+      <w:lvlJc w:val="left"/>
+      <w:pPr>
+        <w:ind w:left="6480" w:hanging="360"/>
+      </w:pPr>
+      <w:rPr>
+        <w:rFonts w:ascii="Wingdings" w:hAnsi="Wingdings" w:hint="default"/>
+      </w:rPr>
+    </w:lvl>
+  </w:abstractNum>
+  <w:abstractNum w:abstractNumId="1" w15:restartNumberingAfterBreak="0">
     <w:nsid w:val="01443890"/>
     <w:multiLevelType w:val="multilevel"/>
     <w:tmpl w:val="79FAD950"/>
@@ -14855,7 +15910,7 @@
       </w:pPr>
     </w:lvl>
   </w:abstractNum>
-  <w:abstractNum w:abstractNumId="1" w15:restartNumberingAfterBreak="0">
+  <w:abstractNum w:abstractNumId="2" w15:restartNumberingAfterBreak="0">
     <w:nsid w:val="038E143D"/>
     <w:multiLevelType w:val="hybridMultilevel"/>
     <w:tmpl w:val="42F2A55A"/>
@@ -14968,7 +16023,7 @@
       </w:rPr>
     </w:lvl>
   </w:abstractNum>
-  <w:abstractNum w:abstractNumId="2" w15:restartNumberingAfterBreak="0">
+  <w:abstractNum w:abstractNumId="3" w15:restartNumberingAfterBreak="0">
     <w:nsid w:val="11B578DB"/>
     <w:multiLevelType w:val="hybridMultilevel"/>
     <w:tmpl w:val="9D4CE102"/>
@@ -15081,7 +16136,7 @@
       </w:rPr>
     </w:lvl>
   </w:abstractNum>
-  <w:abstractNum w:abstractNumId="3" w15:restartNumberingAfterBreak="0">
+  <w:abstractNum w:abstractNumId="4" w15:restartNumberingAfterBreak="0">
     <w:nsid w:val="1ACA630D"/>
     <w:multiLevelType w:val="hybridMultilevel"/>
     <w:tmpl w:val="6756DA2C"/>
@@ -15194,7 +16249,7 @@
       </w:rPr>
     </w:lvl>
   </w:abstractNum>
-  <w:abstractNum w:abstractNumId="4" w15:restartNumberingAfterBreak="0">
+  <w:abstractNum w:abstractNumId="5" w15:restartNumberingAfterBreak="0">
     <w:nsid w:val="3364424E"/>
     <w:multiLevelType w:val="multilevel"/>
     <w:tmpl w:val="EE9C9404"/>
@@ -15307,7 +16362,7 @@
       </w:pPr>
     </w:lvl>
   </w:abstractNum>
-  <w:abstractNum w:abstractNumId="5" w15:restartNumberingAfterBreak="0">
+  <w:abstractNum w:abstractNumId="6" w15:restartNumberingAfterBreak="0">
     <w:nsid w:val="434D1EA5"/>
     <w:multiLevelType w:val="hybridMultilevel"/>
     <w:tmpl w:val="5040287A"/>
@@ -15420,7 +16475,7 @@
       </w:rPr>
     </w:lvl>
   </w:abstractNum>
-  <w:abstractNum w:abstractNumId="6" w15:restartNumberingAfterBreak="0">
+  <w:abstractNum w:abstractNumId="7" w15:restartNumberingAfterBreak="0">
     <w:nsid w:val="44D61289"/>
     <w:multiLevelType w:val="hybridMultilevel"/>
     <w:tmpl w:val="7C0EB296"/>
@@ -15533,7 +16588,7 @@
       </w:rPr>
     </w:lvl>
   </w:abstractNum>
-  <w:abstractNum w:abstractNumId="7" w15:restartNumberingAfterBreak="0">
+  <w:abstractNum w:abstractNumId="8" w15:restartNumberingAfterBreak="0">
     <w:nsid w:val="52AE2658"/>
     <w:multiLevelType w:val="hybridMultilevel"/>
     <w:tmpl w:val="8640E6E0"/>
@@ -15646,7 +16701,7 @@
       </w:rPr>
     </w:lvl>
   </w:abstractNum>
-  <w:abstractNum w:abstractNumId="8" w15:restartNumberingAfterBreak="0">
+  <w:abstractNum w:abstractNumId="9" w15:restartNumberingAfterBreak="0">
     <w:nsid w:val="5CEC0B2E"/>
     <w:multiLevelType w:val="hybridMultilevel"/>
     <w:tmpl w:val="2304D04E"/>
@@ -15732,7 +16787,7 @@
       </w:pPr>
     </w:lvl>
   </w:abstractNum>
-  <w:abstractNum w:abstractNumId="9" w15:restartNumberingAfterBreak="0">
+  <w:abstractNum w:abstractNumId="10" w15:restartNumberingAfterBreak="0">
     <w:nsid w:val="64DE6DB7"/>
     <w:multiLevelType w:val="multilevel"/>
     <w:tmpl w:val="935EF896"/>
@@ -15845,7 +16900,7 @@
       </w:pPr>
     </w:lvl>
   </w:abstractNum>
-  <w:abstractNum w:abstractNumId="10" w15:restartNumberingAfterBreak="0">
+  <w:abstractNum w:abstractNumId="11" w15:restartNumberingAfterBreak="0">
     <w:nsid w:val="6D2E5B8E"/>
     <w:multiLevelType w:val="hybridMultilevel"/>
     <w:tmpl w:val="2F0C3B00"/>
@@ -15958,7 +17013,7 @@
       </w:rPr>
     </w:lvl>
   </w:abstractNum>
-  <w:abstractNum w:abstractNumId="11" w15:restartNumberingAfterBreak="0">
+  <w:abstractNum w:abstractNumId="12" w15:restartNumberingAfterBreak="0">
     <w:nsid w:val="7AF139B1"/>
     <w:multiLevelType w:val="hybridMultilevel"/>
     <w:tmpl w:val="DBAE6304"/>
@@ -16045,40 +17100,43 @@
     </w:lvl>
   </w:abstractNum>
   <w:num w:numId="1">
+    <w:abstractNumId w:val="6"/>
+  </w:num>
+  <w:num w:numId="2">
+    <w:abstractNumId w:val="3"/>
+  </w:num>
+  <w:num w:numId="3">
+    <w:abstractNumId w:val="9"/>
+  </w:num>
+  <w:num w:numId="4">
+    <w:abstractNumId w:val="12"/>
+  </w:num>
+  <w:num w:numId="5">
+    <w:abstractNumId w:val="11"/>
+  </w:num>
+  <w:num w:numId="6">
+    <w:abstractNumId w:val="10"/>
+  </w:num>
+  <w:num w:numId="7">
     <w:abstractNumId w:val="5"/>
   </w:num>
-  <w:num w:numId="2">
+  <w:num w:numId="8">
+    <w:abstractNumId w:val="8"/>
+  </w:num>
+  <w:num w:numId="9">
     <w:abstractNumId w:val="2"/>
   </w:num>
-  <w:num w:numId="3">
-    <w:abstractNumId w:val="8"/>
+  <w:num w:numId="10">
+    <w:abstractNumId w:val="1"/>
   </w:num>
-  <w:num w:numId="4">
-    <w:abstractNumId w:val="11"/>
+  <w:num w:numId="11">
+    <w:abstractNumId w:val="7"/>
   </w:num>
-  <w:num w:numId="5">
-    <w:abstractNumId w:val="10"/>
-  </w:num>
-  <w:num w:numId="6">
-    <w:abstractNumId w:val="9"/>
-  </w:num>
-  <w:num w:numId="7">
+  <w:num w:numId="12">
     <w:abstractNumId w:val="4"/>
   </w:num>
-  <w:num w:numId="8">
-    <w:abstractNumId w:val="7"/>
-  </w:num>
-  <w:num w:numId="9">
-    <w:abstractNumId w:val="1"/>
-  </w:num>
-  <w:num w:numId="10">
+  <w:num w:numId="13">
     <w:abstractNumId w:val="0"/>
-  </w:num>
-  <w:num w:numId="11">
-    <w:abstractNumId w:val="6"/>
-  </w:num>
-  <w:num w:numId="12">
-    <w:abstractNumId w:val="3"/>
   </w:num>
 </w:numbering>
 </file>
